--- a/Parcial Patrones de software.docx
+++ b/Parcial Patrones de software.docx
@@ -1,6 +1,6 @@
 
 <file path=word/document.xml><?xml version="1.0" encoding="utf-8"?>
-<w:document xmlns:wpc="http://schemas.microsoft.com/office/word/2010/wordprocessingCanvas" xmlns:cx="http://schemas.microsoft.com/office/drawing/2014/chartex" xmlns:cx1="http://schemas.microsoft.com/office/drawing/2015/9/8/chartex" xmlns:cx2="http://schemas.microsoft.com/office/drawing/2015/10/21/chartex" xmlns:cx3="http://schemas.microsoft.com/office/drawing/2016/5/9/chartex" xmlns:cx4="http://schemas.microsoft.com/office/drawing/2016/5/10/chartex" xmlns:cx5="http://schemas.microsoft.com/office/drawing/2016/5/11/chartex" xmlns:cx6="http://schemas.microsoft.com/office/drawing/2016/5/12/chartex" xmlns:cx7="http://schemas.microsoft.com/office/drawing/2016/5/13/chartex" xmlns:cx8="http://schemas.microsoft.com/office/drawing/2016/5/14/chartex" xmlns:mc="http://schemas.openxmlformats.org/markup-compatibility/2006" xmlns:aink="http://schemas.microsoft.com/office/drawing/2016/ink" xmlns:am3d="http://schemas.microsoft.com/office/drawing/2017/model3d" xmlns:o="urn:schemas-microsoft-com:office:office" xmlns:oel="http://schemas.microsoft.com/office/2019/extlst" xmlns:r="http://schemas.openxmlformats.org/officeDocument/2006/relationships" xmlns:m="http://schemas.openxmlformats.org/officeDocument/2006/math" xmlns:v="urn:schemas-microsoft-com:vml" xmlns:wp14="http://schemas.microsoft.com/office/word/2010/wordprocessingDrawing" xmlns:wp="http://schemas.openxmlformats.org/drawingml/2006/wordprocessingDrawing" xmlns:w10="urn:schemas-microsoft-com:office:word" xmlns:w="http://schemas.openxmlformats.org/wordprocessingml/2006/main" xmlns:w14="http://schemas.microsoft.com/office/word/2010/wordml" xmlns:w15="http://schemas.microsoft.com/office/word/2012/wordml" xmlns:w16cex="http://schemas.microsoft.com/office/word/2018/wordml/cex" xmlns:w16cid="http://schemas.microsoft.com/office/word/2016/wordml/cid" xmlns:w16="http://schemas.microsoft.com/office/word/2018/wordml" xmlns:w16du="http://schemas.microsoft.com/office/word/2023/wordml/word16du" xmlns:w16sdtdh="http://schemas.microsoft.com/office/word/2020/wordml/sdtdatahash" xmlns:w16sdtfl="http://schemas.microsoft.com/office/word/2024/wordml/sdtformatlock" xmlns:w16se="http://schemas.microsoft.com/office/word/2015/wordml/symex" xmlns:wpg="http://schemas.microsoft.com/office/word/2010/wordprocessingGroup" xmlns:wpi="http://schemas.microsoft.com/office/word/2010/wordprocessingInk" xmlns:wne="http://schemas.microsoft.com/office/word/2006/wordml" xmlns:wps="http://schemas.microsoft.com/office/word/2010/wordprocessingShape" mc:Ignorable="w14 w15 w16se w16cid w16 w16cex w16sdtdh w16sdtfl w16du wp14">
+<w:document xmlns:wpc="http://schemas.microsoft.com/office/word/2010/wordprocessingCanvas" xmlns:cx="http://schemas.microsoft.com/office/drawing/2014/chartex" xmlns:cx1="http://schemas.microsoft.com/office/drawing/2015/9/8/chartex" xmlns:cx2="http://schemas.microsoft.com/office/drawing/2015/10/21/chartex" xmlns:cx3="http://schemas.microsoft.com/office/drawing/2016/5/9/chartex" xmlns:cx4="http://schemas.microsoft.com/office/drawing/2016/5/10/chartex" xmlns:cx5="http://schemas.microsoft.com/office/drawing/2016/5/11/chartex" xmlns:cx6="http://schemas.microsoft.com/office/drawing/2016/5/12/chartex" xmlns:cx7="http://schemas.microsoft.com/office/drawing/2016/5/13/chartex" xmlns:cx8="http://schemas.microsoft.com/office/drawing/2016/5/14/chartex" xmlns:mc="http://schemas.openxmlformats.org/markup-compatibility/2006" xmlns:aink="http://schemas.microsoft.com/office/drawing/2016/ink" xmlns:am3d="http://schemas.microsoft.com/office/drawing/2017/model3d" xmlns:o="urn:schemas-microsoft-com:office:office" xmlns:r="http://schemas.openxmlformats.org/officeDocument/2006/relationships" xmlns:m="http://schemas.openxmlformats.org/officeDocument/2006/math" xmlns:v="urn:schemas-microsoft-com:vml" xmlns:wp14="http://schemas.microsoft.com/office/word/2010/wordprocessingDrawing" xmlns:wp="http://schemas.openxmlformats.org/drawingml/2006/wordprocessingDrawing" xmlns:w10="urn:schemas-microsoft-com:office:word" xmlns:w="http://schemas.openxmlformats.org/wordprocessingml/2006/main" xmlns:w14="http://schemas.microsoft.com/office/word/2010/wordml" xmlns:w15="http://schemas.microsoft.com/office/word/2012/wordml" xmlns:w16cex="http://schemas.microsoft.com/office/word/2018/wordml/cex" xmlns:w16cid="http://schemas.microsoft.com/office/word/2016/wordml/cid" xmlns:w16="http://schemas.microsoft.com/office/word/2018/wordml" xmlns:w16sdtdh="http://schemas.microsoft.com/office/word/2020/wordml/sdtdatahash" xmlns:w16se="http://schemas.microsoft.com/office/word/2015/wordml/symex" xmlns:wpg="http://schemas.microsoft.com/office/word/2010/wordprocessingGroup" xmlns:wpi="http://schemas.microsoft.com/office/word/2010/wordprocessingInk" xmlns:wne="http://schemas.microsoft.com/office/word/2006/wordml" xmlns:wps="http://schemas.microsoft.com/office/word/2010/wordprocessingShape" mc:Ignorable="w14 w15 w16se w16cid w16 w16cex w16sdtdh wp14">
   <w:body>
     <w:p>
       <w:pPr>
@@ -33,7 +33,7 @@
         <w:jc w:val="center"/>
       </w:pPr>
       <w:r>
-        <w:t>Johan Sebastian Jaimes Burbano</w:t>
+        <w:t>Alejandra Mayorga Barboza</w:t>
       </w:r>
       <w:r>
         <w:br/>
@@ -144,1276 +144,22 @@
         <w:t>2026</w:t>
       </w:r>
     </w:p>
-    <w:sdt>
-      <w:sdtPr>
-        <w:rPr>
-          <w:lang w:val="es-MX"/>
-        </w:rPr>
-        <w:id w:val="-751660606"/>
-        <w:docPartObj>
-          <w:docPartGallery w:val="Table of Contents"/>
-          <w:docPartUnique/>
-        </w:docPartObj>
-      </w:sdtPr>
-      <w:sdtEndPr>
-        <w:rPr>
-          <w:rFonts w:asciiTheme="minorHAnsi" w:eastAsiaTheme="minorHAnsi" w:hAnsiTheme="minorHAnsi" w:cstheme="minorBidi"/>
-          <w:b/>
-          <w:bCs/>
-          <w:color w:val="auto"/>
-          <w:kern w:val="2"/>
-          <w:sz w:val="24"/>
-          <w:szCs w:val="24"/>
-          <w:lang w:eastAsia="en-US"/>
-          <w14:ligatures w14:val="standardContextual"/>
-        </w:rPr>
-      </w:sdtEndPr>
-      <w:sdtContent>
-        <w:p>
-          <w:pPr>
-            <w:pStyle w:val="TtuloTDC"/>
-          </w:pPr>
-          <w:r>
-            <w:rPr>
-              <w:lang w:val="es-MX"/>
-            </w:rPr>
-            <w:t>Contenido</w:t>
-          </w:r>
-        </w:p>
-        <w:p>
-          <w:pPr>
-            <w:pStyle w:val="TDC2"/>
-            <w:tabs>
-              <w:tab w:val="right" w:leader="dot" w:pos="8494"/>
-            </w:tabs>
-            <w:rPr>
-              <w:rFonts w:eastAsiaTheme="minorEastAsia"/>
-              <w:noProof/>
-              <w:lang w:eastAsia="es-419"/>
-            </w:rPr>
-          </w:pPr>
-          <w:r>
-            <w:fldChar w:fldCharType="begin"/>
-          </w:r>
-          <w:r>
-            <w:instrText xml:space="preserve"> TOC \o "1-3" \h \z \u </w:instrText>
-          </w:r>
-          <w:r>
-            <w:fldChar w:fldCharType="separate"/>
-          </w:r>
-          <w:hyperlink w:anchor="_Toc224477401" w:history="1">
-            <w:r>
-              <w:rPr>
-                <w:rStyle w:val="Hipervnculo"/>
-                <w:b/>
-                <w:bCs/>
-                <w:i/>
-                <w:iCs/>
-                <w:noProof/>
-              </w:rPr>
-              <w:t>Mapeo del proyecto StreamVault</w:t>
-            </w:r>
-            <w:r>
-              <w:rPr>
-                <w:noProof/>
-                <w:webHidden/>
-              </w:rPr>
-              <w:tab/>
-            </w:r>
-            <w:r>
-              <w:rPr>
-                <w:noProof/>
-                <w:webHidden/>
-              </w:rPr>
-              <w:fldChar w:fldCharType="begin"/>
-            </w:r>
-            <w:r>
-              <w:rPr>
-                <w:noProof/>
-                <w:webHidden/>
-              </w:rPr>
-              <w:instrText xml:space="preserve"> PAGEREF _Toc224477401 \h </w:instrText>
-            </w:r>
-            <w:r>
-              <w:rPr>
-                <w:noProof/>
-                <w:webHidden/>
-              </w:rPr>
-            </w:r>
-            <w:r>
-              <w:rPr>
-                <w:noProof/>
-                <w:webHidden/>
-              </w:rPr>
-              <w:fldChar w:fldCharType="separate"/>
-            </w:r>
-            <w:r>
-              <w:rPr>
-                <w:noProof/>
-                <w:webHidden/>
-              </w:rPr>
-              <w:t>3</w:t>
-            </w:r>
-            <w:r>
-              <w:rPr>
-                <w:noProof/>
-                <w:webHidden/>
-              </w:rPr>
-              <w:fldChar w:fldCharType="end"/>
-            </w:r>
-          </w:hyperlink>
-        </w:p>
-        <w:p>
-          <w:pPr>
-            <w:pStyle w:val="TDC2"/>
-            <w:tabs>
-              <w:tab w:val="right" w:leader="dot" w:pos="8494"/>
-            </w:tabs>
-            <w:rPr>
-              <w:rFonts w:eastAsiaTheme="minorEastAsia"/>
-              <w:noProof/>
-              <w:lang w:eastAsia="es-419"/>
-            </w:rPr>
-          </w:pPr>
-          <w:hyperlink w:anchor="_Toc224477402" w:history="1">
-            <w:r>
-              <w:rPr>
-                <w:rStyle w:val="Hipervnculo"/>
-                <w:b/>
-                <w:bCs/>
-                <w:i/>
-                <w:iCs/>
-                <w:noProof/>
-                <w:spacing w:val="5"/>
-              </w:rPr>
-              <w:t>Patron Singleton</w:t>
-            </w:r>
-            <w:r>
-              <w:rPr>
-                <w:noProof/>
-                <w:webHidden/>
-              </w:rPr>
-              <w:tab/>
-            </w:r>
-            <w:r>
-              <w:rPr>
-                <w:noProof/>
-                <w:webHidden/>
-              </w:rPr>
-              <w:fldChar w:fldCharType="begin"/>
-            </w:r>
-            <w:r>
-              <w:rPr>
-                <w:noProof/>
-                <w:webHidden/>
-              </w:rPr>
-              <w:instrText xml:space="preserve"> PAGEREF _Toc224477402 \h </w:instrText>
-            </w:r>
-            <w:r>
-              <w:rPr>
-                <w:noProof/>
-                <w:webHidden/>
-              </w:rPr>
-            </w:r>
-            <w:r>
-              <w:rPr>
-                <w:noProof/>
-                <w:webHidden/>
-              </w:rPr>
-              <w:fldChar w:fldCharType="separate"/>
-            </w:r>
-            <w:r>
-              <w:rPr>
-                <w:noProof/>
-                <w:webHidden/>
-              </w:rPr>
-              <w:t>4</w:t>
-            </w:r>
-            <w:r>
-              <w:rPr>
-                <w:noProof/>
-                <w:webHidden/>
-              </w:rPr>
-              <w:fldChar w:fldCharType="end"/>
-            </w:r>
-          </w:hyperlink>
-        </w:p>
-        <w:p>
-          <w:pPr>
-            <w:pStyle w:val="TDC2"/>
-            <w:tabs>
-              <w:tab w:val="right" w:leader="dot" w:pos="8494"/>
-            </w:tabs>
-            <w:rPr>
-              <w:rFonts w:eastAsiaTheme="minorEastAsia"/>
-              <w:noProof/>
-              <w:lang w:eastAsia="es-419"/>
-            </w:rPr>
-          </w:pPr>
-          <w:hyperlink w:anchor="_Toc224477403" w:history="1">
-            <w:r>
-              <w:rPr>
-                <w:rStyle w:val="Hipervnculo"/>
-                <w:b/>
-                <w:bCs/>
-                <w:i/>
-                <w:iCs/>
-                <w:noProof/>
-                <w:spacing w:val="5"/>
-              </w:rPr>
-              <w:t>Patron Factory Method</w:t>
-            </w:r>
-            <w:r>
-              <w:rPr>
-                <w:noProof/>
-                <w:webHidden/>
-              </w:rPr>
-              <w:tab/>
-            </w:r>
-            <w:r>
-              <w:rPr>
-                <w:noProof/>
-                <w:webHidden/>
-              </w:rPr>
-              <w:fldChar w:fldCharType="begin"/>
-            </w:r>
-            <w:r>
-              <w:rPr>
-                <w:noProof/>
-                <w:webHidden/>
-              </w:rPr>
-              <w:instrText xml:space="preserve"> PAGEREF _Toc224477403 \h </w:instrText>
-            </w:r>
-            <w:r>
-              <w:rPr>
-                <w:noProof/>
-                <w:webHidden/>
-              </w:rPr>
-            </w:r>
-            <w:r>
-              <w:rPr>
-                <w:noProof/>
-                <w:webHidden/>
-              </w:rPr>
-              <w:fldChar w:fldCharType="separate"/>
-            </w:r>
-            <w:r>
-              <w:rPr>
-                <w:noProof/>
-                <w:webHidden/>
-              </w:rPr>
-              <w:t>6</w:t>
-            </w:r>
-            <w:r>
-              <w:rPr>
-                <w:noProof/>
-                <w:webHidden/>
-              </w:rPr>
-              <w:fldChar w:fldCharType="end"/>
-            </w:r>
-          </w:hyperlink>
-        </w:p>
-        <w:p>
-          <w:pPr>
-            <w:pStyle w:val="TDC2"/>
-            <w:tabs>
-              <w:tab w:val="right" w:leader="dot" w:pos="8494"/>
-            </w:tabs>
-            <w:rPr>
-              <w:rFonts w:eastAsiaTheme="minorEastAsia"/>
-              <w:noProof/>
-              <w:lang w:eastAsia="es-419"/>
-            </w:rPr>
-          </w:pPr>
-          <w:hyperlink w:anchor="_Toc224477404" w:history="1">
-            <w:r>
-              <w:rPr>
-                <w:rStyle w:val="Hipervnculo"/>
-                <w:b/>
-                <w:bCs/>
-                <w:i/>
-                <w:iCs/>
-                <w:noProof/>
-                <w:spacing w:val="5"/>
-              </w:rPr>
-              <w:t>Patron Asbtract Factory</w:t>
-            </w:r>
-            <w:r>
-              <w:rPr>
-                <w:noProof/>
-                <w:webHidden/>
-              </w:rPr>
-              <w:tab/>
-            </w:r>
-            <w:r>
-              <w:rPr>
-                <w:noProof/>
-                <w:webHidden/>
-              </w:rPr>
-              <w:fldChar w:fldCharType="begin"/>
-            </w:r>
-            <w:r>
-              <w:rPr>
-                <w:noProof/>
-                <w:webHidden/>
-              </w:rPr>
-              <w:instrText xml:space="preserve"> PAGEREF _Toc224477404 \h </w:instrText>
-            </w:r>
-            <w:r>
-              <w:rPr>
-                <w:noProof/>
-                <w:webHidden/>
-              </w:rPr>
-            </w:r>
-            <w:r>
-              <w:rPr>
-                <w:noProof/>
-                <w:webHidden/>
-              </w:rPr>
-              <w:fldChar w:fldCharType="separate"/>
-            </w:r>
-            <w:r>
-              <w:rPr>
-                <w:noProof/>
-                <w:webHidden/>
-              </w:rPr>
-              <w:t>10</w:t>
-            </w:r>
-            <w:r>
-              <w:rPr>
-                <w:noProof/>
-                <w:webHidden/>
-              </w:rPr>
-              <w:fldChar w:fldCharType="end"/>
-            </w:r>
-          </w:hyperlink>
-        </w:p>
-        <w:p>
-          <w:pPr>
-            <w:pStyle w:val="TDC2"/>
-            <w:tabs>
-              <w:tab w:val="right" w:leader="dot" w:pos="8494"/>
-            </w:tabs>
-            <w:rPr>
-              <w:rFonts w:eastAsiaTheme="minorEastAsia"/>
-              <w:noProof/>
-              <w:lang w:eastAsia="es-419"/>
-            </w:rPr>
-          </w:pPr>
-          <w:hyperlink w:anchor="_Toc224477405" w:history="1">
-            <w:r>
-              <w:rPr>
-                <w:rStyle w:val="Hipervnculo"/>
-                <w:b/>
-                <w:bCs/>
-                <w:i/>
-                <w:iCs/>
-                <w:noProof/>
-                <w:spacing w:val="5"/>
-              </w:rPr>
-              <w:t>Patron Builder</w:t>
-            </w:r>
-            <w:r>
-              <w:rPr>
-                <w:noProof/>
-                <w:webHidden/>
-              </w:rPr>
-              <w:tab/>
-            </w:r>
-            <w:r>
-              <w:rPr>
-                <w:noProof/>
-                <w:webHidden/>
-              </w:rPr>
-              <w:fldChar w:fldCharType="begin"/>
-            </w:r>
-            <w:r>
-              <w:rPr>
-                <w:noProof/>
-                <w:webHidden/>
-              </w:rPr>
-              <w:instrText xml:space="preserve"> PAGEREF _Toc224477405 \h </w:instrText>
-            </w:r>
-            <w:r>
-              <w:rPr>
-                <w:noProof/>
-                <w:webHidden/>
-              </w:rPr>
-            </w:r>
-            <w:r>
-              <w:rPr>
-                <w:noProof/>
-                <w:webHidden/>
-              </w:rPr>
-              <w:fldChar w:fldCharType="separate"/>
-            </w:r>
-            <w:r>
-              <w:rPr>
-                <w:noProof/>
-                <w:webHidden/>
-              </w:rPr>
-              <w:t>16</w:t>
-            </w:r>
-            <w:r>
-              <w:rPr>
-                <w:noProof/>
-                <w:webHidden/>
-              </w:rPr>
-              <w:fldChar w:fldCharType="end"/>
-            </w:r>
-          </w:hyperlink>
-        </w:p>
-        <w:p>
-          <w:r>
-            <w:rPr>
-              <w:b/>
-              <w:bCs/>
-              <w:lang w:val="es-MX"/>
-            </w:rPr>
-            <w:fldChar w:fldCharType="end"/>
-          </w:r>
-        </w:p>
-      </w:sdtContent>
-    </w:sdt>
-    <w:p>
-      <w:pPr>
-        <w:pStyle w:val="Tabladeilustraciones"/>
-        <w:tabs>
-          <w:tab w:val="right" w:leader="dot" w:pos="8494"/>
-        </w:tabs>
-        <w:rPr>
-          <w:rFonts w:eastAsiaTheme="minorEastAsia"/>
-          <w:b/>
-          <w:bCs/>
-          <w:smallCaps w:val="0"/>
-          <w:noProof/>
-          <w:sz w:val="24"/>
-          <w:szCs w:val="24"/>
-          <w:lang w:eastAsia="es-419"/>
-        </w:rPr>
-      </w:pPr>
-      <w:r>
-        <w:rPr>
-          <w:b/>
-          <w:bCs/>
-        </w:rPr>
-        <w:fldChar w:fldCharType="begin"/>
-      </w:r>
-      <w:r>
-        <w:rPr>
-          <w:b/>
-          <w:bCs/>
-        </w:rPr>
-        <w:instrText xml:space="preserve"> TOC \h \z \c "Ilustración" </w:instrText>
-      </w:r>
-      <w:r>
-        <w:rPr>
-          <w:b/>
-          <w:bCs/>
-        </w:rPr>
-        <w:fldChar w:fldCharType="separate"/>
-      </w:r>
-      <w:hyperlink w:anchor="_Toc224477393" w:history="1">
-        <w:r>
-          <w:rPr>
-            <w:rStyle w:val="Hipervnculo"/>
-            <w:b/>
-            <w:bCs/>
-            <w:noProof/>
-          </w:rPr>
-          <w:t>Ilustración 1   UML Patrón Singleton</w:t>
-        </w:r>
-        <w:r>
-          <w:rPr>
-            <w:b/>
-            <w:bCs/>
-            <w:noProof/>
-            <w:webHidden/>
-          </w:rPr>
-          <w:tab/>
-        </w:r>
-        <w:r>
-          <w:rPr>
-            <w:b/>
-            <w:bCs/>
-            <w:noProof/>
-            <w:webHidden/>
-          </w:rPr>
-          <w:fldChar w:fldCharType="begin"/>
-        </w:r>
-        <w:r>
-          <w:rPr>
-            <w:b/>
-            <w:bCs/>
-            <w:noProof/>
-            <w:webHidden/>
-          </w:rPr>
-          <w:instrText xml:space="preserve"> PAGEREF _Toc224477393 \h </w:instrText>
-        </w:r>
-        <w:r>
-          <w:rPr>
-            <w:b/>
-            <w:bCs/>
-            <w:noProof/>
-            <w:webHidden/>
-          </w:rPr>
-        </w:r>
-        <w:r>
-          <w:rPr>
-            <w:b/>
-            <w:bCs/>
-            <w:noProof/>
-            <w:webHidden/>
-          </w:rPr>
-          <w:fldChar w:fldCharType="separate"/>
-        </w:r>
-        <w:r>
-          <w:rPr>
-            <w:b/>
-            <w:bCs/>
-            <w:noProof/>
-            <w:webHidden/>
-          </w:rPr>
-          <w:t>4</w:t>
-        </w:r>
-        <w:r>
-          <w:rPr>
-            <w:b/>
-            <w:bCs/>
-            <w:noProof/>
-            <w:webHidden/>
-          </w:rPr>
-          <w:fldChar w:fldCharType="end"/>
-        </w:r>
-      </w:hyperlink>
-    </w:p>
-    <w:p>
-      <w:pPr>
-        <w:pStyle w:val="Tabladeilustraciones"/>
-        <w:tabs>
-          <w:tab w:val="right" w:leader="dot" w:pos="8494"/>
-        </w:tabs>
-        <w:rPr>
-          <w:rFonts w:eastAsiaTheme="minorEastAsia"/>
-          <w:b/>
-          <w:bCs/>
-          <w:smallCaps w:val="0"/>
-          <w:noProof/>
-          <w:sz w:val="24"/>
-          <w:szCs w:val="24"/>
-          <w:lang w:eastAsia="es-419"/>
-        </w:rPr>
-      </w:pPr>
-      <w:hyperlink w:anchor="_Toc224477394" w:history="1">
-        <w:r>
-          <w:rPr>
-            <w:rStyle w:val="Hipervnculo"/>
-            <w:b/>
-            <w:bCs/>
-            <w:noProof/>
-          </w:rPr>
-          <w:t>Ilustración 2   Pruebas Unitarias Patrón Singleton</w:t>
-        </w:r>
-        <w:r>
-          <w:rPr>
-            <w:b/>
-            <w:bCs/>
-            <w:noProof/>
-            <w:webHidden/>
-          </w:rPr>
-          <w:tab/>
-        </w:r>
-        <w:r>
-          <w:rPr>
-            <w:b/>
-            <w:bCs/>
-            <w:noProof/>
-            <w:webHidden/>
-          </w:rPr>
-          <w:fldChar w:fldCharType="begin"/>
-        </w:r>
-        <w:r>
-          <w:rPr>
-            <w:b/>
-            <w:bCs/>
-            <w:noProof/>
-            <w:webHidden/>
-          </w:rPr>
-          <w:instrText xml:space="preserve"> PAGEREF _Toc224477394 \h </w:instrText>
-        </w:r>
-        <w:r>
-          <w:rPr>
-            <w:b/>
-            <w:bCs/>
-            <w:noProof/>
-            <w:webHidden/>
-          </w:rPr>
-        </w:r>
-        <w:r>
-          <w:rPr>
-            <w:b/>
-            <w:bCs/>
-            <w:noProof/>
-            <w:webHidden/>
-          </w:rPr>
-          <w:fldChar w:fldCharType="separate"/>
-        </w:r>
-        <w:r>
-          <w:rPr>
-            <w:b/>
-            <w:bCs/>
-            <w:noProof/>
-            <w:webHidden/>
-          </w:rPr>
-          <w:t>5</w:t>
-        </w:r>
-        <w:r>
-          <w:rPr>
-            <w:b/>
-            <w:bCs/>
-            <w:noProof/>
-            <w:webHidden/>
-          </w:rPr>
-          <w:fldChar w:fldCharType="end"/>
-        </w:r>
-      </w:hyperlink>
-    </w:p>
-    <w:p>
-      <w:pPr>
-        <w:pStyle w:val="Tabladeilustraciones"/>
-        <w:tabs>
-          <w:tab w:val="right" w:leader="dot" w:pos="8494"/>
-        </w:tabs>
-        <w:rPr>
-          <w:rFonts w:eastAsiaTheme="minorEastAsia"/>
-          <w:b/>
-          <w:bCs/>
-          <w:smallCaps w:val="0"/>
-          <w:noProof/>
-          <w:sz w:val="24"/>
-          <w:szCs w:val="24"/>
-          <w:lang w:eastAsia="es-419"/>
-        </w:rPr>
-      </w:pPr>
-      <w:hyperlink w:anchor="_Toc224477395" w:history="1">
-        <w:r>
-          <w:rPr>
-            <w:rStyle w:val="Hipervnculo"/>
-            <w:b/>
-            <w:bCs/>
-            <w:noProof/>
-          </w:rPr>
-          <w:t>Ilustración 3  UML Patrón Factory Method</w:t>
-        </w:r>
-        <w:r>
-          <w:rPr>
-            <w:b/>
-            <w:bCs/>
-            <w:noProof/>
-            <w:webHidden/>
-          </w:rPr>
-          <w:tab/>
-        </w:r>
-        <w:r>
-          <w:rPr>
-            <w:b/>
-            <w:bCs/>
-            <w:noProof/>
-            <w:webHidden/>
-          </w:rPr>
-          <w:fldChar w:fldCharType="begin"/>
-        </w:r>
-        <w:r>
-          <w:rPr>
-            <w:b/>
-            <w:bCs/>
-            <w:noProof/>
-            <w:webHidden/>
-          </w:rPr>
-          <w:instrText xml:space="preserve"> PAGEREF _Toc224477395 \h </w:instrText>
-        </w:r>
-        <w:r>
-          <w:rPr>
-            <w:b/>
-            <w:bCs/>
-            <w:noProof/>
-            <w:webHidden/>
-          </w:rPr>
-        </w:r>
-        <w:r>
-          <w:rPr>
-            <w:b/>
-            <w:bCs/>
-            <w:noProof/>
-            <w:webHidden/>
-          </w:rPr>
-          <w:fldChar w:fldCharType="separate"/>
-        </w:r>
-        <w:r>
-          <w:rPr>
-            <w:b/>
-            <w:bCs/>
-            <w:noProof/>
-            <w:webHidden/>
-          </w:rPr>
-          <w:t>7</w:t>
-        </w:r>
-        <w:r>
-          <w:rPr>
-            <w:b/>
-            <w:bCs/>
-            <w:noProof/>
-            <w:webHidden/>
-          </w:rPr>
-          <w:fldChar w:fldCharType="end"/>
-        </w:r>
-      </w:hyperlink>
-    </w:p>
-    <w:p>
-      <w:pPr>
-        <w:pStyle w:val="Tabladeilustraciones"/>
-        <w:tabs>
-          <w:tab w:val="right" w:leader="dot" w:pos="8494"/>
-        </w:tabs>
-        <w:rPr>
-          <w:rFonts w:eastAsiaTheme="minorEastAsia"/>
-          <w:b/>
-          <w:bCs/>
-          <w:smallCaps w:val="0"/>
-          <w:noProof/>
-          <w:sz w:val="24"/>
-          <w:szCs w:val="24"/>
-          <w:lang w:eastAsia="es-419"/>
-        </w:rPr>
-      </w:pPr>
-      <w:hyperlink w:anchor="_Toc224477396" w:history="1">
-        <w:r>
-          <w:rPr>
-            <w:rStyle w:val="Hipervnculo"/>
-            <w:b/>
-            <w:bCs/>
-            <w:noProof/>
-          </w:rPr>
-          <w:t>Ilustración 4  Pruebas Patrón Factory Method</w:t>
-        </w:r>
-        <w:r>
-          <w:rPr>
-            <w:b/>
-            <w:bCs/>
-            <w:noProof/>
-            <w:webHidden/>
-          </w:rPr>
-          <w:tab/>
-        </w:r>
-        <w:r>
-          <w:rPr>
-            <w:b/>
-            <w:bCs/>
-            <w:noProof/>
-            <w:webHidden/>
-          </w:rPr>
-          <w:fldChar w:fldCharType="begin"/>
-        </w:r>
-        <w:r>
-          <w:rPr>
-            <w:b/>
-            <w:bCs/>
-            <w:noProof/>
-            <w:webHidden/>
-          </w:rPr>
-          <w:instrText xml:space="preserve"> PAGEREF _Toc224477396 \h </w:instrText>
-        </w:r>
-        <w:r>
-          <w:rPr>
-            <w:b/>
-            <w:bCs/>
-            <w:noProof/>
-            <w:webHidden/>
-          </w:rPr>
-        </w:r>
-        <w:r>
-          <w:rPr>
-            <w:b/>
-            <w:bCs/>
-            <w:noProof/>
-            <w:webHidden/>
-          </w:rPr>
-          <w:fldChar w:fldCharType="separate"/>
-        </w:r>
-        <w:r>
-          <w:rPr>
-            <w:b/>
-            <w:bCs/>
-            <w:noProof/>
-            <w:webHidden/>
-          </w:rPr>
-          <w:t>8</w:t>
-        </w:r>
-        <w:r>
-          <w:rPr>
-            <w:b/>
-            <w:bCs/>
-            <w:noProof/>
-            <w:webHidden/>
-          </w:rPr>
-          <w:fldChar w:fldCharType="end"/>
-        </w:r>
-      </w:hyperlink>
-    </w:p>
-    <w:p>
-      <w:pPr>
-        <w:pStyle w:val="Tabladeilustraciones"/>
-        <w:tabs>
-          <w:tab w:val="right" w:leader="dot" w:pos="8494"/>
-        </w:tabs>
-        <w:rPr>
-          <w:rFonts w:eastAsiaTheme="minorEastAsia"/>
-          <w:b/>
-          <w:bCs/>
-          <w:smallCaps w:val="0"/>
-          <w:noProof/>
-          <w:sz w:val="24"/>
-          <w:szCs w:val="24"/>
-          <w:lang w:eastAsia="es-419"/>
-        </w:rPr>
-      </w:pPr>
-      <w:hyperlink w:anchor="_Toc224477397" w:history="1">
-        <w:r>
-          <w:rPr>
-            <w:rStyle w:val="Hipervnculo"/>
-            <w:b/>
-            <w:bCs/>
-            <w:noProof/>
-          </w:rPr>
-          <w:t>Ilustración 5  UML Patrón Abstract Factory</w:t>
-        </w:r>
-        <w:r>
-          <w:rPr>
-            <w:b/>
-            <w:bCs/>
-            <w:noProof/>
-            <w:webHidden/>
-          </w:rPr>
-          <w:tab/>
-        </w:r>
-        <w:r>
-          <w:rPr>
-            <w:b/>
-            <w:bCs/>
-            <w:noProof/>
-            <w:webHidden/>
-          </w:rPr>
-          <w:fldChar w:fldCharType="begin"/>
-        </w:r>
-        <w:r>
-          <w:rPr>
-            <w:b/>
-            <w:bCs/>
-            <w:noProof/>
-            <w:webHidden/>
-          </w:rPr>
-          <w:instrText xml:space="preserve"> PAGEREF _Toc224477397 \h </w:instrText>
-        </w:r>
-        <w:r>
-          <w:rPr>
-            <w:b/>
-            <w:bCs/>
-            <w:noProof/>
-            <w:webHidden/>
-          </w:rPr>
-        </w:r>
-        <w:r>
-          <w:rPr>
-            <w:b/>
-            <w:bCs/>
-            <w:noProof/>
-            <w:webHidden/>
-          </w:rPr>
-          <w:fldChar w:fldCharType="separate"/>
-        </w:r>
-        <w:r>
-          <w:rPr>
-            <w:b/>
-            <w:bCs/>
-            <w:noProof/>
-            <w:webHidden/>
-          </w:rPr>
-          <w:t>13</w:t>
-        </w:r>
-        <w:r>
-          <w:rPr>
-            <w:b/>
-            <w:bCs/>
-            <w:noProof/>
-            <w:webHidden/>
-          </w:rPr>
-          <w:fldChar w:fldCharType="end"/>
-        </w:r>
-      </w:hyperlink>
-    </w:p>
-    <w:p>
-      <w:pPr>
-        <w:pStyle w:val="Tabladeilustraciones"/>
-        <w:tabs>
-          <w:tab w:val="right" w:leader="dot" w:pos="8494"/>
-        </w:tabs>
-        <w:rPr>
-          <w:rFonts w:eastAsiaTheme="minorEastAsia"/>
-          <w:b/>
-          <w:bCs/>
-          <w:smallCaps w:val="0"/>
-          <w:noProof/>
-          <w:sz w:val="24"/>
-          <w:szCs w:val="24"/>
-          <w:lang w:eastAsia="es-419"/>
-        </w:rPr>
-      </w:pPr>
-      <w:hyperlink w:anchor="_Toc224477398" w:history="1">
-        <w:r>
-          <w:rPr>
-            <w:rStyle w:val="Hipervnculo"/>
-            <w:b/>
-            <w:bCs/>
-            <w:noProof/>
-          </w:rPr>
-          <w:t>Ilustración 6  Pruebas Patrón Abstract Factory</w:t>
-        </w:r>
-        <w:r>
-          <w:rPr>
-            <w:b/>
-            <w:bCs/>
-            <w:noProof/>
-            <w:webHidden/>
-          </w:rPr>
-          <w:tab/>
-        </w:r>
-        <w:r>
-          <w:rPr>
-            <w:b/>
-            <w:bCs/>
-            <w:noProof/>
-            <w:webHidden/>
-          </w:rPr>
-          <w:fldChar w:fldCharType="begin"/>
-        </w:r>
-        <w:r>
-          <w:rPr>
-            <w:b/>
-            <w:bCs/>
-            <w:noProof/>
-            <w:webHidden/>
-          </w:rPr>
-          <w:instrText xml:space="preserve"> PAGEREF _Toc224477398 \h </w:instrText>
-        </w:r>
-        <w:r>
-          <w:rPr>
-            <w:b/>
-            <w:bCs/>
-            <w:noProof/>
-            <w:webHidden/>
-          </w:rPr>
-        </w:r>
-        <w:r>
-          <w:rPr>
-            <w:b/>
-            <w:bCs/>
-            <w:noProof/>
-            <w:webHidden/>
-          </w:rPr>
-          <w:fldChar w:fldCharType="separate"/>
-        </w:r>
-        <w:r>
-          <w:rPr>
-            <w:b/>
-            <w:bCs/>
-            <w:noProof/>
-            <w:webHidden/>
-          </w:rPr>
-          <w:t>14</w:t>
-        </w:r>
-        <w:r>
-          <w:rPr>
-            <w:b/>
-            <w:bCs/>
-            <w:noProof/>
-            <w:webHidden/>
-          </w:rPr>
-          <w:fldChar w:fldCharType="end"/>
-        </w:r>
-      </w:hyperlink>
-    </w:p>
-    <w:p>
-      <w:pPr>
-        <w:pStyle w:val="Tabladeilustraciones"/>
-        <w:tabs>
-          <w:tab w:val="right" w:leader="dot" w:pos="8494"/>
-        </w:tabs>
-        <w:rPr>
-          <w:rFonts w:eastAsiaTheme="minorEastAsia"/>
-          <w:b/>
-          <w:bCs/>
-          <w:smallCaps w:val="0"/>
-          <w:noProof/>
-          <w:sz w:val="24"/>
-          <w:szCs w:val="24"/>
-          <w:lang w:eastAsia="es-419"/>
-        </w:rPr>
-      </w:pPr>
-      <w:hyperlink w:anchor="_Toc224477399" w:history="1">
-        <w:r>
-          <w:rPr>
-            <w:rStyle w:val="Hipervnculo"/>
-            <w:b/>
-            <w:bCs/>
-            <w:noProof/>
-          </w:rPr>
-          <w:t>Ilustración 7  UML Patrón Builder</w:t>
-        </w:r>
-        <w:r>
-          <w:rPr>
-            <w:b/>
-            <w:bCs/>
-            <w:noProof/>
-            <w:webHidden/>
-          </w:rPr>
-          <w:tab/>
-        </w:r>
-        <w:r>
-          <w:rPr>
-            <w:b/>
-            <w:bCs/>
-            <w:noProof/>
-            <w:webHidden/>
-          </w:rPr>
-          <w:fldChar w:fldCharType="begin"/>
-        </w:r>
-        <w:r>
-          <w:rPr>
-            <w:b/>
-            <w:bCs/>
-            <w:noProof/>
-            <w:webHidden/>
-          </w:rPr>
-          <w:instrText xml:space="preserve"> PAGEREF _Toc224477399 \h </w:instrText>
-        </w:r>
-        <w:r>
-          <w:rPr>
-            <w:b/>
-            <w:bCs/>
-            <w:noProof/>
-            <w:webHidden/>
-          </w:rPr>
-        </w:r>
-        <w:r>
-          <w:rPr>
-            <w:b/>
-            <w:bCs/>
-            <w:noProof/>
-            <w:webHidden/>
-          </w:rPr>
-          <w:fldChar w:fldCharType="separate"/>
-        </w:r>
-        <w:r>
-          <w:rPr>
-            <w:b/>
-            <w:bCs/>
-            <w:noProof/>
-            <w:webHidden/>
-          </w:rPr>
-          <w:t>21</w:t>
-        </w:r>
-        <w:r>
-          <w:rPr>
-            <w:b/>
-            <w:bCs/>
-            <w:noProof/>
-            <w:webHidden/>
-          </w:rPr>
-          <w:fldChar w:fldCharType="end"/>
-        </w:r>
-      </w:hyperlink>
-    </w:p>
-    <w:p>
-      <w:pPr>
-        <w:pStyle w:val="Tabladeilustraciones"/>
-        <w:tabs>
-          <w:tab w:val="right" w:leader="dot" w:pos="8494"/>
-        </w:tabs>
-        <w:rPr>
-          <w:rFonts w:eastAsiaTheme="minorEastAsia"/>
-          <w:b/>
-          <w:bCs/>
-          <w:smallCaps w:val="0"/>
-          <w:noProof/>
-          <w:sz w:val="24"/>
-          <w:szCs w:val="24"/>
-          <w:lang w:eastAsia="es-419"/>
-        </w:rPr>
-      </w:pPr>
-      <w:hyperlink w:anchor="_Toc224477400" w:history="1">
-        <w:r>
-          <w:rPr>
-            <w:rStyle w:val="Hipervnculo"/>
-            <w:b/>
-            <w:bCs/>
-            <w:noProof/>
-          </w:rPr>
-          <w:t>Ilustración 8  Pruebas Patrón Builder</w:t>
-        </w:r>
-        <w:r>
-          <w:rPr>
-            <w:b/>
-            <w:bCs/>
-            <w:noProof/>
-            <w:webHidden/>
-          </w:rPr>
-          <w:tab/>
-        </w:r>
-        <w:r>
-          <w:rPr>
-            <w:b/>
-            <w:bCs/>
-            <w:noProof/>
-            <w:webHidden/>
-          </w:rPr>
-          <w:fldChar w:fldCharType="begin"/>
-        </w:r>
-        <w:r>
-          <w:rPr>
-            <w:b/>
-            <w:bCs/>
-            <w:noProof/>
-            <w:webHidden/>
-          </w:rPr>
-          <w:instrText xml:space="preserve"> PAGEREF _Toc224477400 \h </w:instrText>
-        </w:r>
-        <w:r>
-          <w:rPr>
-            <w:b/>
-            <w:bCs/>
-            <w:noProof/>
-            <w:webHidden/>
-          </w:rPr>
-        </w:r>
-        <w:r>
-          <w:rPr>
-            <w:b/>
-            <w:bCs/>
-            <w:noProof/>
-            <w:webHidden/>
-          </w:rPr>
-          <w:fldChar w:fldCharType="separate"/>
-        </w:r>
-        <w:r>
-          <w:rPr>
-            <w:b/>
-            <w:bCs/>
-            <w:noProof/>
-            <w:webHidden/>
-          </w:rPr>
-          <w:t>22</w:t>
-        </w:r>
-        <w:r>
-          <w:rPr>
-            <w:b/>
-            <w:bCs/>
-            <w:noProof/>
-            <w:webHidden/>
-          </w:rPr>
-          <w:fldChar w:fldCharType="end"/>
-        </w:r>
-      </w:hyperlink>
-    </w:p>
     <w:p>
       <w:pPr>
         <w:jc w:val="center"/>
-      </w:pPr>
-      <w:r>
-        <w:rPr>
-          <w:b/>
-          <w:bCs/>
-        </w:rPr>
-        <w:fldChar w:fldCharType="end"/>
-      </w:r>
-    </w:p>
-    <w:p>
-      <w:pPr>
-        <w:jc w:val="center"/>
-      </w:pPr>
-    </w:p>
-    <w:p>
-      <w:pPr>
-        <w:jc w:val="center"/>
-      </w:pPr>
-    </w:p>
-    <w:p>
-      <w:pPr>
-        <w:jc w:val="center"/>
-      </w:pPr>
-    </w:p>
-    <w:p>
-      <w:pPr>
-        <w:jc w:val="center"/>
-      </w:pPr>
-    </w:p>
-    <w:p>
-      <w:pPr>
-        <w:jc w:val="center"/>
-      </w:pPr>
-    </w:p>
-    <w:p>
-      <w:pPr>
-        <w:jc w:val="center"/>
-      </w:pPr>
-    </w:p>
-    <w:p>
-      <w:pPr>
-        <w:jc w:val="center"/>
-      </w:pPr>
-    </w:p>
-    <w:p>
-      <w:pPr>
-        <w:jc w:val="center"/>
-      </w:pPr>
-    </w:p>
-    <w:p>
-      <w:pPr>
-        <w:jc w:val="center"/>
-      </w:pPr>
-    </w:p>
-    <w:p>
-      <w:pPr>
-        <w:jc w:val="center"/>
-      </w:pPr>
-    </w:p>
-    <w:p>
-      <w:pPr>
-        <w:jc w:val="center"/>
-      </w:pPr>
-    </w:p>
-    <w:p>
-      <w:pPr>
-        <w:jc w:val="center"/>
-      </w:pPr>
-    </w:p>
-    <w:p>
-      <w:pPr>
-        <w:pStyle w:val="Ttulo2"/>
-        <w:jc w:val="center"/>
-        <w:rPr>
-          <w:b/>
-          <w:bCs/>
-          <w:i/>
-          <w:iCs/>
-        </w:rPr>
-      </w:pPr>
-      <w:bookmarkStart w:id="0" w:name="_Toc224477401"/>
-      <w:r>
-        <w:rPr>
-          <w:b/>
-          <w:bCs/>
-          <w:i/>
-          <w:iCs/>
+        <w:rPr>
+          <w:b/>
+          <w:bCs/>
+          <w:sz w:val="28"/>
+          <w:szCs w:val="28"/>
+        </w:rPr>
+      </w:pPr>
+      <w:r>
+        <w:rPr>
+          <w:b/>
+          <w:bCs/>
+          <w:sz w:val="28"/>
+          <w:szCs w:val="28"/>
         </w:rPr>
         <w:lastRenderedPageBreak/>
         <w:t xml:space="preserve">Mapeo del proyecto </w:t>
@@ -1423,12 +169,11 @@
         <w:rPr>
           <w:b/>
           <w:bCs/>
-          <w:i/>
-          <w:iCs/>
+          <w:sz w:val="28"/>
+          <w:szCs w:val="28"/>
         </w:rPr>
         <w:t>StreamVault</w:t>
       </w:r>
-      <w:bookmarkEnd w:id="0"/>
       <w:proofErr w:type="spellEnd"/>
     </w:p>
     <w:p>
@@ -1437,7 +182,7 @@
           <w:noProof/>
         </w:rPr>
         <w:drawing>
-          <wp:inline distT="0" distB="0" distL="0" distR="0" wp14:anchorId="0ED261B8" wp14:editId="0C6C7A1C">
+          <wp:inline distT="0" distB="0" distL="0" distR="0" wp14:anchorId="0ED261B8" wp14:editId="7AD8A5A6">
             <wp:extent cx="5390515" cy="7294245"/>
             <wp:effectExtent l="0" t="0" r="635" b="1905"/>
             <wp:docPr id="1014024120" name="Imagen 3"/>
@@ -1454,7 +199,7 @@
                     </pic:cNvPicPr>
                   </pic:nvPicPr>
                   <pic:blipFill>
-                    <a:blip r:embed="rId8" cstate="print">
+                    <a:blip r:embed="rId6" cstate="print">
                       <a:extLst>
                         <a:ext uri="{28A0092B-C50C-407E-A947-70E740481C1C}">
                           <a14:useLocalDpi xmlns:a14="http://schemas.microsoft.com/office/drawing/2010/main" val="0"/>
@@ -1491,20 +236,24 @@
     <w:p/>
     <w:p>
       <w:pPr>
-        <w:pStyle w:val="Ttulo2"/>
-        <w:rPr>
-          <w:rStyle w:val="Ttulodellibro"/>
-        </w:rPr>
-      </w:pPr>
-      <w:bookmarkStart w:id="1" w:name="_Toc224477402"/>
-      <w:r>
-        <w:rPr>
-          <w:rStyle w:val="Ttulodellibro"/>
+        <w:jc w:val="center"/>
+        <w:rPr>
+          <w:b/>
+          <w:bCs/>
+          <w:sz w:val="28"/>
+          <w:szCs w:val="28"/>
+        </w:rPr>
+      </w:pPr>
+      <w:r>
+        <w:rPr>
+          <w:b/>
+          <w:bCs/>
+          <w:sz w:val="28"/>
+          <w:szCs w:val="28"/>
         </w:rPr>
         <w:lastRenderedPageBreak/>
         <w:t>Patron Singleton</w:t>
       </w:r>
-      <w:bookmarkEnd w:id="1"/>
     </w:p>
     <w:p>
       <w:pPr>
@@ -1537,7 +286,306 @@
         <w:rPr>
           <w:noProof/>
         </w:rPr>
-        <w:t>Le dice a app.py que va a usar los patrones que están en patterns.py. Sin esta línea los demás cambios no funcionan.</w:t>
+        <w:t>Línea 1 — Módulo propio (patterns)</w:t>
+      </w:r>
+    </w:p>
+    <w:p>
+      <w:pPr>
+        <w:rPr>
+          <w:noProof/>
+        </w:rPr>
+      </w:pPr>
+      <w:r>
+        <w:rPr>
+          <w:noProof/>
+        </w:rPr>
+        <w:t>DatabaseConfig → configuración de la base de datos</w:t>
+      </w:r>
+    </w:p>
+    <w:p>
+      <w:pPr>
+        <w:rPr>
+          <w:noProof/>
+        </w:rPr>
+      </w:pPr>
+      <w:r>
+        <w:rPr>
+          <w:noProof/>
+        </w:rPr>
+        <w:t>UserFactory → fábrica para crear objetos de usuario</w:t>
+      </w:r>
+    </w:p>
+    <w:p>
+      <w:pPr>
+        <w:rPr>
+          <w:noProof/>
+        </w:rPr>
+      </w:pPr>
+      <w:r>
+        <w:rPr>
+          <w:noProof/>
+        </w:rPr>
+        <w:t>VideoFactory → fábrica para crear objetos de video</w:t>
+      </w:r>
+    </w:p>
+    <w:p>
+      <w:pPr>
+        <w:rPr>
+          <w:noProof/>
+        </w:rPr>
+      </w:pPr>
+      <w:r>
+        <w:rPr>
+          <w:noProof/>
+        </w:rPr>
+        <w:t>Línea 2 — Flask (framework web)</w:t>
+      </w:r>
+    </w:p>
+    <w:p>
+      <w:pPr>
+        <w:rPr>
+          <w:noProof/>
+        </w:rPr>
+      </w:pPr>
+      <w:r>
+        <w:rPr>
+          <w:noProof/>
+        </w:rPr>
+        <w:t>Flask → crea la aplicación</w:t>
+      </w:r>
+    </w:p>
+    <w:p>
+      <w:pPr>
+        <w:rPr>
+          <w:noProof/>
+        </w:rPr>
+      </w:pPr>
+      <w:r>
+        <w:rPr>
+          <w:noProof/>
+        </w:rPr>
+        <w:t>render_template → renderiza HTML</w:t>
+      </w:r>
+    </w:p>
+    <w:p>
+      <w:pPr>
+        <w:rPr>
+          <w:noProof/>
+        </w:rPr>
+      </w:pPr>
+      <w:r>
+        <w:rPr>
+          <w:noProof/>
+        </w:rPr>
+        <w:t>request → accede a datos de la petición HTTP</w:t>
+      </w:r>
+    </w:p>
+    <w:p>
+      <w:pPr>
+        <w:rPr>
+          <w:noProof/>
+        </w:rPr>
+      </w:pPr>
+      <w:r>
+        <w:rPr>
+          <w:noProof/>
+        </w:rPr>
+        <w:t>jsonify → convierte datos a JSON</w:t>
+      </w:r>
+    </w:p>
+    <w:p>
+      <w:pPr>
+        <w:rPr>
+          <w:noProof/>
+        </w:rPr>
+      </w:pPr>
+      <w:r>
+        <w:rPr>
+          <w:noProof/>
+        </w:rPr>
+        <w:t>redirect / url_for → redireccionamientos</w:t>
+      </w:r>
+    </w:p>
+    <w:p>
+      <w:pPr>
+        <w:rPr>
+          <w:noProof/>
+        </w:rPr>
+      </w:pPr>
+      <w:r>
+        <w:rPr>
+          <w:noProof/>
+        </w:rPr>
+        <w:t>session → manejo de sesiones de usuario</w:t>
+      </w:r>
+    </w:p>
+    <w:p>
+      <w:pPr>
+        <w:rPr>
+          <w:noProof/>
+        </w:rPr>
+      </w:pPr>
+      <w:r>
+        <w:rPr>
+          <w:noProof/>
+        </w:rPr>
+        <w:t>Response / abort → respuestas y errores HTTP</w:t>
+      </w:r>
+    </w:p>
+    <w:p>
+      <w:pPr>
+        <w:rPr>
+          <w:noProof/>
+        </w:rPr>
+      </w:pPr>
+      <w:r>
+        <w:rPr>
+          <w:noProof/>
+        </w:rPr>
+        <w:t>Línea 3 — SQLAlchemy</w:t>
+      </w:r>
+    </w:p>
+    <w:p>
+      <w:pPr>
+        <w:rPr>
+          <w:noProof/>
+        </w:rPr>
+      </w:pPr>
+      <w:r>
+        <w:rPr>
+          <w:noProof/>
+        </w:rPr>
+        <w:t>ORM para interactuar con la base de datos usando Python en vez de SQL directo</w:t>
+      </w:r>
+    </w:p>
+    <w:p>
+      <w:pPr>
+        <w:rPr>
+          <w:noProof/>
+        </w:rPr>
+      </w:pPr>
+      <w:r>
+        <w:rPr>
+          <w:noProof/>
+        </w:rPr>
+        <w:t>Línea 4 — Bcrypt</w:t>
+      </w:r>
+    </w:p>
+    <w:p>
+      <w:pPr>
+        <w:rPr>
+          <w:noProof/>
+        </w:rPr>
+      </w:pPr>
+      <w:r>
+        <w:rPr>
+          <w:noProof/>
+        </w:rPr>
+        <w:t>Para encriptar contraseñas de forma segura</w:t>
+      </w:r>
+    </w:p>
+    <w:p>
+      <w:pPr>
+        <w:rPr>
+          <w:noProof/>
+        </w:rPr>
+      </w:pPr>
+      <w:r>
+        <w:rPr>
+          <w:noProof/>
+        </w:rPr>
+        <w:t>Línea 5 — functools</w:t>
+      </w:r>
+    </w:p>
+    <w:p>
+      <w:pPr>
+        <w:rPr>
+          <w:noProof/>
+        </w:rPr>
+      </w:pPr>
+      <w:r>
+        <w:rPr>
+          <w:noProof/>
+        </w:rPr>
+        <w:t>wraps → se usa para crear decoradores personalizados (como @login_required)</w:t>
+      </w:r>
+    </w:p>
+    <w:p>
+      <w:pPr>
+        <w:rPr>
+          <w:noProof/>
+        </w:rPr>
+      </w:pPr>
+      <w:r>
+        <w:rPr>
+          <w:noProof/>
+        </w:rPr>
+        <w:t>Línea 6 — Estándar de Python</w:t>
+      </w:r>
+    </w:p>
+    <w:p>
+      <w:pPr>
+        <w:rPr>
+          <w:noProof/>
+        </w:rPr>
+      </w:pPr>
+      <w:r>
+        <w:rPr>
+          <w:noProof/>
+        </w:rPr>
+        <w:t>os → interactuar con el sistema de archivos</w:t>
+      </w:r>
+    </w:p>
+    <w:p>
+      <w:pPr>
+        <w:rPr>
+          <w:noProof/>
+        </w:rPr>
+      </w:pPr>
+      <w:r>
+        <w:rPr>
+          <w:noProof/>
+        </w:rPr>
+        <w:t>uuid → generar IDs únicos</w:t>
+      </w:r>
+    </w:p>
+    <w:p>
+      <w:pPr>
+        <w:rPr>
+          <w:noProof/>
+        </w:rPr>
+      </w:pPr>
+      <w:r>
+        <w:rPr>
+          <w:noProof/>
+        </w:rPr>
+        <w:t>json → manipular datos JSON</w:t>
+      </w:r>
+    </w:p>
+    <w:p>
+      <w:pPr>
+        <w:rPr>
+          <w:noProof/>
+        </w:rPr>
+      </w:pPr>
+      <w:r>
+        <w:rPr>
+          <w:noProof/>
+        </w:rPr>
+        <w:t>Línea 7 — datetime</w:t>
+      </w:r>
+    </w:p>
+    <w:p>
+      <w:pPr>
+        <w:rPr>
+          <w:noProof/>
+        </w:rPr>
+      </w:pPr>
+      <w:r>
+        <w:rPr>
+          <w:noProof/>
+        </w:rPr>
+        <w:t>Manejo de fechas y horas</w:t>
       </w:r>
     </w:p>
     <w:p>
@@ -1547,6 +595,33 @@
           <w:noProof/>
         </w:rPr>
       </w:pPr>
+    </w:p>
+    <w:p>
+      <w:pPr>
+        <w:rPr>
+          <w:noProof/>
+        </w:rPr>
+      </w:pPr>
+      <w:r>
+        <w:rPr>
+          <w:noProof/>
+        </w:rPr>
+        <w:lastRenderedPageBreak/>
+        <w:t>Línea 8 — Werkzeug</w:t>
+      </w:r>
+    </w:p>
+    <w:p>
+      <w:pPr>
+        <w:rPr>
+          <w:noProof/>
+        </w:rPr>
+      </w:pPr>
+      <w:r>
+        <w:rPr>
+          <w:noProof/>
+        </w:rPr>
+        <w:t>secure_filename → sanitiza nombres de archivos subidos para evitar ataques</w:t>
+      </w:r>
       <w:r>
         <w:rPr>
           <w:noProof/>
@@ -1567,7 +642,7 @@
                     <pic:cNvPicPr/>
                   </pic:nvPicPr>
                   <pic:blipFill>
-                    <a:blip r:embed="rId9"/>
+                    <a:blip r:embed="rId7"/>
                     <a:stretch>
                       <a:fillRect/>
                     </a:stretch>
@@ -1636,7 +711,7 @@
                     <pic:cNvPicPr/>
                   </pic:nvPicPr>
                   <pic:blipFill>
-                    <a:blip r:embed="rId10"/>
+                    <a:blip r:embed="rId8"/>
                     <a:stretch>
                       <a:fillRect/>
                     </a:stretch>
@@ -1657,55 +732,213 @@
         </w:drawing>
       </w:r>
     </w:p>
-    <w:p/>
-    <w:p>
-      <w:pPr>
-        <w:rPr>
-          <w:noProof/>
-        </w:rPr>
-      </w:pPr>
-      <w:r>
-        <w:rPr>
-          <w:noProof/>
-        </w:rPr>
-        <w:t>Antes la URI estaba escrita directamente como texto 'sqlite:///streamvault.db'. El problema es que si en 10 lugares del código necesitas esa cadena, la repites 10 veces y si cambias de base de datos tienes que buscarla en todos lados.</w:t>
-      </w:r>
-    </w:p>
-    <w:p>
-      <w:pPr>
-        <w:rPr>
-          <w:noProof/>
-        </w:rPr>
-      </w:pPr>
-      <w:r>
-        <w:rPr>
-          <w:noProof/>
-        </w:rPr>
-        <w:t xml:space="preserve">Ahora hay una única fuente de verdad. DatabaseConfig es un Enum, y en Python los Enum son Singleton por naturaleza — solo existe una instancia de INSTANCE en toda la ejecución del programa. Si </w:t>
-      </w:r>
-      <w:r>
-        <w:rPr>
-          <w:noProof/>
-        </w:rPr>
-        <w:t xml:space="preserve">se </w:t>
-      </w:r>
-      <w:r>
-        <w:rPr>
-          <w:noProof/>
-        </w:rPr>
-        <w:t xml:space="preserve"> cambia a PostgreSQL, solo </w:t>
-      </w:r>
-      <w:r>
-        <w:rPr>
-          <w:noProof/>
-        </w:rPr>
-        <w:t>se modifca</w:t>
-      </w:r>
-      <w:r>
-        <w:rPr>
-          <w:noProof/>
-        </w:rPr>
-        <w:t xml:space="preserve"> patterns.py en un solo lugar.</w:t>
+    <w:p>
+      <w:pPr>
+        <w:rPr>
+          <w:noProof/>
+        </w:rPr>
+      </w:pPr>
+      <w:r>
+        <w:rPr>
+          <w:noProof/>
+        </w:rPr>
+        <w:t>Este bloque configura la aplicación Flask. Te explico cada línea:</w:t>
+      </w:r>
+    </w:p>
+    <w:p>
+      <w:pPr>
+        <w:rPr>
+          <w:noProof/>
+        </w:rPr>
+      </w:pPr>
+      <w:r>
+        <w:rPr>
+          <w:noProof/>
+        </w:rPr>
+        <w:t>SQLALCHEMY_DATABASE_URI</w:t>
+      </w:r>
+    </w:p>
+    <w:p>
+      <w:pPr>
+        <w:rPr>
+          <w:noProof/>
+        </w:rPr>
+      </w:pPr>
+      <w:r>
+        <w:rPr>
+          <w:noProof/>
+        </w:rPr>
+        <w:t>Obtiene la URL de conexión a la base de datos desde DatabaseConfig.get_uri()</w:t>
+      </w:r>
+    </w:p>
+    <w:p>
+      <w:pPr>
+        <w:rPr>
+          <w:noProof/>
+        </w:rPr>
+      </w:pPr>
+      <w:r>
+        <w:rPr>
+          <w:noProof/>
+        </w:rPr>
+        <w:t>El comentario # SINGLETON indica que DatabaseConfig usa ese patrón, es decir, solo existe una instancia de la configuración en toda la app</w:t>
+      </w:r>
+    </w:p>
+    <w:p>
+      <w:pPr>
+        <w:rPr>
+          <w:noProof/>
+        </w:rPr>
+      </w:pPr>
+      <w:r>
+        <w:rPr>
+          <w:noProof/>
+        </w:rPr>
+        <w:t>SQLALCHEMY_TRACK_MODIFICATIONS = False</w:t>
+      </w:r>
+    </w:p>
+    <w:p>
+      <w:pPr>
+        <w:rPr>
+          <w:noProof/>
+        </w:rPr>
+      </w:pPr>
+      <w:r>
+        <w:rPr>
+          <w:noProof/>
+        </w:rPr>
+        <w:t>Desactiva el rastreo de cambios en objetos de la BD</w:t>
+      </w:r>
+    </w:p>
+    <w:p>
+      <w:pPr>
+        <w:rPr>
+          <w:noProof/>
+        </w:rPr>
+      </w:pPr>
+      <w:r>
+        <w:rPr>
+          <w:noProof/>
+        </w:rPr>
+        <w:t>Se pone en False para ahorrar memoria y evitar advertencias innecesarias de SQLAlchemy</w:t>
+      </w:r>
+    </w:p>
+    <w:p>
+      <w:pPr>
+        <w:rPr>
+          <w:noProof/>
+        </w:rPr>
+      </w:pPr>
+      <w:r>
+        <w:rPr>
+          <w:noProof/>
+        </w:rPr>
+        <w:t>UPLOAD_FOLDER = 'static/uploads'</w:t>
+      </w:r>
+    </w:p>
+    <w:p>
+      <w:pPr>
+        <w:rPr>
+          <w:noProof/>
+        </w:rPr>
+      </w:pPr>
+      <w:r>
+        <w:rPr>
+          <w:noProof/>
+        </w:rPr>
+        <w:t>Define la carpeta donde se guardarán los archivos subidos por los usuarios</w:t>
+      </w:r>
+    </w:p>
+    <w:p>
+      <w:pPr>
+        <w:rPr>
+          <w:noProof/>
+        </w:rPr>
+      </w:pPr>
+      <w:r>
+        <w:rPr>
+          <w:noProof/>
+        </w:rPr>
+        <w:t>Al estar en static/, Flask puede servirlos directamente al navegador</w:t>
+      </w:r>
+    </w:p>
+    <w:p>
+      <w:pPr>
+        <w:rPr>
+          <w:noProof/>
+        </w:rPr>
+      </w:pPr>
+      <w:r>
+        <w:rPr>
+          <w:noProof/>
+        </w:rPr>
+        <w:t>MAX_CONTENT_LENGTH = 500 * 1024 * 1024</w:t>
+      </w:r>
+    </w:p>
+    <w:p>
+      <w:pPr>
+        <w:rPr>
+          <w:noProof/>
+        </w:rPr>
+      </w:pPr>
+      <w:r>
+        <w:rPr>
+          <w:noProof/>
+        </w:rPr>
+        <w:t>Limita el tamaño máximo de archivos subidos</w:t>
+      </w:r>
+    </w:p>
+    <w:p>
+      <w:pPr>
+        <w:rPr>
+          <w:noProof/>
+        </w:rPr>
+      </w:pPr>
+      <w:r>
+        <w:rPr>
+          <w:noProof/>
+        </w:rPr>
+        <w:t>500 * 1024 * 1024 = 500 MB como máximo por subida</w:t>
+      </w:r>
+    </w:p>
+    <w:p>
+      <w:pPr>
+        <w:rPr>
+          <w:noProof/>
+        </w:rPr>
+      </w:pPr>
+      <w:r>
+        <w:rPr>
+          <w:noProof/>
+        </w:rPr>
+        <w:t>ALLOWED_EXTENSIONS = {'mp4', 'webm', 'mkv', 'avi', 'mov'}</w:t>
+      </w:r>
+    </w:p>
+    <w:p>
+      <w:pPr>
+        <w:rPr>
+          <w:noProof/>
+        </w:rPr>
+      </w:pPr>
+      <w:r>
+        <w:rPr>
+          <w:noProof/>
+        </w:rPr>
+        <w:t>Define los formatos de video permitidos</w:t>
+      </w:r>
+    </w:p>
+    <w:p>
+      <w:pPr>
+        <w:rPr>
+          <w:noProof/>
+        </w:rPr>
+      </w:pPr>
+      <w:r>
+        <w:rPr>
+          <w:noProof/>
+        </w:rPr>
+        <w:lastRenderedPageBreak/>
+        <w:t>Cualquier archivo con otra extensión sería rechazado</w:t>
       </w:r>
     </w:p>
     <w:p>
@@ -1722,7 +955,6 @@
     </w:p>
     <w:p>
       <w:pPr>
-        <w:keepNext/>
         <w:jc w:val="center"/>
       </w:pPr>
       <w:r>
@@ -1747,7 +979,7 @@
                     </pic:cNvPicPr>
                   </pic:nvPicPr>
                   <pic:blipFill>
-                    <a:blip r:embed="rId11">
+                    <a:blip r:embed="rId9">
                       <a:extLst>
                         <a:ext uri="{28A0092B-C50C-407E-A947-70E740481C1C}">
                           <a14:useLocalDpi xmlns:a14="http://schemas.microsoft.com/office/drawing/2010/main" val="0"/>
@@ -1780,46 +1012,11 @@
       </w:r>
     </w:p>
     <w:p>
-      <w:pPr>
-        <w:pStyle w:val="Descripcin"/>
-        <w:jc w:val="center"/>
-      </w:pPr>
-      <w:bookmarkStart w:id="2" w:name="_Toc224477084"/>
-      <w:bookmarkStart w:id="3" w:name="_Toc224477393"/>
-      <w:r>
-        <w:t xml:space="preserve">Ilustración </w:t>
-      </w:r>
-      <w:r>
-        <w:fldChar w:fldCharType="begin"/>
-      </w:r>
-      <w:r>
-        <w:instrText xml:space="preserve"> SEQ Ilustración \* ARABIC </w:instrText>
-      </w:r>
-      <w:r>
-        <w:fldChar w:fldCharType="separate"/>
-      </w:r>
-      <w:r>
-        <w:rPr>
-          <w:noProof/>
-        </w:rPr>
-        <w:t>1</w:t>
-      </w:r>
-      <w:r>
-        <w:fldChar w:fldCharType="end"/>
-      </w:r>
-      <w:r>
-        <w:t xml:space="preserve">   UML Patrón Singleton</w:t>
-      </w:r>
-      <w:bookmarkEnd w:id="2"/>
-      <w:bookmarkEnd w:id="3"/>
-    </w:p>
-    <w:p>
-      <w:r>
-        <w:rPr>
-          <w:b/>
-          <w:bCs/>
-        </w:rPr>
-        <w:lastRenderedPageBreak/>
+      <w:r>
+        <w:rPr>
+          <w:b/>
+          <w:bCs/>
+        </w:rPr>
         <w:t>Pruebas Unitarias:</w:t>
       </w:r>
       <w:r>
@@ -1834,9 +1031,6 @@
       </w:r>
     </w:p>
     <w:p>
-      <w:pPr>
-        <w:keepNext/>
-      </w:pPr>
       <w:r>
         <w:rPr>
           <w:noProof/>
@@ -1857,7 +1051,7 @@
                     <pic:cNvPicPr/>
                   </pic:nvPicPr>
                   <pic:blipFill>
-                    <a:blip r:embed="rId12"/>
+                    <a:blip r:embed="rId10"/>
                     <a:stretch>
                       <a:fillRect/>
                     </a:stretch>
@@ -1878,40 +1072,7 @@
         </w:drawing>
       </w:r>
     </w:p>
-    <w:p>
-      <w:pPr>
-        <w:pStyle w:val="Descripcin"/>
-        <w:jc w:val="center"/>
-      </w:pPr>
-      <w:bookmarkStart w:id="4" w:name="_Toc224477085"/>
-      <w:bookmarkStart w:id="5" w:name="_Toc224477394"/>
-      <w:r>
-        <w:t xml:space="preserve">Ilustración </w:t>
-      </w:r>
-      <w:r>
-        <w:fldChar w:fldCharType="begin"/>
-      </w:r>
-      <w:r>
-        <w:instrText xml:space="preserve"> SEQ Ilustración \* ARABIC </w:instrText>
-      </w:r>
-      <w:r>
-        <w:fldChar w:fldCharType="separate"/>
-      </w:r>
-      <w:r>
-        <w:rPr>
-          <w:noProof/>
-        </w:rPr>
-        <w:t>2</w:t>
-      </w:r>
-      <w:r>
-        <w:fldChar w:fldCharType="end"/>
-      </w:r>
-      <w:r>
-        <w:t xml:space="preserve">   Pruebas Unitarias Patrón Singleton</w:t>
-      </w:r>
-      <w:bookmarkEnd w:id="4"/>
-      <w:bookmarkEnd w:id="5"/>
-    </w:p>
+    <w:p/>
     <w:p/>
     <w:p>
       <w:r>
@@ -2085,7 +1246,11 @@
       </w:r>
       <w:proofErr w:type="spellEnd"/>
       <w:r>
-        <w:t xml:space="preserve"> compara identidad, confirmando que no hay dos objetos diferentes con el mismo valor sino uno solo.</w:t>
+        <w:t xml:space="preserve"> compara </w:t>
+      </w:r>
+      <w:r>
+        <w:lastRenderedPageBreak/>
+        <w:t>identidad, confirmando que no hay dos objetos diferentes con el mismo valor sino uno solo.</w:t>
       </w:r>
     </w:p>
     <w:p>
@@ -2125,20 +1290,23 @@
     </w:p>
     <w:p>
       <w:pPr>
-        <w:pStyle w:val="Ttulo2"/>
-        <w:rPr>
-          <w:rStyle w:val="Ttulodellibro"/>
-        </w:rPr>
-      </w:pPr>
-      <w:bookmarkStart w:id="6" w:name="_Toc224477403"/>
-      <w:r>
-        <w:rPr>
-          <w:rStyle w:val="Ttulodellibro"/>
-        </w:rPr>
-        <w:lastRenderedPageBreak/>
+        <w:jc w:val="center"/>
+        <w:rPr>
+          <w:b/>
+          <w:bCs/>
+          <w:sz w:val="28"/>
+          <w:szCs w:val="28"/>
+        </w:rPr>
+      </w:pPr>
+      <w:r>
+        <w:rPr>
+          <w:b/>
+          <w:bCs/>
+          <w:sz w:val="28"/>
+          <w:szCs w:val="28"/>
+        </w:rPr>
         <w:t>Patron Factory Method</w:t>
       </w:r>
-      <w:bookmarkEnd w:id="6"/>
     </w:p>
     <w:p>
       <w:pPr>
@@ -2272,7 +1440,7 @@
                     <pic:cNvPicPr/>
                   </pic:nvPicPr>
                   <pic:blipFill>
-                    <a:blip r:embed="rId13"/>
+                    <a:blip r:embed="rId11"/>
                     <a:stretch>
                       <a:fillRect/>
                     </a:stretch>
@@ -2348,30 +1516,54 @@
           <w:rFonts w:ascii="Consolas" w:hAnsi="Consolas"/>
           <w:sz w:val="22"/>
           <w:szCs w:val="22"/>
-          <w:lang w:val="de-DE"/>
-        </w:rPr>
-      </w:pPr>
-      <w:r>
-        <w:rPr>
-          <w:rFonts w:ascii="Consolas" w:hAnsi="Consolas"/>
-          <w:sz w:val="22"/>
-          <w:szCs w:val="22"/>
-          <w:lang w:val="de-DE"/>
-        </w:rPr>
-        <w:t>user.set_password(password)</w:t>
-      </w:r>
-    </w:p>
-    <w:p>
-      <w:pPr>
-        <w:rPr>
-          <w:rFonts w:ascii="Consolas" w:hAnsi="Consolas"/>
-          <w:lang w:val="de-DE"/>
-        </w:rPr>
-      </w:pPr>
-      <w:r>
-        <w:rPr>
-          <w:rFonts w:ascii="Consolas" w:hAnsi="Consolas"/>
-          <w:lang w:val="de-DE"/>
+        </w:rPr>
+      </w:pPr>
+      <w:proofErr w:type="spellStart"/>
+      <w:r>
+        <w:rPr>
+          <w:rFonts w:ascii="Consolas" w:hAnsi="Consolas"/>
+          <w:sz w:val="22"/>
+          <w:szCs w:val="22"/>
+        </w:rPr>
+        <w:t>user.set_password</w:t>
+      </w:r>
+      <w:proofErr w:type="spellEnd"/>
+      <w:r>
+        <w:rPr>
+          <w:rFonts w:ascii="Consolas" w:hAnsi="Consolas"/>
+          <w:sz w:val="22"/>
+          <w:szCs w:val="22"/>
+        </w:rPr>
+        <w:t>(</w:t>
+      </w:r>
+      <w:proofErr w:type="spellStart"/>
+      <w:r>
+        <w:rPr>
+          <w:rFonts w:ascii="Consolas" w:hAnsi="Consolas"/>
+          <w:sz w:val="22"/>
+          <w:szCs w:val="22"/>
+        </w:rPr>
+        <w:t>password</w:t>
+      </w:r>
+      <w:proofErr w:type="spellEnd"/>
+      <w:r>
+        <w:rPr>
+          <w:rFonts w:ascii="Consolas" w:hAnsi="Consolas"/>
+          <w:sz w:val="22"/>
+          <w:szCs w:val="22"/>
+        </w:rPr>
+        <w:t>)</w:t>
+      </w:r>
+    </w:p>
+    <w:p>
+      <w:pPr>
+        <w:rPr>
+          <w:rFonts w:ascii="Consolas" w:hAnsi="Consolas"/>
+        </w:rPr>
+      </w:pPr>
+      <w:r>
+        <w:rPr>
+          <w:rFonts w:ascii="Consolas" w:hAnsi="Consolas"/>
         </w:rPr>
         <w:t>Después:</w:t>
       </w:r>
@@ -2402,7 +1594,7 @@
                     <pic:cNvPicPr/>
                   </pic:nvPicPr>
                   <pic:blipFill>
-                    <a:blip r:embed="rId14"/>
+                    <a:blip r:embed="rId12"/>
                     <a:stretch>
                       <a:fillRect/>
                     </a:stretch>
@@ -2452,6 +1644,7 @@
         <w:rPr>
           <w:noProof/>
         </w:rPr>
+        <w:lastRenderedPageBreak/>
         <w:t xml:space="preserve">Ahora app.py solo le dice al Factory </w:t>
       </w:r>
       <w:r>
@@ -2696,6 +1889,7 @@
           <w:rFonts w:ascii="Consolas" w:hAnsi="Consolas"/>
           <w:sz w:val="22"/>
           <w:szCs w:val="22"/>
+          <w:lang w:val="de-DE"/>
         </w:rPr>
         <w:t xml:space="preserve">    </w:t>
       </w:r>
@@ -2725,7 +1919,6 @@
           <w:szCs w:val="22"/>
           <w:lang w:val="de-DE"/>
         </w:rPr>
-        <w:lastRenderedPageBreak/>
         <w:t xml:space="preserve"> is_premium=is_premium</w:t>
       </w:r>
     </w:p>
@@ -2776,7 +1969,7 @@
                     <pic:cNvPicPr/>
                   </pic:nvPicPr>
                   <pic:blipFill>
-                    <a:blip r:embed="rId15"/>
+                    <a:blip r:embed="rId13"/>
                     <a:stretch>
                       <a:fillRect/>
                     </a:stretch>
@@ -2858,13 +2051,11 @@
       </w:r>
     </w:p>
     <w:p>
-      <w:pPr>
-        <w:keepNext/>
-      </w:pPr>
-      <w:r>
-        <w:rPr>
-          <w:noProof/>
-        </w:rPr>
+      <w:r>
+        <w:rPr>
+          <w:noProof/>
+        </w:rPr>
+        <w:lastRenderedPageBreak/>
         <w:drawing>
           <wp:inline distT="0" distB="0" distL="0" distR="0" wp14:anchorId="2FAB4737" wp14:editId="624E63C8">
             <wp:extent cx="6055995" cy="3058413"/>
@@ -2883,7 +2074,7 @@
                     </pic:cNvPicPr>
                   </pic:nvPicPr>
                   <pic:blipFill>
-                    <a:blip r:embed="rId16">
+                    <a:blip r:embed="rId14">
                       <a:extLst>
                         <a:ext uri="{28A0092B-C50C-407E-A947-70E740481C1C}">
                           <a14:useLocalDpi xmlns:a14="http://schemas.microsoft.com/office/drawing/2010/main" val="0"/>
@@ -2915,45 +2106,10 @@
         </w:drawing>
       </w:r>
     </w:p>
-    <w:p>
-      <w:pPr>
-        <w:pStyle w:val="Descripcin"/>
-        <w:jc w:val="center"/>
-      </w:pPr>
-      <w:bookmarkStart w:id="7" w:name="_Toc224477395"/>
-      <w:r>
-        <w:t xml:space="preserve">Ilustración </w:t>
-      </w:r>
-      <w:r>
-        <w:fldChar w:fldCharType="begin"/>
-      </w:r>
-      <w:r>
-        <w:instrText xml:space="preserve"> SEQ Ilustración \* ARABIC </w:instrText>
-      </w:r>
-      <w:r>
-        <w:fldChar w:fldCharType="separate"/>
-      </w:r>
-      <w:r>
-        <w:rPr>
-          <w:noProof/>
-        </w:rPr>
-        <w:t>3</w:t>
-      </w:r>
-      <w:r>
-        <w:fldChar w:fldCharType="end"/>
-      </w:r>
-      <w:r>
-        <w:t xml:space="preserve">  UML Patrón Factory Method</w:t>
-      </w:r>
-      <w:bookmarkEnd w:id="7"/>
-    </w:p>
     <w:p/>
     <w:p/>
     <w:p/>
     <w:p>
-      <w:pPr>
-        <w:keepNext/>
-      </w:pPr>
       <w:r>
         <w:rPr>
           <w:b/>
@@ -3000,7 +2156,7 @@
                     <pic:cNvPicPr/>
                   </pic:nvPicPr>
                   <pic:blipFill>
-                    <a:blip r:embed="rId17"/>
+                    <a:blip r:embed="rId15"/>
                     <a:stretch>
                       <a:fillRect/>
                     </a:stretch>
@@ -3023,38 +2179,6 @@
     </w:p>
     <w:p>
       <w:pPr>
-        <w:pStyle w:val="Descripcin"/>
-        <w:jc w:val="center"/>
-      </w:pPr>
-      <w:bookmarkStart w:id="8" w:name="_Toc224477396"/>
-      <w:r>
-        <w:t xml:space="preserve">Ilustración </w:t>
-      </w:r>
-      <w:r>
-        <w:fldChar w:fldCharType="begin"/>
-      </w:r>
-      <w:r>
-        <w:instrText xml:space="preserve"> SEQ Ilustración \* ARABIC </w:instrText>
-      </w:r>
-      <w:r>
-        <w:fldChar w:fldCharType="separate"/>
-      </w:r>
-      <w:r>
-        <w:rPr>
-          <w:noProof/>
-        </w:rPr>
-        <w:t>4</w:t>
-      </w:r>
-      <w:r>
-        <w:fldChar w:fldCharType="end"/>
-      </w:r>
-      <w:r>
-        <w:t xml:space="preserve">  Pruebas Patrón Factory Method</w:t>
-      </w:r>
-      <w:bookmarkEnd w:id="8"/>
-    </w:p>
-    <w:p>
-      <w:pPr>
         <w:rPr>
           <w:b/>
           <w:bCs/>
@@ -3195,27 +2319,8 @@
           <w:sz w:val="22"/>
           <w:szCs w:val="22"/>
         </w:rPr>
-        <w:t>test_</w:t>
-      </w:r>
-      <w:proofErr w:type="gramStart"/>
-      <w:r>
-        <w:rPr>
-          <w:b/>
-          <w:bCs/>
-          <w:sz w:val="22"/>
-          <w:szCs w:val="22"/>
-        </w:rPr>
-        <w:t>password</w:t>
-      </w:r>
-      <w:proofErr w:type="gramEnd"/>
-      <w:r>
-        <w:rPr>
-          <w:b/>
-          <w:bCs/>
-          <w:sz w:val="22"/>
-          <w:szCs w:val="22"/>
-        </w:rPr>
-        <w:t>_encriptada</w:t>
+        <w:lastRenderedPageBreak/>
+        <w:t>test_password_encriptada</w:t>
       </w:r>
       <w:proofErr w:type="spellEnd"/>
       <w:r>
@@ -3242,21 +2347,12 @@
         <w:t xml:space="preserve">' y verifica que </w:t>
       </w:r>
       <w:proofErr w:type="spellStart"/>
-      <w:proofErr w:type="gramStart"/>
-      <w:r>
-        <w:rPr>
-          <w:sz w:val="22"/>
-          <w:szCs w:val="22"/>
-        </w:rPr>
-        <w:t>password</w:t>
-      </w:r>
-      <w:proofErr w:type="gramEnd"/>
-      <w:r>
-        <w:rPr>
-          <w:sz w:val="22"/>
-          <w:szCs w:val="22"/>
-        </w:rPr>
-        <w:t>_hash</w:t>
+      <w:r>
+        <w:rPr>
+          <w:sz w:val="22"/>
+          <w:szCs w:val="22"/>
+        </w:rPr>
+        <w:t>password_hash</w:t>
       </w:r>
       <w:proofErr w:type="spellEnd"/>
       <w:r>
@@ -3287,27 +2383,7 @@
           <w:sz w:val="22"/>
           <w:szCs w:val="22"/>
         </w:rPr>
-        <w:t>test_</w:t>
-      </w:r>
-      <w:proofErr w:type="gramStart"/>
-      <w:r>
-        <w:rPr>
-          <w:b/>
-          <w:bCs/>
-          <w:sz w:val="22"/>
-          <w:szCs w:val="22"/>
-        </w:rPr>
-        <w:t>password</w:t>
-      </w:r>
-      <w:proofErr w:type="gramEnd"/>
-      <w:r>
-        <w:rPr>
-          <w:b/>
-          <w:bCs/>
-          <w:sz w:val="22"/>
-          <w:szCs w:val="22"/>
-        </w:rPr>
-        <w:t>_verifica_correctamente</w:t>
+        <w:t>test_password_verifica_correctamente</w:t>
       </w:r>
       <w:proofErr w:type="spellEnd"/>
       <w:r>
@@ -3323,18 +2399,9 @@
           <w:sz w:val="22"/>
           <w:szCs w:val="22"/>
         </w:rPr>
-        <w:t>check_</w:t>
-      </w:r>
-      <w:proofErr w:type="gramStart"/>
-      <w:r>
-        <w:rPr>
-          <w:sz w:val="22"/>
-          <w:szCs w:val="22"/>
-        </w:rPr>
-        <w:t>password</w:t>
-      </w:r>
-      <w:proofErr w:type="spellEnd"/>
-      <w:proofErr w:type="gramEnd"/>
+        <w:t>check_password</w:t>
+      </w:r>
+      <w:proofErr w:type="spellEnd"/>
       <w:r>
         <w:rPr>
           <w:sz w:val="22"/>
@@ -3363,27 +2430,7 @@
           <w:sz w:val="22"/>
           <w:szCs w:val="22"/>
         </w:rPr>
-        <w:t>test_</w:t>
-      </w:r>
-      <w:proofErr w:type="gramStart"/>
-      <w:r>
-        <w:rPr>
-          <w:b/>
-          <w:bCs/>
-          <w:sz w:val="22"/>
-          <w:szCs w:val="22"/>
-        </w:rPr>
-        <w:t>password</w:t>
-      </w:r>
-      <w:proofErr w:type="gramEnd"/>
-      <w:r>
-        <w:rPr>
-          <w:b/>
-          <w:bCs/>
-          <w:sz w:val="22"/>
-          <w:szCs w:val="22"/>
-        </w:rPr>
-        <w:t>_incorrecta_falla</w:t>
+        <w:t>test_password_incorrecta_falla</w:t>
       </w:r>
       <w:proofErr w:type="spellEnd"/>
       <w:r>
@@ -3399,18 +2446,9 @@
           <w:sz w:val="22"/>
           <w:szCs w:val="22"/>
         </w:rPr>
-        <w:t>check_</w:t>
-      </w:r>
-      <w:proofErr w:type="gramStart"/>
-      <w:r>
-        <w:rPr>
-          <w:sz w:val="22"/>
-          <w:szCs w:val="22"/>
-        </w:rPr>
-        <w:t>password</w:t>
-      </w:r>
-      <w:proofErr w:type="spellEnd"/>
-      <w:proofErr w:type="gramEnd"/>
+        <w:t>check_password</w:t>
+      </w:r>
+      <w:proofErr w:type="spellEnd"/>
       <w:r>
         <w:rPr>
           <w:sz w:val="22"/>
@@ -3533,7 +2571,6 @@
           <w:sz w:val="22"/>
           <w:szCs w:val="22"/>
         </w:rPr>
-        <w:lastRenderedPageBreak/>
         <w:t>test_username_asignado_correctamente</w:t>
       </w:r>
       <w:proofErr w:type="spellEnd"/>
@@ -3869,115 +2906,33 @@
     </w:p>
     <w:p>
       <w:pPr>
-        <w:rPr>
-          <w:b/>
-          <w:bCs/>
-        </w:rPr>
-      </w:pPr>
-    </w:p>
-    <w:p>
-      <w:pPr>
-        <w:rPr>
-          <w:b/>
-          <w:bCs/>
-        </w:rPr>
-      </w:pPr>
-    </w:p>
-    <w:p>
-      <w:pPr>
-        <w:rPr>
-          <w:b/>
-          <w:bCs/>
-        </w:rPr>
-      </w:pPr>
-    </w:p>
-    <w:p>
-      <w:pPr>
-        <w:rPr>
-          <w:b/>
-          <w:bCs/>
-        </w:rPr>
-      </w:pPr>
-    </w:p>
-    <w:p>
-      <w:pPr>
-        <w:rPr>
-          <w:b/>
-          <w:bCs/>
-        </w:rPr>
-      </w:pPr>
-    </w:p>
-    <w:p>
-      <w:pPr>
-        <w:rPr>
-          <w:b/>
-          <w:bCs/>
-        </w:rPr>
-      </w:pPr>
-    </w:p>
-    <w:p>
-      <w:pPr>
-        <w:rPr>
-          <w:b/>
-          <w:bCs/>
-        </w:rPr>
-      </w:pPr>
-    </w:p>
-    <w:p>
-      <w:pPr>
-        <w:rPr>
-          <w:b/>
-          <w:bCs/>
-        </w:rPr>
-      </w:pPr>
-    </w:p>
-    <w:p>
-      <w:pPr>
-        <w:rPr>
-          <w:b/>
-          <w:bCs/>
-        </w:rPr>
-      </w:pPr>
-    </w:p>
-    <w:p>
-      <w:pPr>
-        <w:rPr>
-          <w:b/>
-          <w:bCs/>
-        </w:rPr>
-      </w:pPr>
-    </w:p>
-    <w:p>
-      <w:pPr>
-        <w:rPr>
-          <w:b/>
-          <w:bCs/>
-        </w:rPr>
-      </w:pPr>
-    </w:p>
-    <w:p>
-      <w:pPr>
-        <w:rPr>
-          <w:b/>
-          <w:bCs/>
-        </w:rPr>
-      </w:pPr>
-    </w:p>
-    <w:p>
-      <w:pPr>
-        <w:pStyle w:val="Ttulo2"/>
-        <w:rPr>
-          <w:rStyle w:val="Ttulodellibro"/>
-        </w:rPr>
-      </w:pPr>
-      <w:bookmarkStart w:id="9" w:name="_Toc224477404"/>
-      <w:r>
-        <w:rPr>
-          <w:rStyle w:val="Ttulodellibro"/>
-        </w:rPr>
-        <w:t>Patron Asbtract Factory</w:t>
-      </w:r>
-      <w:bookmarkEnd w:id="9"/>
+        <w:jc w:val="center"/>
+        <w:rPr>
+          <w:b/>
+          <w:bCs/>
+          <w:sz w:val="28"/>
+          <w:szCs w:val="28"/>
+        </w:rPr>
+      </w:pPr>
+      <w:r>
+        <w:rPr>
+          <w:b/>
+          <w:bCs/>
+          <w:sz w:val="28"/>
+          <w:szCs w:val="28"/>
+        </w:rPr>
+        <w:lastRenderedPageBreak/>
+        <w:t xml:space="preserve">Patron Asbtract </w:t>
+      </w:r>
+      <w:r>
+        <w:rPr>
+          <w:b/>
+          <w:bCs/>
+          <w:sz w:val="28"/>
+          <w:szCs w:val="28"/>
+        </w:rPr>
+        <w:t>Factory</w:t>
+      </w:r>
     </w:p>
     <w:p>
       <w:pPr>
@@ -4016,7 +2971,7 @@
                     <pic:cNvPicPr/>
                   </pic:nvPicPr>
                   <pic:blipFill>
-                    <a:blip r:embed="rId18"/>
+                    <a:blip r:embed="rId16"/>
                     <a:stretch>
                       <a:fillRect/>
                     </a:stretch>
@@ -4059,210 +3014,379 @@
           <w:sz w:val="22"/>
           <w:szCs w:val="22"/>
         </w:rPr>
-        <w:t>Este cambio es el más simpl</w:t>
-      </w:r>
-      <w:r>
-        <w:rPr>
-          <w:sz w:val="22"/>
-          <w:szCs w:val="22"/>
-        </w:rPr>
-        <w:t>e</w:t>
-      </w:r>
-      <w:r>
-        <w:rPr>
-          <w:sz w:val="22"/>
-          <w:szCs w:val="22"/>
-        </w:rPr>
-        <w:t xml:space="preserve">. Solo se agregó </w:t>
-      </w:r>
-      <w:proofErr w:type="spellStart"/>
-      <w:r>
-        <w:rPr>
-          <w:b/>
-          <w:bCs/>
+        <w:t xml:space="preserve">Comparado con la imagen anterior, aquí se eliminó </w:t>
+      </w:r>
+      <w:proofErr w:type="spellStart"/>
+      <w:r>
+        <w:rPr>
+          <w:sz w:val="22"/>
+          <w:szCs w:val="22"/>
+        </w:rPr>
+        <w:t>APIResponseBuilder</w:t>
+      </w:r>
+      <w:proofErr w:type="spellEnd"/>
+      <w:r>
+        <w:rPr>
+          <w:sz w:val="22"/>
+          <w:szCs w:val="22"/>
+        </w:rPr>
+        <w:t xml:space="preserve"> de las importaciones.</w:t>
+      </w:r>
+    </w:p>
+    <w:p>
+      <w:pPr>
+        <w:rPr>
+          <w:sz w:val="22"/>
+          <w:szCs w:val="22"/>
+        </w:rPr>
+      </w:pPr>
+      <w:r>
+        <w:rPr>
+          <w:sz w:val="22"/>
+          <w:szCs w:val="22"/>
+        </w:rPr>
+        <w:t>La línea 1 ahora solo tiene:</w:t>
+      </w:r>
+    </w:p>
+    <w:p>
+      <w:pPr>
+        <w:rPr>
+          <w:sz w:val="22"/>
+          <w:szCs w:val="22"/>
+        </w:rPr>
+      </w:pPr>
+      <w:proofErr w:type="spellStart"/>
+      <w:r>
+        <w:rPr>
+          <w:sz w:val="22"/>
+          <w:szCs w:val="22"/>
+        </w:rPr>
+        <w:t>pythonfrom</w:t>
+      </w:r>
+      <w:proofErr w:type="spellEnd"/>
+      <w:r>
+        <w:rPr>
+          <w:sz w:val="22"/>
+          <w:szCs w:val="22"/>
+        </w:rPr>
+        <w:t xml:space="preserve"> </w:t>
+      </w:r>
+      <w:proofErr w:type="spellStart"/>
+      <w:r>
+        <w:rPr>
+          <w:sz w:val="22"/>
+          <w:szCs w:val="22"/>
+        </w:rPr>
+        <w:t>patterns</w:t>
+      </w:r>
+      <w:proofErr w:type="spellEnd"/>
+      <w:r>
+        <w:rPr>
+          <w:sz w:val="22"/>
+          <w:szCs w:val="22"/>
+        </w:rPr>
+        <w:t xml:space="preserve"> </w:t>
+      </w:r>
+      <w:proofErr w:type="spellStart"/>
+      <w:r>
+        <w:rPr>
+          <w:sz w:val="22"/>
+          <w:szCs w:val="22"/>
+        </w:rPr>
+        <w:t>import</w:t>
+      </w:r>
+      <w:proofErr w:type="spellEnd"/>
+      <w:r>
+        <w:rPr>
+          <w:sz w:val="22"/>
+          <w:szCs w:val="22"/>
+        </w:rPr>
+        <w:t xml:space="preserve"> </w:t>
+      </w:r>
+      <w:proofErr w:type="spellStart"/>
+      <w:r>
+        <w:rPr>
+          <w:sz w:val="22"/>
+          <w:szCs w:val="22"/>
+        </w:rPr>
+        <w:t>DatabaseConfig</w:t>
+      </w:r>
+      <w:proofErr w:type="spellEnd"/>
+      <w:r>
+        <w:rPr>
+          <w:sz w:val="22"/>
+          <w:szCs w:val="22"/>
+        </w:rPr>
+        <w:t xml:space="preserve">, </w:t>
+      </w:r>
+      <w:proofErr w:type="spellStart"/>
+      <w:r>
+        <w:rPr>
+          <w:sz w:val="22"/>
+          <w:szCs w:val="22"/>
+        </w:rPr>
+        <w:t>UserFactory</w:t>
+      </w:r>
+      <w:proofErr w:type="spellEnd"/>
+      <w:r>
+        <w:rPr>
+          <w:sz w:val="22"/>
+          <w:szCs w:val="22"/>
+        </w:rPr>
+        <w:t xml:space="preserve">, </w:t>
+      </w:r>
+      <w:proofErr w:type="spellStart"/>
+      <w:r>
+        <w:rPr>
+          <w:sz w:val="22"/>
+          <w:szCs w:val="22"/>
+        </w:rPr>
+        <w:t>VideoFactory</w:t>
+      </w:r>
+      <w:proofErr w:type="spellEnd"/>
+      <w:r>
+        <w:rPr>
+          <w:sz w:val="22"/>
+          <w:szCs w:val="22"/>
+        </w:rPr>
+        <w:t xml:space="preserve">, </w:t>
+      </w:r>
+      <w:proofErr w:type="spellStart"/>
+      <w:r>
+        <w:rPr>
           <w:sz w:val="22"/>
           <w:szCs w:val="22"/>
         </w:rPr>
         <w:t>get_subscription_factory</w:t>
       </w:r>
       <w:proofErr w:type="spellEnd"/>
-      <w:r>
-        <w:rPr>
-          <w:b/>
-          <w:bCs/>
-          <w:sz w:val="22"/>
-          <w:szCs w:val="22"/>
-        </w:rPr>
-        <w:t xml:space="preserve"> </w:t>
-      </w:r>
-      <w:r>
-        <w:rPr>
-          <w:sz w:val="22"/>
-          <w:szCs w:val="22"/>
-        </w:rPr>
-        <w:t xml:space="preserve">a la línea de </w:t>
-      </w:r>
-      <w:proofErr w:type="spellStart"/>
-      <w:r>
-        <w:rPr>
-          <w:sz w:val="22"/>
-          <w:szCs w:val="22"/>
-        </w:rPr>
-        <w:t>import</w:t>
-      </w:r>
-      <w:proofErr w:type="spellEnd"/>
-      <w:r>
-        <w:rPr>
-          <w:sz w:val="22"/>
-          <w:szCs w:val="22"/>
-        </w:rPr>
-        <w:t xml:space="preserve"> que ya existía. Esta función es la que actúa como punto de entrada al </w:t>
-      </w:r>
-      <w:proofErr w:type="spellStart"/>
-      <w:r>
-        <w:rPr>
-          <w:sz w:val="22"/>
-          <w:szCs w:val="22"/>
-        </w:rPr>
-        <w:t>Abstract</w:t>
-      </w:r>
-      <w:proofErr w:type="spellEnd"/>
-      <w:r>
-        <w:rPr>
-          <w:sz w:val="22"/>
-          <w:szCs w:val="22"/>
-        </w:rPr>
-        <w:t xml:space="preserve"> Factory — recibe el plan del usuario como texto ('free' o 'premium') y devuelve el </w:t>
-      </w:r>
-      <w:proofErr w:type="spellStart"/>
-      <w:r>
-        <w:rPr>
-          <w:sz w:val="22"/>
-          <w:szCs w:val="22"/>
-        </w:rPr>
-        <w:t>factory</w:t>
-      </w:r>
-      <w:proofErr w:type="spellEnd"/>
-      <w:r>
-        <w:rPr>
-          <w:sz w:val="22"/>
-          <w:szCs w:val="22"/>
-        </w:rPr>
-        <w:t xml:space="preserve"> concreto correspondiente. </w:t>
-      </w:r>
-    </w:p>
-    <w:p>
-      <w:pPr>
-        <w:rPr>
-          <w:sz w:val="22"/>
-          <w:szCs w:val="22"/>
-        </w:rPr>
-      </w:pPr>
-    </w:p>
-    <w:p>
-      <w:pPr>
-        <w:rPr>
-          <w:b/>
-          <w:bCs/>
-          <w:sz w:val="22"/>
-          <w:szCs w:val="22"/>
-          <w:lang w:val="de-DE"/>
-        </w:rPr>
-      </w:pPr>
-      <w:r>
-        <w:rPr>
-          <w:b/>
-          <w:bCs/>
-          <w:sz w:val="22"/>
-          <w:szCs w:val="22"/>
-          <w:lang w:val="de-DE"/>
-        </w:rPr>
-        <w:t>Ruta /watch</w:t>
-      </w:r>
-    </w:p>
-    <w:p>
-      <w:pPr>
-        <w:rPr>
-          <w:lang w:val="de-DE"/>
-        </w:rPr>
-      </w:pPr>
-      <w:r>
-        <w:rPr>
-          <w:lang w:val="de-DE"/>
-        </w:rPr>
-        <w:t>Antes:</w:t>
-      </w:r>
-    </w:p>
-    <w:p>
-      <w:pPr>
-        <w:rPr>
-          <w:rFonts w:ascii="Consolas" w:hAnsi="Consolas"/>
-          <w:sz w:val="22"/>
-          <w:szCs w:val="22"/>
-          <w:lang w:val="de-DE"/>
-        </w:rPr>
-      </w:pPr>
-      <w:r>
-        <w:rPr>
-          <w:rFonts w:ascii="Consolas" w:hAnsi="Consolas"/>
-          <w:sz w:val="22"/>
-          <w:szCs w:val="22"/>
-          <w:lang w:val="de-DE"/>
-        </w:rPr>
-        <w:t>if video.is_premium and user.subscription == 'free':</w:t>
-      </w:r>
-    </w:p>
-    <w:p>
-      <w:pPr>
-        <w:rPr>
-          <w:rFonts w:ascii="Consolas" w:hAnsi="Consolas"/>
-          <w:sz w:val="22"/>
-          <w:szCs w:val="22"/>
-          <w:lang w:val="de-DE"/>
-        </w:rPr>
-      </w:pPr>
-      <w:r>
-        <w:rPr>
-          <w:rFonts w:ascii="Consolas" w:hAnsi="Consolas"/>
-          <w:sz w:val="22"/>
-          <w:szCs w:val="22"/>
-          <w:lang w:val="de-DE"/>
-        </w:rPr>
-        <w:t xml:space="preserve">    return render_template('upgrade.html', user=user, video=video)</w:t>
-      </w:r>
-    </w:p>
-    <w:p>
-      <w:pPr>
-        <w:rPr>
-          <w:rFonts w:ascii="Consolas" w:hAnsi="Consolas"/>
-          <w:sz w:val="22"/>
-          <w:szCs w:val="22"/>
-          <w:lang w:val="de-DE"/>
-        </w:rPr>
-      </w:pPr>
-    </w:p>
-    <w:p>
-      <w:pPr>
-        <w:rPr>
-          <w:rFonts w:ascii="Consolas" w:hAnsi="Consolas"/>
-          <w:sz w:val="22"/>
-          <w:szCs w:val="22"/>
-          <w:lang w:val="de-DE"/>
-        </w:rPr>
-      </w:pPr>
-      <w:r>
-        <w:rPr>
-          <w:rFonts w:ascii="Consolas" w:hAnsi="Consolas"/>
-          <w:sz w:val="22"/>
-          <w:szCs w:val="22"/>
-          <w:lang w:val="de-DE"/>
-        </w:rPr>
-        <w:t>return render_template('watch.html', user=user, video=video, recommended=recommended)</w:t>
-      </w:r>
-    </w:p>
-    <w:p>
-      <w:r>
-        <w:t>Después:</w:t>
+    </w:p>
+    <w:p>
+      <w:pPr>
+        <w:rPr>
+          <w:sz w:val="22"/>
+          <w:szCs w:val="22"/>
+        </w:rPr>
+      </w:pPr>
+      <w:r>
+        <w:rPr>
+          <w:sz w:val="22"/>
+          <w:szCs w:val="22"/>
+        </w:rPr>
+        <w:t>¿Qué implica esto?</w:t>
+      </w:r>
+    </w:p>
+    <w:p>
+      <w:pPr>
+        <w:rPr>
+          <w:sz w:val="22"/>
+          <w:szCs w:val="22"/>
+        </w:rPr>
+      </w:pPr>
+      <w:r>
+        <w:rPr>
+          <w:sz w:val="22"/>
+          <w:szCs w:val="22"/>
+        </w:rPr>
+        <w:t>Hay dos posibles razones:</w:t>
+      </w:r>
+    </w:p>
+    <w:p>
+      <w:pPr>
+        <w:rPr>
+          <w:sz w:val="22"/>
+          <w:szCs w:val="22"/>
+        </w:rPr>
+      </w:pPr>
+      <w:r>
+        <w:rPr>
+          <w:sz w:val="22"/>
+          <w:szCs w:val="22"/>
+        </w:rPr>
+        <w:t>Lo quitaron temporalmente → están refactorizando y aún no lo necesitan en este punto del desarrollo</w:t>
+      </w:r>
+    </w:p>
+    <w:p>
+      <w:pPr>
+        <w:rPr>
+          <w:sz w:val="22"/>
+          <w:szCs w:val="22"/>
+        </w:rPr>
+      </w:pPr>
+      <w:r>
+        <w:rPr>
+          <w:sz w:val="22"/>
+          <w:szCs w:val="22"/>
+        </w:rPr>
+        <w:t xml:space="preserve">Lo movieron a otro módulo → </w:t>
+      </w:r>
+      <w:proofErr w:type="spellStart"/>
+      <w:r>
+        <w:rPr>
+          <w:sz w:val="22"/>
+          <w:szCs w:val="22"/>
+        </w:rPr>
+        <w:t>APIResponseBuilder</w:t>
+      </w:r>
+      <w:proofErr w:type="spellEnd"/>
+      <w:r>
+        <w:rPr>
+          <w:sz w:val="22"/>
+          <w:szCs w:val="22"/>
+        </w:rPr>
+        <w:t xml:space="preserve"> se importa en otro archivo (como un routes.py o api.py) en lugar de en el app.py principal, lo cual sería mejor práctica para mantener el código organizado</w:t>
+      </w:r>
+    </w:p>
+    <w:p>
+      <w:pPr>
+        <w:rPr>
+          <w:sz w:val="22"/>
+          <w:szCs w:val="22"/>
+        </w:rPr>
+      </w:pPr>
+      <w:r>
+        <w:rPr>
+          <w:sz w:val="22"/>
+          <w:szCs w:val="22"/>
+        </w:rPr>
+        <w:t xml:space="preserve">Estado actual de importaciones desde </w:t>
+      </w:r>
+      <w:proofErr w:type="spellStart"/>
+      <w:r>
+        <w:rPr>
+          <w:sz w:val="22"/>
+          <w:szCs w:val="22"/>
+        </w:rPr>
+        <w:t>patterns</w:t>
+      </w:r>
+      <w:proofErr w:type="spellEnd"/>
+      <w:r>
+        <w:rPr>
+          <w:sz w:val="22"/>
+          <w:szCs w:val="22"/>
+        </w:rPr>
+        <w:t>:</w:t>
+      </w:r>
+    </w:p>
+    <w:p>
+      <w:pPr>
+        <w:rPr>
+          <w:sz w:val="22"/>
+          <w:szCs w:val="22"/>
+        </w:rPr>
+      </w:pPr>
+      <w:r>
+        <w:rPr>
+          <w:sz w:val="22"/>
+          <w:szCs w:val="22"/>
+        </w:rPr>
+        <w:t>Clase/</w:t>
+      </w:r>
+      <w:proofErr w:type="spellStart"/>
+      <w:r>
+        <w:rPr>
+          <w:sz w:val="22"/>
+          <w:szCs w:val="22"/>
+        </w:rPr>
+        <w:t>FunciónRolDatabaseConfigConfiguración</w:t>
+      </w:r>
+      <w:proofErr w:type="spellEnd"/>
+      <w:r>
+        <w:rPr>
+          <w:sz w:val="22"/>
+          <w:szCs w:val="22"/>
+        </w:rPr>
+        <w:t xml:space="preserve"> BD (</w:t>
+      </w:r>
+      <w:proofErr w:type="spellStart"/>
+      <w:r>
+        <w:rPr>
+          <w:sz w:val="22"/>
+          <w:szCs w:val="22"/>
+        </w:rPr>
+        <w:t>Singleton</w:t>
+      </w:r>
+      <w:proofErr w:type="spellEnd"/>
+      <w:r>
+        <w:rPr>
+          <w:sz w:val="22"/>
+          <w:szCs w:val="22"/>
+        </w:rPr>
+        <w:t>)</w:t>
+      </w:r>
+      <w:proofErr w:type="spellStart"/>
+      <w:r>
+        <w:rPr>
+          <w:sz w:val="22"/>
+          <w:szCs w:val="22"/>
+        </w:rPr>
+        <w:t>UserFactoryCrear</w:t>
+      </w:r>
+      <w:proofErr w:type="spellEnd"/>
+      <w:r>
+        <w:rPr>
+          <w:sz w:val="22"/>
+          <w:szCs w:val="22"/>
+        </w:rPr>
+        <w:t xml:space="preserve">/gestionar </w:t>
+      </w:r>
+      <w:proofErr w:type="spellStart"/>
+      <w:r>
+        <w:rPr>
+          <w:sz w:val="22"/>
+          <w:szCs w:val="22"/>
+        </w:rPr>
+        <w:t>usuariosVideoFactoryCrear</w:t>
+      </w:r>
+      <w:proofErr w:type="spellEnd"/>
+      <w:r>
+        <w:rPr>
+          <w:sz w:val="22"/>
+          <w:szCs w:val="22"/>
+        </w:rPr>
+        <w:t xml:space="preserve">/gestionar </w:t>
+      </w:r>
+      <w:proofErr w:type="spellStart"/>
+      <w:r>
+        <w:rPr>
+          <w:sz w:val="22"/>
+          <w:szCs w:val="22"/>
+        </w:rPr>
+        <w:t>videosget_subscription_factoryGestionar</w:t>
+      </w:r>
+      <w:proofErr w:type="spellEnd"/>
+      <w:r>
+        <w:rPr>
+          <w:sz w:val="22"/>
+          <w:szCs w:val="22"/>
+        </w:rPr>
+        <w:t xml:space="preserve"> suscripciones</w:t>
+      </w:r>
+    </w:p>
+    <w:p>
+      <w:r>
+        <w:rPr>
+          <w:sz w:val="22"/>
+          <w:szCs w:val="22"/>
+        </w:rPr>
+        <w:t xml:space="preserve">El resto de las líneas (2–8) permanece igual que </w:t>
+      </w:r>
+      <w:proofErr w:type="spellStart"/>
+      <w:proofErr w:type="gramStart"/>
+      <w:r>
+        <w:rPr>
+          <w:sz w:val="22"/>
+          <w:szCs w:val="22"/>
+        </w:rPr>
+        <w:t>antes.</w:t>
+      </w:r>
+      <w:r>
+        <w:t>Después</w:t>
+      </w:r>
+      <w:proofErr w:type="spellEnd"/>
+      <w:proofErr w:type="gramEnd"/>
+      <w:r>
+        <w:t>:</w:t>
       </w:r>
     </w:p>
     <w:p>
@@ -4290,7 +3414,7 @@
                     <pic:cNvPicPr/>
                   </pic:nvPicPr>
                   <pic:blipFill>
-                    <a:blip r:embed="rId19"/>
+                    <a:blip r:embed="rId17"/>
                     <a:stretch>
                       <a:fillRect/>
                     </a:stretch>
@@ -4556,7 +3680,6 @@
         <w:t xml:space="preserve"> </w:t>
       </w:r>
       <w:proofErr w:type="spellStart"/>
-      <w:proofErr w:type="gramStart"/>
       <w:r>
         <w:rPr>
           <w:rFonts w:ascii="Consolas" w:hAnsi="Consolas"/>
@@ -4565,9 +3688,9 @@
           <w:sz w:val="22"/>
           <w:szCs w:val="22"/>
         </w:rPr>
-        <w:t>factory.create</w:t>
-      </w:r>
-      <w:proofErr w:type="gramEnd"/>
+        <w:t>factory.create_player</w:t>
+      </w:r>
+      <w:proofErr w:type="spellEnd"/>
       <w:r>
         <w:rPr>
           <w:rFonts w:ascii="Consolas" w:hAnsi="Consolas"/>
@@ -4576,10 +3699,12 @@
           <w:sz w:val="22"/>
           <w:szCs w:val="22"/>
         </w:rPr>
-        <w:t>_</w:t>
-      </w:r>
-      <w:proofErr w:type="gramStart"/>
-      <w:r>
+        <w:t>()</w:t>
+      </w:r>
+    </w:p>
+    <w:p>
+      <w:pPr>
+        <w:jc w:val="center"/>
         <w:rPr>
           <w:rFonts w:ascii="Consolas" w:hAnsi="Consolas"/>
           <w:i/>
@@ -4587,9 +3712,9 @@
           <w:sz w:val="22"/>
           <w:szCs w:val="22"/>
         </w:rPr>
-        <w:t>player</w:t>
-      </w:r>
-      <w:proofErr w:type="spellEnd"/>
+      </w:pPr>
+      <w:proofErr w:type="spellStart"/>
+      <w:proofErr w:type="gramStart"/>
       <w:r>
         <w:rPr>
           <w:rFonts w:ascii="Consolas" w:hAnsi="Consolas"/>
@@ -4598,9 +3723,9 @@
           <w:sz w:val="22"/>
           <w:szCs w:val="22"/>
         </w:rPr>
-        <w:t>(</w:t>
-      </w:r>
-      <w:proofErr w:type="gramEnd"/>
+        <w:t>access</w:t>
+      </w:r>
+      <w:proofErr w:type="spellEnd"/>
       <w:r>
         <w:rPr>
           <w:rFonts w:ascii="Consolas" w:hAnsi="Consolas"/>
@@ -4609,12 +3734,10 @@
           <w:sz w:val="22"/>
           <w:szCs w:val="22"/>
         </w:rPr>
-        <w:t>)</w:t>
-      </w:r>
-    </w:p>
-    <w:p>
-      <w:pPr>
-        <w:jc w:val="center"/>
+        <w:t xml:space="preserve">  =</w:t>
+      </w:r>
+      <w:proofErr w:type="gramEnd"/>
+      <w:r>
         <w:rPr>
           <w:rFonts w:ascii="Consolas" w:hAnsi="Consolas"/>
           <w:i/>
@@ -4622,9 +3745,9 @@
           <w:sz w:val="22"/>
           <w:szCs w:val="22"/>
         </w:rPr>
-      </w:pPr>
-      <w:proofErr w:type="spellStart"/>
-      <w:proofErr w:type="gramStart"/>
+        <w:t xml:space="preserve"> </w:t>
+      </w:r>
+      <w:proofErr w:type="spellStart"/>
       <w:r>
         <w:rPr>
           <w:rFonts w:ascii="Consolas" w:hAnsi="Consolas"/>
@@ -4633,7 +3756,7 @@
           <w:sz w:val="22"/>
           <w:szCs w:val="22"/>
         </w:rPr>
-        <w:t>access</w:t>
+        <w:t>factory.create_access</w:t>
       </w:r>
       <w:proofErr w:type="spellEnd"/>
       <w:r>
@@ -4644,74 +3767,7 @@
           <w:sz w:val="22"/>
           <w:szCs w:val="22"/>
         </w:rPr>
-        <w:t xml:space="preserve">  =</w:t>
-      </w:r>
-      <w:proofErr w:type="gramEnd"/>
-      <w:r>
-        <w:rPr>
-          <w:rFonts w:ascii="Consolas" w:hAnsi="Consolas"/>
-          <w:i/>
-          <w:iCs/>
-          <w:sz w:val="22"/>
-          <w:szCs w:val="22"/>
-        </w:rPr>
-        <w:t xml:space="preserve"> </w:t>
-      </w:r>
-      <w:proofErr w:type="spellStart"/>
-      <w:proofErr w:type="gramStart"/>
-      <w:r>
-        <w:rPr>
-          <w:rFonts w:ascii="Consolas" w:hAnsi="Consolas"/>
-          <w:i/>
-          <w:iCs/>
-          <w:sz w:val="22"/>
-          <w:szCs w:val="22"/>
-        </w:rPr>
-        <w:t>factory.create</w:t>
-      </w:r>
-      <w:proofErr w:type="gramEnd"/>
-      <w:r>
-        <w:rPr>
-          <w:rFonts w:ascii="Consolas" w:hAnsi="Consolas"/>
-          <w:i/>
-          <w:iCs/>
-          <w:sz w:val="22"/>
-          <w:szCs w:val="22"/>
-        </w:rPr>
-        <w:t>_</w:t>
-      </w:r>
-      <w:proofErr w:type="gramStart"/>
-      <w:r>
-        <w:rPr>
-          <w:rFonts w:ascii="Consolas" w:hAnsi="Consolas"/>
-          <w:i/>
-          <w:iCs/>
-          <w:sz w:val="22"/>
-          <w:szCs w:val="22"/>
-        </w:rPr>
-        <w:t>access</w:t>
-      </w:r>
-      <w:proofErr w:type="spellEnd"/>
-      <w:r>
-        <w:rPr>
-          <w:rFonts w:ascii="Consolas" w:hAnsi="Consolas"/>
-          <w:i/>
-          <w:iCs/>
-          <w:sz w:val="22"/>
-          <w:szCs w:val="22"/>
-        </w:rPr>
-        <w:t>(</w:t>
-      </w:r>
-      <w:proofErr w:type="gramEnd"/>
-      <w:r>
-        <w:rPr>
-          <w:rFonts w:ascii="Consolas" w:hAnsi="Consolas"/>
-          <w:i/>
-          <w:iCs/>
-          <w:sz w:val="22"/>
-          <w:szCs w:val="22"/>
-        </w:rPr>
-        <w:t>)</w:t>
+        <w:t>()</w:t>
       </w:r>
     </w:p>
     <w:p>
@@ -4962,6 +4018,88 @@
         <w:rPr>
           <w:rFonts w:ascii="Consolas" w:hAnsi="Consolas"/>
         </w:rPr>
+        <w:t xml:space="preserve"> video.filename_720p }}" data-</w:t>
+      </w:r>
+      <w:proofErr w:type="spellStart"/>
+      <w:r>
+        <w:rPr>
+          <w:rFonts w:ascii="Consolas" w:hAnsi="Consolas"/>
+        </w:rPr>
+        <w:t>quality</w:t>
+      </w:r>
+      <w:proofErr w:type="spellEnd"/>
+      <w:r>
+        <w:rPr>
+          <w:rFonts w:ascii="Consolas" w:hAnsi="Consolas"/>
+        </w:rPr>
+        <w:t>="480p"&gt;480p&lt;/</w:t>
+      </w:r>
+      <w:proofErr w:type="spellStart"/>
+      <w:r>
+        <w:rPr>
+          <w:rFonts w:ascii="Consolas" w:hAnsi="Consolas"/>
+        </w:rPr>
+        <w:t>button</w:t>
+      </w:r>
+      <w:proofErr w:type="spellEnd"/>
+      <w:r>
+        <w:rPr>
+          <w:rFonts w:ascii="Consolas" w:hAnsi="Consolas"/>
+        </w:rPr>
+        <w:t>&gt;</w:t>
+      </w:r>
+    </w:p>
+    <w:p>
+      <w:pPr>
+        <w:rPr>
+          <w:rFonts w:ascii="Consolas" w:hAnsi="Consolas"/>
+        </w:rPr>
+      </w:pPr>
+      <w:r>
+        <w:rPr>
+          <w:rFonts w:ascii="Consolas" w:hAnsi="Consolas"/>
+        </w:rPr>
+        <w:t xml:space="preserve">{% </w:t>
+      </w:r>
+      <w:proofErr w:type="spellStart"/>
+      <w:r>
+        <w:rPr>
+          <w:rFonts w:ascii="Consolas" w:hAnsi="Consolas"/>
+        </w:rPr>
+        <w:t>endif</w:t>
+      </w:r>
+      <w:proofErr w:type="spellEnd"/>
+      <w:r>
+        <w:rPr>
+          <w:rFonts w:ascii="Consolas" w:hAnsi="Consolas"/>
+        </w:rPr>
+        <w:t xml:space="preserve"> %}</w:t>
+      </w:r>
+    </w:p>
+    <w:p>
+      <w:pPr>
+        <w:rPr>
+          <w:rFonts w:ascii="Consolas" w:hAnsi="Consolas"/>
+        </w:rPr>
+      </w:pPr>
+      <w:r>
+        <w:rPr>
+          <w:rFonts w:ascii="Consolas" w:hAnsi="Consolas"/>
+        </w:rPr>
+        <w:t xml:space="preserve">{% </w:t>
+      </w:r>
+      <w:proofErr w:type="spellStart"/>
+      <w:r>
+        <w:rPr>
+          <w:rFonts w:ascii="Consolas" w:hAnsi="Consolas"/>
+        </w:rPr>
+        <w:t>if</w:t>
+      </w:r>
+      <w:proofErr w:type="spellEnd"/>
+      <w:r>
+        <w:rPr>
+          <w:rFonts w:ascii="Consolas" w:hAnsi="Consolas"/>
+        </w:rPr>
         <w:t xml:space="preserve"> </w:t>
       </w:r>
       <w:proofErr w:type="gramStart"/>
@@ -4976,116 +4114,6 @@
         <w:rPr>
           <w:rFonts w:ascii="Consolas" w:hAnsi="Consolas"/>
         </w:rPr>
-        <w:t>_720</w:t>
-      </w:r>
-      <w:proofErr w:type="gramStart"/>
-      <w:r>
-        <w:rPr>
-          <w:rFonts w:ascii="Consolas" w:hAnsi="Consolas"/>
-        </w:rPr>
-        <w:t>p }}"</w:t>
-      </w:r>
-      <w:proofErr w:type="gramEnd"/>
-      <w:r>
-        <w:rPr>
-          <w:rFonts w:ascii="Consolas" w:hAnsi="Consolas"/>
-        </w:rPr>
-        <w:t xml:space="preserve"> data-</w:t>
-      </w:r>
-      <w:proofErr w:type="spellStart"/>
-      <w:r>
-        <w:rPr>
-          <w:rFonts w:ascii="Consolas" w:hAnsi="Consolas"/>
-        </w:rPr>
-        <w:t>quality</w:t>
-      </w:r>
-      <w:proofErr w:type="spellEnd"/>
-      <w:r>
-        <w:rPr>
-          <w:rFonts w:ascii="Consolas" w:hAnsi="Consolas"/>
-        </w:rPr>
-        <w:t>="480p"&gt;480p&lt;/</w:t>
-      </w:r>
-      <w:proofErr w:type="spellStart"/>
-      <w:r>
-        <w:rPr>
-          <w:rFonts w:ascii="Consolas" w:hAnsi="Consolas"/>
-        </w:rPr>
-        <w:t>button</w:t>
-      </w:r>
-      <w:proofErr w:type="spellEnd"/>
-      <w:r>
-        <w:rPr>
-          <w:rFonts w:ascii="Consolas" w:hAnsi="Consolas"/>
-        </w:rPr>
-        <w:t>&gt;</w:t>
-      </w:r>
-    </w:p>
-    <w:p>
-      <w:pPr>
-        <w:rPr>
-          <w:rFonts w:ascii="Consolas" w:hAnsi="Consolas"/>
-        </w:rPr>
-      </w:pPr>
-      <w:r>
-        <w:rPr>
-          <w:rFonts w:ascii="Consolas" w:hAnsi="Consolas"/>
-        </w:rPr>
-        <w:t xml:space="preserve">{% </w:t>
-      </w:r>
-      <w:proofErr w:type="spellStart"/>
-      <w:r>
-        <w:rPr>
-          <w:rFonts w:ascii="Consolas" w:hAnsi="Consolas"/>
-        </w:rPr>
-        <w:t>endif</w:t>
-      </w:r>
-      <w:proofErr w:type="spellEnd"/>
-      <w:r>
-        <w:rPr>
-          <w:rFonts w:ascii="Consolas" w:hAnsi="Consolas"/>
-        </w:rPr>
-        <w:t xml:space="preserve"> %}</w:t>
-      </w:r>
-    </w:p>
-    <w:p>
-      <w:pPr>
-        <w:rPr>
-          <w:rFonts w:ascii="Consolas" w:hAnsi="Consolas"/>
-        </w:rPr>
-      </w:pPr>
-      <w:r>
-        <w:rPr>
-          <w:rFonts w:ascii="Consolas" w:hAnsi="Consolas"/>
-        </w:rPr>
-        <w:t xml:space="preserve">{% </w:t>
-      </w:r>
-      <w:proofErr w:type="spellStart"/>
-      <w:r>
-        <w:rPr>
-          <w:rFonts w:ascii="Consolas" w:hAnsi="Consolas"/>
-        </w:rPr>
-        <w:t>if</w:t>
-      </w:r>
-      <w:proofErr w:type="spellEnd"/>
-      <w:r>
-        <w:rPr>
-          <w:rFonts w:ascii="Consolas" w:hAnsi="Consolas"/>
-        </w:rPr>
-        <w:t xml:space="preserve"> </w:t>
-      </w:r>
-      <w:proofErr w:type="gramStart"/>
-      <w:r>
-        <w:rPr>
-          <w:rFonts w:ascii="Consolas" w:hAnsi="Consolas"/>
-        </w:rPr>
-        <w:t>video.filename</w:t>
-      </w:r>
-      <w:proofErr w:type="gramEnd"/>
-      <w:r>
-        <w:rPr>
-          <w:rFonts w:ascii="Consolas" w:hAnsi="Consolas"/>
-        </w:rPr>
         <w:t>_720p %}</w:t>
       </w:r>
     </w:p>
@@ -5093,84 +4121,16 @@
       <w:pPr>
         <w:rPr>
           <w:rFonts w:ascii="Consolas" w:hAnsi="Consolas"/>
-        </w:rPr>
-      </w:pPr>
-      <w:r>
-        <w:rPr>
-          <w:rFonts w:ascii="Consolas" w:hAnsi="Consolas"/>
+          <w:lang w:val="it-IT"/>
+        </w:rPr>
+      </w:pPr>
+      <w:r>
+        <w:rPr>
+          <w:rFonts w:ascii="Consolas" w:hAnsi="Consolas"/>
+          <w:lang w:val="it-IT"/>
         </w:rPr>
         <w:lastRenderedPageBreak/>
-        <w:t>&lt;</w:t>
-      </w:r>
-      <w:proofErr w:type="spellStart"/>
-      <w:r>
-        <w:rPr>
-          <w:rFonts w:ascii="Consolas" w:hAnsi="Consolas"/>
-        </w:rPr>
-        <w:t>button</w:t>
-      </w:r>
-      <w:proofErr w:type="spellEnd"/>
-      <w:r>
-        <w:rPr>
-          <w:rFonts w:ascii="Consolas" w:hAnsi="Consolas"/>
-        </w:rPr>
-        <w:t xml:space="preserve"> </w:t>
-      </w:r>
-      <w:proofErr w:type="spellStart"/>
-      <w:r>
-        <w:rPr>
-          <w:rFonts w:ascii="Consolas" w:hAnsi="Consolas"/>
-        </w:rPr>
-        <w:t>class</w:t>
-      </w:r>
-      <w:proofErr w:type="spellEnd"/>
-      <w:r>
-        <w:rPr>
-          <w:rFonts w:ascii="Consolas" w:hAnsi="Consolas"/>
-        </w:rPr>
-        <w:t>="</w:t>
-      </w:r>
-      <w:proofErr w:type="spellStart"/>
-      <w:r>
-        <w:rPr>
-          <w:rFonts w:ascii="Consolas" w:hAnsi="Consolas"/>
-        </w:rPr>
-        <w:t>quality-btn</w:t>
-      </w:r>
-      <w:proofErr w:type="spellEnd"/>
-      <w:r>
-        <w:rPr>
-          <w:rFonts w:ascii="Consolas" w:hAnsi="Consolas"/>
-        </w:rPr>
-        <w:t xml:space="preserve"> active" data-</w:t>
-      </w:r>
-      <w:proofErr w:type="spellStart"/>
-      <w:r>
-        <w:rPr>
-          <w:rFonts w:ascii="Consolas" w:hAnsi="Consolas"/>
-        </w:rPr>
-        <w:t>quality</w:t>
-      </w:r>
-      <w:proofErr w:type="spellEnd"/>
-      <w:r>
-        <w:rPr>
-          <w:rFonts w:ascii="Consolas" w:hAnsi="Consolas"/>
-        </w:rPr>
-        <w:t>="720p"&gt;720p HD&lt;/</w:t>
-      </w:r>
-      <w:proofErr w:type="spellStart"/>
-      <w:r>
-        <w:rPr>
-          <w:rFonts w:ascii="Consolas" w:hAnsi="Consolas"/>
-        </w:rPr>
-        <w:t>button</w:t>
-      </w:r>
-      <w:proofErr w:type="spellEnd"/>
-      <w:r>
-        <w:rPr>
-          <w:rFonts w:ascii="Consolas" w:hAnsi="Consolas"/>
-        </w:rPr>
-        <w:t>&gt;</w:t>
+        <w:t>&lt;button class="quality-btn active" data-quality="720p"&gt;720p HD&lt;/button&gt;</w:t>
       </w:r>
     </w:p>
     <w:p>
@@ -5241,7 +4201,7 @@
                     <pic:cNvPicPr/>
                   </pic:nvPicPr>
                   <pic:blipFill>
-                    <a:blip r:embed="rId20"/>
+                    <a:blip r:embed="rId18"/>
                     <a:stretch>
                       <a:fillRect/>
                     </a:stretch>
@@ -5397,7 +4357,7 @@
                     <pic:cNvPicPr/>
                   </pic:nvPicPr>
                   <pic:blipFill>
-                    <a:blip r:embed="rId21"/>
+                    <a:blip r:embed="rId19"/>
                     <a:stretch>
                       <a:fillRect/>
                     </a:stretch>
@@ -5503,171 +4463,6 @@
     </w:p>
     <w:p/>
     <w:p>
-      <w:r>
-        <w:rPr>
-          <w:noProof/>
-        </w:rPr>
-        <mc:AlternateContent>
-          <mc:Choice Requires="wps">
-            <w:drawing>
-              <wp:anchor distT="0" distB="0" distL="114300" distR="114300" simplePos="0" relativeHeight="251661312" behindDoc="0" locked="0" layoutInCell="1" allowOverlap="1" wp14:anchorId="39754AB8" wp14:editId="0D6BA4B5">
-                <wp:simplePos x="0" y="0"/>
-                <wp:positionH relativeFrom="column">
-                  <wp:posOffset>-851535</wp:posOffset>
-                </wp:positionH>
-                <wp:positionV relativeFrom="paragraph">
-                  <wp:posOffset>3939540</wp:posOffset>
-                </wp:positionV>
-                <wp:extent cx="7214235" cy="635"/>
-                <wp:effectExtent l="0" t="0" r="0" b="0"/>
-                <wp:wrapThrough wrapText="bothSides">
-                  <wp:wrapPolygon edited="0">
-                    <wp:start x="0" y="0"/>
-                    <wp:lineTo x="0" y="21600"/>
-                    <wp:lineTo x="21600" y="21600"/>
-                    <wp:lineTo x="21600" y="0"/>
-                  </wp:wrapPolygon>
-                </wp:wrapThrough>
-                <wp:docPr id="454482210" name="Cuadro de texto 1"/>
-                <wp:cNvGraphicFramePr/>
-                <a:graphic xmlns:a="http://schemas.openxmlformats.org/drawingml/2006/main">
-                  <a:graphicData uri="http://schemas.microsoft.com/office/word/2010/wordprocessingShape">
-                    <wps:wsp>
-                      <wps:cNvSpPr txBox="1"/>
-                      <wps:spPr>
-                        <a:xfrm>
-                          <a:off x="0" y="0"/>
-                          <a:ext cx="7214235" cy="635"/>
-                        </a:xfrm>
-                        <a:prstGeom prst="rect">
-                          <a:avLst/>
-                        </a:prstGeom>
-                        <a:solidFill>
-                          <a:prstClr val="white"/>
-                        </a:solidFill>
-                        <a:ln>
-                          <a:noFill/>
-                        </a:ln>
-                      </wps:spPr>
-                      <wps:txbx>
-                        <w:txbxContent>
-                          <w:p>
-                            <w:pPr>
-                              <w:pStyle w:val="Descripcin"/>
-                              <w:jc w:val="center"/>
-                              <w:rPr>
-                                <w:noProof/>
-                              </w:rPr>
-                            </w:pPr>
-                            <w:bookmarkStart w:id="10" w:name="_Toc224477397"/>
-                            <w:r>
-                              <w:t xml:space="preserve">Ilustración </w:t>
-                            </w:r>
-                            <w:r>
-                              <w:fldChar w:fldCharType="begin"/>
-                            </w:r>
-                            <w:r>
-                              <w:instrText xml:space="preserve"> SEQ Ilustración \* ARABIC </w:instrText>
-                            </w:r>
-                            <w:r>
-                              <w:fldChar w:fldCharType="separate"/>
-                            </w:r>
-                            <w:r>
-                              <w:rPr>
-                                <w:noProof/>
-                              </w:rPr>
-                              <w:t>5</w:t>
-                            </w:r>
-                            <w:r>
-                              <w:fldChar w:fldCharType="end"/>
-                            </w:r>
-                            <w:r>
-                              <w:t xml:space="preserve">  UML Patrón </w:t>
-                            </w:r>
-                            <w:proofErr w:type="spellStart"/>
-                            <w:r>
-                              <w:t>Abstract</w:t>
-                            </w:r>
-                            <w:proofErr w:type="spellEnd"/>
-                            <w:r>
-                              <w:t xml:space="preserve"> Factory</w:t>
-                            </w:r>
-                            <w:bookmarkEnd w:id="10"/>
-                          </w:p>
-                        </w:txbxContent>
-                      </wps:txbx>
-                      <wps:bodyPr rot="0" spcFirstLastPara="0" vertOverflow="overflow" horzOverflow="overflow" vert="horz" wrap="square" lIns="0" tIns="0" rIns="0" bIns="0" numCol="1" spcCol="0" rtlCol="0" fromWordArt="0" anchor="t" anchorCtr="0" forceAA="0" compatLnSpc="1">
-                        <a:prstTxWarp prst="textNoShape">
-                          <a:avLst/>
-                        </a:prstTxWarp>
-                        <a:spAutoFit/>
-                      </wps:bodyPr>
-                    </wps:wsp>
-                  </a:graphicData>
-                </a:graphic>
-              </wp:anchor>
-            </w:drawing>
-          </mc:Choice>
-          <mc:Fallback>
-            <w:pict>
-              <v:shapetype w14:anchorId="39754AB8" id="_x0000_t202" coordsize="21600,21600" o:spt="202" path="m,l,21600r21600,l21600,xe">
-                <v:stroke joinstyle="miter"/>
-                <v:path gradientshapeok="t" o:connecttype="rect"/>
-              </v:shapetype>
-              <v:shape id="Cuadro de texto 1" o:spid="_x0000_s1026" type="#_x0000_t202" style="position:absolute;margin-left:-67.05pt;margin-top:310.2pt;width:568.05pt;height:.05pt;z-index:251661312;visibility:visible;mso-wrap-style:square;mso-wrap-distance-left:9pt;mso-wrap-distance-top:0;mso-wrap-distance-right:9pt;mso-wrap-distance-bottom:0;mso-position-horizontal:absolute;mso-position-horizontal-relative:text;mso-position-vertical:absolute;mso-position-vertical-relative:text;v-text-anchor:top" o:gfxdata="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" stroked="f">
-                <v:textbox style="mso-fit-shape-to-text:t" inset="0,0,0,0">
-                  <w:txbxContent>
-                    <w:p>
-                      <w:pPr>
-                        <w:pStyle w:val="Descripcin"/>
-                        <w:jc w:val="center"/>
-                        <w:rPr>
-                          <w:noProof/>
-                        </w:rPr>
-                      </w:pPr>
-                      <w:bookmarkStart w:id="11" w:name="_Toc224477397"/>
-                      <w:r>
-                        <w:t xml:space="preserve">Ilustración </w:t>
-                      </w:r>
-                      <w:r>
-                        <w:fldChar w:fldCharType="begin"/>
-                      </w:r>
-                      <w:r>
-                        <w:instrText xml:space="preserve"> SEQ Ilustración \* ARABIC </w:instrText>
-                      </w:r>
-                      <w:r>
-                        <w:fldChar w:fldCharType="separate"/>
-                      </w:r>
-                      <w:r>
-                        <w:rPr>
-                          <w:noProof/>
-                        </w:rPr>
-                        <w:t>5</w:t>
-                      </w:r>
-                      <w:r>
-                        <w:fldChar w:fldCharType="end"/>
-                      </w:r>
-                      <w:r>
-                        <w:t xml:space="preserve">  UML Patrón </w:t>
-                      </w:r>
-                      <w:proofErr w:type="spellStart"/>
-                      <w:r>
-                        <w:t>Abstract</w:t>
-                      </w:r>
-                      <w:proofErr w:type="spellEnd"/>
-                      <w:r>
-                        <w:t xml:space="preserve"> Factory</w:t>
-                      </w:r>
-                      <w:bookmarkEnd w:id="11"/>
-                    </w:p>
-                  </w:txbxContent>
-                </v:textbox>
-                <w10:wrap type="through"/>
-              </v:shape>
-            </w:pict>
-          </mc:Fallback>
-        </mc:AlternateContent>
-      </w:r>
       <w:r>
         <w:rPr>
           <w:noProof/>
@@ -5706,7 +4501,7 @@
                     </pic:cNvPicPr>
                   </pic:nvPicPr>
                   <pic:blipFill>
-                    <a:blip r:embed="rId22">
+                    <a:blip r:embed="rId20">
                       <a:extLst>
                         <a:ext uri="{28A0092B-C50C-407E-A947-70E740481C1C}">
                           <a14:useLocalDpi xmlns:a14="http://schemas.microsoft.com/office/drawing/2010/main" val="0"/>
@@ -5755,111 +4550,28 @@
           <w:bCs/>
         </w:rPr>
       </w:pPr>
-    </w:p>
-    <w:p>
-      <w:pPr>
-        <w:rPr>
-          <w:b/>
-          <w:bCs/>
-        </w:rPr>
-      </w:pPr>
-    </w:p>
-    <w:p>
-      <w:pPr>
-        <w:rPr>
-          <w:b/>
-          <w:bCs/>
-        </w:rPr>
-      </w:pPr>
-    </w:p>
-    <w:p>
-      <w:pPr>
-        <w:rPr>
-          <w:b/>
-          <w:bCs/>
-        </w:rPr>
-      </w:pPr>
-    </w:p>
-    <w:p>
-      <w:pPr>
-        <w:rPr>
-          <w:b/>
-          <w:bCs/>
-        </w:rPr>
-      </w:pPr>
-    </w:p>
-    <w:p>
-      <w:pPr>
-        <w:rPr>
-          <w:b/>
-          <w:bCs/>
-        </w:rPr>
-      </w:pPr>
-    </w:p>
-    <w:p>
-      <w:pPr>
-        <w:rPr>
-          <w:b/>
-          <w:bCs/>
-        </w:rPr>
-      </w:pPr>
-    </w:p>
-    <w:p>
-      <w:pPr>
-        <w:rPr>
-          <w:b/>
-          <w:bCs/>
-        </w:rPr>
-      </w:pPr>
-    </w:p>
-    <w:p>
-      <w:pPr>
-        <w:rPr>
-          <w:b/>
-          <w:bCs/>
-        </w:rPr>
-      </w:pPr>
-    </w:p>
-    <w:p>
-      <w:pPr>
-        <w:rPr>
-          <w:b/>
-          <w:bCs/>
-        </w:rPr>
-      </w:pPr>
-    </w:p>
-    <w:p>
-      <w:pPr>
-        <w:rPr>
-          <w:b/>
-          <w:bCs/>
-        </w:rPr>
-      </w:pPr>
-      <w:r>
-        <w:rPr>
-          <w:b/>
-          <w:bCs/>
+      <w:r>
+        <w:rPr>
+          <w:b/>
+          <w:bCs/>
+        </w:rPr>
+        <w:t>Pruebas Unitarias:</w:t>
+      </w:r>
+    </w:p>
+    <w:p>
+      <w:r>
+        <w:t>Se crea test_abstract_fact</w:t>
+      </w:r>
+      <w:r>
+        <w:t>ory.py</w:t>
+      </w:r>
+    </w:p>
+    <w:p>
+      <w:r>
+        <w:rPr>
+          <w:noProof/>
         </w:rPr>
         <w:lastRenderedPageBreak/>
-        <w:t>Pruebas Unitarias:</w:t>
-      </w:r>
-    </w:p>
-    <w:p>
-      <w:r>
-        <w:t>Se crea test_abstract_fact</w:t>
-      </w:r>
-      <w:r>
-        <w:t>ory.py</w:t>
-      </w:r>
-    </w:p>
-    <w:p>
-      <w:pPr>
-        <w:keepNext/>
-      </w:pPr>
-      <w:r>
-        <w:rPr>
-          <w:noProof/>
-        </w:rPr>
         <w:drawing>
           <wp:inline distT="0" distB="0" distL="0" distR="0" wp14:anchorId="17DBA1E5" wp14:editId="3C3339E3">
             <wp:extent cx="5400040" cy="3481070"/>
@@ -5876,7 +4588,7 @@
                     <pic:cNvPicPr/>
                   </pic:nvPicPr>
                   <pic:blipFill>
-                    <a:blip r:embed="rId23"/>
+                    <a:blip r:embed="rId21"/>
                     <a:stretch>
                       <a:fillRect/>
                     </a:stretch>
@@ -5897,49 +4609,6 @@
         </w:drawing>
       </w:r>
     </w:p>
-    <w:p>
-      <w:pPr>
-        <w:pStyle w:val="Descripcin"/>
-        <w:jc w:val="center"/>
-      </w:pPr>
-      <w:bookmarkStart w:id="12" w:name="_Toc224477398"/>
-      <w:r>
-        <w:t xml:space="preserve">Ilustración </w:t>
-      </w:r>
-      <w:r>
-        <w:fldChar w:fldCharType="begin"/>
-      </w:r>
-      <w:r>
-        <w:instrText xml:space="preserve"> SEQ Ilustración \* ARABIC </w:instrText>
-      </w:r>
-      <w:r>
-        <w:fldChar w:fldCharType="separate"/>
-      </w:r>
-      <w:r>
-        <w:rPr>
-          <w:noProof/>
-        </w:rPr>
-        <w:t>6</w:t>
-      </w:r>
-      <w:r>
-        <w:fldChar w:fldCharType="end"/>
-      </w:r>
-      <w:r>
-        <w:t xml:space="preserve">  Pruebas </w:t>
-      </w:r>
-      <w:r>
-        <w:t xml:space="preserve">Patrón </w:t>
-      </w:r>
-      <w:proofErr w:type="spellStart"/>
-      <w:r>
-        <w:t>Abstract</w:t>
-      </w:r>
-      <w:proofErr w:type="spellEnd"/>
-      <w:r>
-        <w:t xml:space="preserve"> Factory</w:t>
-      </w:r>
-      <w:bookmarkEnd w:id="12"/>
-    </w:p>
     <w:p/>
     <w:p>
       <w:pPr>
@@ -6148,7 +4817,6 @@
           <w:b/>
           <w:bCs/>
         </w:rPr>
-        <w:lastRenderedPageBreak/>
         <w:t>test_player_es_free</w:t>
       </w:r>
       <w:proofErr w:type="spellEnd"/>
@@ -6209,6 +4877,7 @@
           <w:b/>
           <w:bCs/>
         </w:rPr>
+        <w:lastRenderedPageBreak/>
         <w:t>test_access_es_free</w:t>
       </w:r>
       <w:proofErr w:type="spellEnd"/>
@@ -6387,10 +5056,6 @@
         <w:t>) devuelve exactamente 'Plan Gratuito'. Este texto aparece en el reproductor junto al candado de DRM.</w:t>
       </w:r>
     </w:p>
-    <w:p/>
-    <w:p/>
-    <w:p/>
-    <w:p/>
     <w:p>
       <w:proofErr w:type="spellStart"/>
       <w:r>
@@ -6579,7 +5244,11 @@
         <w:t xml:space="preserve"> — verifica que la etiqueta dice exactamente 'Plan Premium'.</w:t>
       </w:r>
     </w:p>
-    <w:p/>
+    <w:p>
+      <w:pPr>
+        <w:pStyle w:val="Prrafodelista"/>
+      </w:pPr>
+    </w:p>
     <w:p>
       <w:pPr>
         <w:jc w:val="center"/>
@@ -6587,27 +5256,59 @@
     </w:p>
     <w:p>
       <w:pPr>
-        <w:pStyle w:val="Ttulo2"/>
-        <w:rPr>
-          <w:rStyle w:val="Ttulodellibro"/>
-        </w:rPr>
-      </w:pPr>
-      <w:bookmarkStart w:id="13" w:name="_Toc224477405"/>
-      <w:r>
-        <w:rPr>
-          <w:rStyle w:val="Ttulodellibro"/>
-        </w:rPr>
-        <w:lastRenderedPageBreak/>
-        <w:t xml:space="preserve">Patron </w:t>
-      </w:r>
-      <w:proofErr w:type="spellStart"/>
-      <w:r>
-        <w:rPr>
-          <w:rStyle w:val="Ttulodellibro"/>
+        <w:jc w:val="center"/>
+      </w:pPr>
+    </w:p>
+    <w:p>
+      <w:pPr>
+        <w:jc w:val="center"/>
+      </w:pPr>
+    </w:p>
+    <w:p>
+      <w:pPr>
+        <w:jc w:val="center"/>
+      </w:pPr>
+    </w:p>
+    <w:p>
+      <w:pPr>
+        <w:jc w:val="center"/>
+        <w:rPr>
+          <w:b/>
+          <w:bCs/>
+          <w:sz w:val="28"/>
+          <w:szCs w:val="28"/>
+        </w:rPr>
+      </w:pPr>
+      <w:proofErr w:type="spellStart"/>
+      <w:r>
+        <w:rPr>
+          <w:b/>
+          <w:bCs/>
+          <w:sz w:val="28"/>
+          <w:szCs w:val="28"/>
+        </w:rPr>
+        <w:t>Patron</w:t>
+      </w:r>
+      <w:proofErr w:type="spellEnd"/>
+      <w:r>
+        <w:rPr>
+          <w:b/>
+          <w:bCs/>
+          <w:sz w:val="28"/>
+          <w:szCs w:val="28"/>
+        </w:rPr>
+        <w:t xml:space="preserve"> </w:t>
+      </w:r>
+      <w:proofErr w:type="spellStart"/>
+      <w:r>
+        <w:rPr>
+          <w:b/>
+          <w:bCs/>
+          <w:sz w:val="28"/>
+          <w:szCs w:val="28"/>
         </w:rPr>
         <w:t>Builder</w:t>
       </w:r>
-      <w:bookmarkEnd w:id="13"/>
       <w:proofErr w:type="spellEnd"/>
     </w:p>
     <w:p>
@@ -6772,7 +5473,7 @@
                     <pic:cNvPicPr/>
                   </pic:nvPicPr>
                   <pic:blipFill>
-                    <a:blip r:embed="rId24"/>
+                    <a:blip r:embed="rId22"/>
                     <a:stretch>
                       <a:fillRect/>
                     </a:stretch>
@@ -6817,7 +5518,7 @@
                     <pic:cNvPicPr/>
                   </pic:nvPicPr>
                   <pic:blipFill>
-                    <a:blip r:embed="rId25"/>
+                    <a:blip r:embed="rId23"/>
                     <a:stretch>
                       <a:fillRect/>
                     </a:stretch>
@@ -6943,37 +5644,17 @@
           <w:sz w:val="22"/>
           <w:szCs w:val="22"/>
         </w:rPr>
-        <w:t>set_</w:t>
-      </w:r>
-      <w:proofErr w:type="gramStart"/>
-      <w:r>
-        <w:rPr>
-          <w:b/>
-          <w:bCs/>
-          <w:sz w:val="22"/>
-          <w:szCs w:val="22"/>
-        </w:rPr>
-        <w:t>redirect</w:t>
-      </w:r>
-      <w:proofErr w:type="spellEnd"/>
-      <w:r>
-        <w:rPr>
-          <w:b/>
-          <w:bCs/>
-          <w:sz w:val="22"/>
-          <w:szCs w:val="22"/>
-        </w:rPr>
-        <w:t>(</w:t>
-      </w:r>
-      <w:proofErr w:type="gramEnd"/>
-      <w:r>
-        <w:rPr>
-          <w:b/>
-          <w:bCs/>
-          <w:sz w:val="22"/>
-          <w:szCs w:val="22"/>
-        </w:rPr>
-        <w:t>'/')</w:t>
+        <w:t>set_redirect</w:t>
+      </w:r>
+      <w:proofErr w:type="spellEnd"/>
+      <w:r>
+        <w:rPr>
+          <w:b/>
+          <w:bCs/>
+          <w:sz w:val="22"/>
+          <w:szCs w:val="22"/>
+        </w:rPr>
+        <w:t>('/')</w:t>
       </w:r>
       <w:r>
         <w:rPr>
@@ -7215,7 +5896,7 @@
                     <pic:cNvPicPr/>
                   </pic:nvPicPr>
                   <pic:blipFill>
-                    <a:blip r:embed="rId26"/>
+                    <a:blip r:embed="rId24"/>
                     <a:stretch>
                       <a:fillRect/>
                     </a:stretch>
@@ -7258,7 +5939,7 @@
                     <pic:cNvPicPr/>
                   </pic:nvPicPr>
                   <pic:blipFill>
-                    <a:blip r:embed="rId27"/>
+                    <a:blip r:embed="rId25"/>
                     <a:stretch>
                       <a:fillRect/>
                     </a:stretch>
@@ -7522,7 +6203,7 @@
                     <pic:cNvPicPr/>
                   </pic:nvPicPr>
                   <pic:blipFill>
-                    <a:blip r:embed="rId28"/>
+                    <a:blip r:embed="rId26"/>
                     <a:stretch>
                       <a:fillRect/>
                     </a:stretch>
@@ -7567,7 +6248,7 @@
                     <pic:cNvPicPr/>
                   </pic:nvPicPr>
                   <pic:blipFill>
-                    <a:blip r:embed="rId29"/>
+                    <a:blip r:embed="rId27"/>
                     <a:stretch>
                       <a:fillRect/>
                     </a:stretch>
@@ -7793,7 +6474,7 @@
                     <pic:cNvPicPr/>
                   </pic:nvPicPr>
                   <pic:blipFill>
-                    <a:blip r:embed="rId30"/>
+                    <a:blip r:embed="rId28"/>
                     <a:stretch>
                       <a:fillRect/>
                     </a:stretch>
@@ -7835,7 +6516,7 @@
                     <pic:cNvPicPr/>
                   </pic:nvPicPr>
                   <pic:blipFill>
-                    <a:blip r:embed="rId31"/>
+                    <a:blip r:embed="rId29"/>
                     <a:stretch>
                       <a:fillRect/>
                     </a:stretch>
@@ -7946,39 +6627,15 @@
           <w:b/>
           <w:bCs/>
         </w:rPr>
-        <w:t>_</w:t>
-      </w:r>
-      <w:proofErr w:type="gramStart"/>
-      <w:r>
-        <w:rPr>
-          <w:b/>
-          <w:bCs/>
-        </w:rPr>
-        <w:t>success</w:t>
-      </w:r>
-      <w:proofErr w:type="spellEnd"/>
-      <w:r>
-        <w:rPr>
-          <w:b/>
-          <w:bCs/>
-        </w:rPr>
-        <w:t>(</w:t>
-      </w:r>
-      <w:proofErr w:type="gramEnd"/>
-      <w:r>
-        <w:rPr>
-          <w:b/>
-          <w:bCs/>
-        </w:rPr>
-        <w:t>True</w:t>
-      </w:r>
-      <w:proofErr w:type="gramStart"/>
-      <w:r>
-        <w:rPr>
-          <w:b/>
-          <w:bCs/>
-        </w:rPr>
-        <w:t>).</w:t>
+        <w:t>_success</w:t>
+      </w:r>
+      <w:proofErr w:type="spellEnd"/>
+      <w:r>
+        <w:rPr>
+          <w:b/>
+          <w:bCs/>
+        </w:rPr>
+        <w:t>(True).</w:t>
       </w:r>
       <w:proofErr w:type="spellStart"/>
       <w:r>
@@ -7989,7 +6646,6 @@
         <w:t>build</w:t>
       </w:r>
       <w:proofErr w:type="spellEnd"/>
-      <w:proofErr w:type="gramEnd"/>
       <w:r>
         <w:rPr>
           <w:b/>
@@ -8183,7 +6839,7 @@
                     <pic:cNvPicPr/>
                   </pic:nvPicPr>
                   <pic:blipFill>
-                    <a:blip r:embed="rId32"/>
+                    <a:blip r:embed="rId30"/>
                     <a:stretch>
                       <a:fillRect/>
                     </a:stretch>
@@ -8225,7 +6881,7 @@
                     <pic:cNvPicPr/>
                   </pic:nvPicPr>
                   <pic:blipFill>
-                    <a:blip r:embed="rId33"/>
+                    <a:blip r:embed="rId31"/>
                     <a:stretch>
                       <a:fillRect/>
                     </a:stretch>
@@ -8390,7 +7046,6 @@
         <w:t xml:space="preserve">': </w:t>
       </w:r>
       <w:proofErr w:type="spellStart"/>
-      <w:proofErr w:type="gramStart"/>
       <w:r>
         <w:rPr>
           <w:rFonts w:ascii="Consolas" w:hAnsi="Consolas"/>
@@ -8398,7 +7053,6 @@
         <w:t>user.subscription</w:t>
       </w:r>
       <w:proofErr w:type="spellEnd"/>
-      <w:proofErr w:type="gramEnd"/>
       <w:r>
         <w:rPr>
           <w:rFonts w:ascii="Consolas" w:hAnsi="Consolas"/>
@@ -8439,7 +7093,7 @@
                     <pic:cNvPicPr/>
                   </pic:nvPicPr>
                   <pic:blipFill>
-                    <a:blip r:embed="rId34"/>
+                    <a:blip r:embed="rId32"/>
                     <a:stretch>
                       <a:fillRect/>
                     </a:stretch>
@@ -8482,7 +7136,7 @@
                     <pic:cNvPicPr/>
                   </pic:nvPicPr>
                   <pic:blipFill>
-                    <a:blip r:embed="rId35"/>
+                    <a:blip r:embed="rId33"/>
                     <a:stretch>
                       <a:fillRect/>
                     </a:stretch>
@@ -8722,7 +7376,7 @@
                     <pic:cNvPicPr/>
                   </pic:nvPicPr>
                   <pic:blipFill>
-                    <a:blip r:embed="rId36"/>
+                    <a:blip r:embed="rId34"/>
                     <a:stretch>
                       <a:fillRect/>
                     </a:stretch>
@@ -8767,7 +7421,7 @@
                     <pic:cNvPicPr/>
                   </pic:nvPicPr>
                   <pic:blipFill>
-                    <a:blip r:embed="rId37"/>
+                    <a:blip r:embed="rId35"/>
                     <a:stretch>
                       <a:fillRect/>
                     </a:stretch>
@@ -9039,7 +7693,7 @@
                     <pic:cNvPicPr/>
                   </pic:nvPicPr>
                   <pic:blipFill>
-                    <a:blip r:embed="rId38"/>
+                    <a:blip r:embed="rId36"/>
                     <a:stretch>
                       <a:fillRect/>
                     </a:stretch>
@@ -9085,7 +7739,7 @@
                     <pic:cNvPicPr/>
                   </pic:nvPicPr>
                   <pic:blipFill>
-                    <a:blip r:embed="rId39"/>
+                    <a:blip r:embed="rId37"/>
                     <a:stretch>
                       <a:fillRect/>
                     </a:stretch>
@@ -9181,6 +7835,33 @@
           <w:b/>
           <w:bCs/>
         </w:rPr>
+        <w:t>set_message</w:t>
+      </w:r>
+      <w:proofErr w:type="spellEnd"/>
+      <w:r>
+        <w:rPr>
+          <w:b/>
+          <w:bCs/>
+        </w:rPr>
+        <w:t>(),</w:t>
+      </w:r>
+      <w:r>
+        <w:t xml:space="preserve"> alineándola con el resto de la API. También el caso donde ya existen datos usa el </w:t>
+      </w:r>
+      <w:proofErr w:type="spellStart"/>
+      <w:r>
+        <w:t>Builder</w:t>
+      </w:r>
+      <w:proofErr w:type="spellEnd"/>
+      <w:r>
+        <w:t xml:space="preserve"> con </w:t>
+      </w:r>
+      <w:proofErr w:type="spellStart"/>
+      <w:r>
+        <w:rPr>
+          <w:b/>
+          <w:bCs/>
+        </w:rPr>
         <w:t>set_</w:t>
       </w:r>
       <w:proofErr w:type="gramStart"/>
@@ -9205,49 +7886,6 @@
           <w:b/>
           <w:bCs/>
         </w:rPr>
-        <w:t>),</w:t>
-      </w:r>
-      <w:r>
-        <w:t xml:space="preserve"> alineándola con el resto de la API. También el caso donde ya existen datos usa el </w:t>
-      </w:r>
-      <w:proofErr w:type="spellStart"/>
-      <w:r>
-        <w:t>Builder</w:t>
-      </w:r>
-      <w:proofErr w:type="spellEnd"/>
-      <w:r>
-        <w:t xml:space="preserve"> con </w:t>
-      </w:r>
-      <w:proofErr w:type="spellStart"/>
-      <w:r>
-        <w:rPr>
-          <w:b/>
-          <w:bCs/>
-        </w:rPr>
-        <w:t>set_</w:t>
-      </w:r>
-      <w:proofErr w:type="gramStart"/>
-      <w:r>
-        <w:rPr>
-          <w:b/>
-          <w:bCs/>
-        </w:rPr>
-        <w:t>message</w:t>
-      </w:r>
-      <w:proofErr w:type="spellEnd"/>
-      <w:r>
-        <w:rPr>
-          <w:b/>
-          <w:bCs/>
-        </w:rPr>
-        <w:t>(</w:t>
-      </w:r>
-      <w:proofErr w:type="gramEnd"/>
-      <w:r>
-        <w:rPr>
-          <w:b/>
-          <w:bCs/>
-        </w:rPr>
         <w:t>'</w:t>
       </w:r>
       <w:proofErr w:type="spellStart"/>
@@ -9301,161 +7939,6 @@
           <w:noProof/>
         </w:rPr>
       </w:pPr>
-      <w:r>
-        <w:rPr>
-          <w:noProof/>
-        </w:rPr>
-        <mc:AlternateContent>
-          <mc:Choice Requires="wps">
-            <w:drawing>
-              <wp:anchor distT="0" distB="0" distL="114300" distR="114300" simplePos="0" relativeHeight="251663360" behindDoc="0" locked="0" layoutInCell="1" allowOverlap="1" wp14:anchorId="3B2C2B39" wp14:editId="03AB45AC">
-                <wp:simplePos x="0" y="0"/>
-                <wp:positionH relativeFrom="column">
-                  <wp:posOffset>-911225</wp:posOffset>
-                </wp:positionH>
-                <wp:positionV relativeFrom="paragraph">
-                  <wp:posOffset>3051810</wp:posOffset>
-                </wp:positionV>
-                <wp:extent cx="7383780" cy="635"/>
-                <wp:effectExtent l="0" t="0" r="0" b="0"/>
-                <wp:wrapThrough wrapText="bothSides">
-                  <wp:wrapPolygon edited="0">
-                    <wp:start x="0" y="0"/>
-                    <wp:lineTo x="0" y="21600"/>
-                    <wp:lineTo x="21600" y="21600"/>
-                    <wp:lineTo x="21600" y="0"/>
-                  </wp:wrapPolygon>
-                </wp:wrapThrough>
-                <wp:docPr id="429539985" name="Cuadro de texto 1"/>
-                <wp:cNvGraphicFramePr/>
-                <a:graphic xmlns:a="http://schemas.openxmlformats.org/drawingml/2006/main">
-                  <a:graphicData uri="http://schemas.microsoft.com/office/word/2010/wordprocessingShape">
-                    <wps:wsp>
-                      <wps:cNvSpPr txBox="1"/>
-                      <wps:spPr>
-                        <a:xfrm>
-                          <a:off x="0" y="0"/>
-                          <a:ext cx="7383780" cy="635"/>
-                        </a:xfrm>
-                        <a:prstGeom prst="rect">
-                          <a:avLst/>
-                        </a:prstGeom>
-                        <a:solidFill>
-                          <a:prstClr val="white"/>
-                        </a:solidFill>
-                        <a:ln>
-                          <a:noFill/>
-                        </a:ln>
-                      </wps:spPr>
-                      <wps:txbx>
-                        <w:txbxContent>
-                          <w:p>
-                            <w:pPr>
-                              <w:pStyle w:val="Descripcin"/>
-                              <w:jc w:val="center"/>
-                              <w:rPr>
-                                <w:noProof/>
-                              </w:rPr>
-                            </w:pPr>
-                            <w:bookmarkStart w:id="14" w:name="_Toc224477399"/>
-                            <w:r>
-                              <w:t xml:space="preserve">Ilustración </w:t>
-                            </w:r>
-                            <w:r>
-                              <w:fldChar w:fldCharType="begin"/>
-                            </w:r>
-                            <w:r>
-                              <w:instrText xml:space="preserve"> SEQ Ilustración \* ARABIC </w:instrText>
-                            </w:r>
-                            <w:r>
-                              <w:fldChar w:fldCharType="separate"/>
-                            </w:r>
-                            <w:r>
-                              <w:rPr>
-                                <w:noProof/>
-                              </w:rPr>
-                              <w:t>7</w:t>
-                            </w:r>
-                            <w:r>
-                              <w:fldChar w:fldCharType="end"/>
-                            </w:r>
-                            <w:r>
-                              <w:t xml:space="preserve">  UML Patrón </w:t>
-                            </w:r>
-                            <w:proofErr w:type="spellStart"/>
-                            <w:r>
-                              <w:t>Builder</w:t>
-                            </w:r>
-                            <w:bookmarkEnd w:id="14"/>
-                            <w:proofErr w:type="spellEnd"/>
-                          </w:p>
-                        </w:txbxContent>
-                      </wps:txbx>
-                      <wps:bodyPr rot="0" spcFirstLastPara="0" vertOverflow="overflow" horzOverflow="overflow" vert="horz" wrap="square" lIns="0" tIns="0" rIns="0" bIns="0" numCol="1" spcCol="0" rtlCol="0" fromWordArt="0" anchor="t" anchorCtr="0" forceAA="0" compatLnSpc="1">
-                        <a:prstTxWarp prst="textNoShape">
-                          <a:avLst/>
-                        </a:prstTxWarp>
-                        <a:spAutoFit/>
-                      </wps:bodyPr>
-                    </wps:wsp>
-                  </a:graphicData>
-                </a:graphic>
-              </wp:anchor>
-            </w:drawing>
-          </mc:Choice>
-          <mc:Fallback>
-            <w:pict>
-              <v:shape w14:anchorId="3B2C2B39" id="_x0000_s1027" type="#_x0000_t202" style="position:absolute;margin-left:-71.75pt;margin-top:240.3pt;width:581.4pt;height:.05pt;z-index:251663360;visibility:visible;mso-wrap-style:square;mso-wrap-distance-left:9pt;mso-wrap-distance-top:0;mso-wrap-distance-right:9pt;mso-wrap-distance-bottom:0;mso-position-horizontal:absolute;mso-position-horizontal-relative:text;mso-position-vertical:absolute;mso-position-vertical-relative:text;v-text-anchor:top" o:gfxdata="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" stroked="f">
-                <v:textbox style="mso-fit-shape-to-text:t" inset="0,0,0,0">
-                  <w:txbxContent>
-                    <w:p>
-                      <w:pPr>
-                        <w:pStyle w:val="Descripcin"/>
-                        <w:jc w:val="center"/>
-                        <w:rPr>
-                          <w:noProof/>
-                        </w:rPr>
-                      </w:pPr>
-                      <w:bookmarkStart w:id="15" w:name="_Toc224477399"/>
-                      <w:r>
-                        <w:t xml:space="preserve">Ilustración </w:t>
-                      </w:r>
-                      <w:r>
-                        <w:fldChar w:fldCharType="begin"/>
-                      </w:r>
-                      <w:r>
-                        <w:instrText xml:space="preserve"> SEQ Ilustración \* ARABIC </w:instrText>
-                      </w:r>
-                      <w:r>
-                        <w:fldChar w:fldCharType="separate"/>
-                      </w:r>
-                      <w:r>
-                        <w:rPr>
-                          <w:noProof/>
-                        </w:rPr>
-                        <w:t>7</w:t>
-                      </w:r>
-                      <w:r>
-                        <w:fldChar w:fldCharType="end"/>
-                      </w:r>
-                      <w:r>
-                        <w:t xml:space="preserve">  UML Patrón </w:t>
-                      </w:r>
-                      <w:proofErr w:type="spellStart"/>
-                      <w:r>
-                        <w:t>Builder</w:t>
-                      </w:r>
-                      <w:bookmarkEnd w:id="15"/>
-                      <w:proofErr w:type="spellEnd"/>
-                    </w:p>
-                  </w:txbxContent>
-                </v:textbox>
-                <w10:wrap type="through"/>
-              </v:shape>
-            </w:pict>
-          </mc:Fallback>
-        </mc:AlternateContent>
-      </w:r>
       <w:r>
         <w:rPr>
           <w:noProof/>
@@ -9494,7 +7977,7 @@
                     </pic:cNvPicPr>
                   </pic:nvPicPr>
                   <pic:blipFill>
-                    <a:blip r:embed="rId40">
+                    <a:blip r:embed="rId38">
                       <a:extLst>
                         <a:ext uri="{28A0092B-C50C-407E-A947-70E740481C1C}">
                           <a14:useLocalDpi xmlns:a14="http://schemas.microsoft.com/office/drawing/2010/main" val="0"/>
@@ -9599,6 +8082,7 @@
           <w:b/>
           <w:bCs/>
         </w:rPr>
+        <w:lastRenderedPageBreak/>
         <w:t>Pruebas Unitarias:</w:t>
       </w:r>
     </w:p>
@@ -9641,7 +8125,7 @@
                     <pic:cNvPicPr/>
                   </pic:nvPicPr>
                   <pic:blipFill>
-                    <a:blip r:embed="rId41"/>
+                    <a:blip r:embed="rId39"/>
                     <a:stretch>
                       <a:fillRect/>
                     </a:stretch>
@@ -9664,7 +8148,9 @@
     </w:p>
     <w:p>
       <w:pPr>
-        <w:keepNext/>
+        <w:rPr>
+          <w:lang w:val="it-IT"/>
+        </w:rPr>
       </w:pPr>
       <w:r>
         <w:rPr>
@@ -9693,7 +8179,7 @@
                     <pic:cNvPicPr/>
                   </pic:nvPicPr>
                   <pic:blipFill>
-                    <a:blip r:embed="rId42"/>
+                    <a:blip r:embed="rId40"/>
                     <a:stretch>
                       <a:fillRect/>
                     </a:stretch>
@@ -9716,43 +8202,10 @@
     </w:p>
     <w:p>
       <w:pPr>
-        <w:pStyle w:val="Descripcin"/>
-        <w:jc w:val="center"/>
         <w:rPr>
           <w:lang w:val="it-IT"/>
         </w:rPr>
       </w:pPr>
-      <w:bookmarkStart w:id="16" w:name="_Toc224477400"/>
-      <w:r>
-        <w:t xml:space="preserve">Ilustración </w:t>
-      </w:r>
-      <w:r>
-        <w:fldChar w:fldCharType="begin"/>
-      </w:r>
-      <w:r>
-        <w:instrText xml:space="preserve"> SEQ Ilustración \* ARABIC </w:instrText>
-      </w:r>
-      <w:r>
-        <w:fldChar w:fldCharType="separate"/>
-      </w:r>
-      <w:r>
-        <w:rPr>
-          <w:noProof/>
-        </w:rPr>
-        <w:t>8</w:t>
-      </w:r>
-      <w:r>
-        <w:fldChar w:fldCharType="end"/>
-      </w:r>
-      <w:r>
-        <w:t xml:space="preserve">  Pruebas Patrón </w:t>
-      </w:r>
-      <w:proofErr w:type="spellStart"/>
-      <w:r>
-        <w:t>Builder</w:t>
-      </w:r>
-      <w:bookmarkEnd w:id="16"/>
-      <w:proofErr w:type="spellEnd"/>
     </w:p>
     <w:p>
       <w:pPr>
@@ -9778,22 +8231,16 @@
     <w:p>
       <w:pPr>
         <w:rPr>
-          <w:lang w:val="it-IT"/>
-        </w:rPr>
-      </w:pPr>
-    </w:p>
-    <w:p>
-      <w:pPr>
-        <w:rPr>
-          <w:b/>
-          <w:bCs/>
-        </w:rPr>
-      </w:pPr>
-      <w:r>
-        <w:rPr>
-          <w:b/>
-          <w:bCs/>
-        </w:rPr>
+          <w:b/>
+          <w:bCs/>
+        </w:rPr>
+      </w:pPr>
+      <w:r>
+        <w:rPr>
+          <w:b/>
+          <w:bCs/>
+        </w:rPr>
+        <w:lastRenderedPageBreak/>
         <w:t>test_builder.py — 35 pruebas</w:t>
       </w:r>
     </w:p>
@@ -9940,7 +8387,23 @@
           <w:sz w:val="22"/>
           <w:szCs w:val="22"/>
         </w:rPr>
-        <w:t xml:space="preserve"> sin llamar ningún método devuelve un diccionario vacío. </w:t>
+        <w:t xml:space="preserve"> sin llamar ningún método devuelve un diccionario vacío. Confirma que el </w:t>
+      </w:r>
+      <w:proofErr w:type="spellStart"/>
+      <w:r>
+        <w:rPr>
+          <w:sz w:val="22"/>
+          <w:szCs w:val="22"/>
+        </w:rPr>
+        <w:t>Builder</w:t>
+      </w:r>
+      <w:proofErr w:type="spellEnd"/>
+      <w:r>
+        <w:rPr>
+          <w:sz w:val="22"/>
+          <w:szCs w:val="22"/>
+        </w:rPr>
+        <w:t xml:space="preserve"> no agrega campos por su cuenta sin que se lo pidas.</w:t>
       </w:r>
     </w:p>
     <w:p>
@@ -9971,7 +8434,23 @@
           <w:sz w:val="22"/>
           <w:szCs w:val="22"/>
         </w:rPr>
-        <w:t xml:space="preserve"> — crea dos instancias separadas y verifica que los campos de una no contaminan los de la otra.</w:t>
+        <w:t xml:space="preserve"> — crea dos instancias separadas y verifica que los campos de una no contaminan los de la otra. Importante porque cada ruta de la API crea su propio </w:t>
+      </w:r>
+      <w:proofErr w:type="spellStart"/>
+      <w:r>
+        <w:rPr>
+          <w:sz w:val="22"/>
+          <w:szCs w:val="22"/>
+        </w:rPr>
+        <w:t>Builder</w:t>
+      </w:r>
+      <w:proofErr w:type="spellEnd"/>
+      <w:r>
+        <w:rPr>
+          <w:sz w:val="22"/>
+          <w:szCs w:val="22"/>
+        </w:rPr>
+        <w:t xml:space="preserve"> y no deben compartir estado.</w:t>
       </w:r>
     </w:p>
     <w:p>
@@ -10012,26 +8491,73 @@
         <w:rPr>
           <w:sz w:val="22"/>
           <w:szCs w:val="22"/>
-          <w:lang w:val="it-IT"/>
-        </w:rPr>
-      </w:pPr>
-      <w:r>
-        <w:rPr>
-          <w:b/>
-          <w:bCs/>
-          <w:sz w:val="22"/>
-          <w:szCs w:val="22"/>
-          <w:lang w:val="it-IT"/>
+        </w:rPr>
+      </w:pPr>
+      <w:proofErr w:type="spellStart"/>
+      <w:r>
+        <w:rPr>
+          <w:b/>
+          <w:bCs/>
+          <w:sz w:val="22"/>
+          <w:szCs w:val="22"/>
         </w:rPr>
         <w:t>test_set_success_true</w:t>
       </w:r>
-      <w:r>
-        <w:rPr>
-          <w:sz w:val="22"/>
-          <w:szCs w:val="22"/>
-          <w:lang w:val="it-IT"/>
-        </w:rPr>
-        <w:t xml:space="preserve"> — verifica que set_success(True) agrega success: True al resultado.</w:t>
+      <w:proofErr w:type="spellEnd"/>
+      <w:r>
+        <w:rPr>
+          <w:sz w:val="22"/>
+          <w:szCs w:val="22"/>
+        </w:rPr>
+        <w:t xml:space="preserve"> — verifica que </w:t>
+      </w:r>
+      <w:proofErr w:type="spellStart"/>
+      <w:r>
+        <w:rPr>
+          <w:sz w:val="22"/>
+          <w:szCs w:val="22"/>
+        </w:rPr>
+        <w:t>set_</w:t>
+      </w:r>
+      <w:proofErr w:type="gramStart"/>
+      <w:r>
+        <w:rPr>
+          <w:sz w:val="22"/>
+          <w:szCs w:val="22"/>
+        </w:rPr>
+        <w:t>success</w:t>
+      </w:r>
+      <w:proofErr w:type="spellEnd"/>
+      <w:r>
+        <w:rPr>
+          <w:sz w:val="22"/>
+          <w:szCs w:val="22"/>
+        </w:rPr>
+        <w:t>(</w:t>
+      </w:r>
+      <w:proofErr w:type="gramEnd"/>
+      <w:r>
+        <w:rPr>
+          <w:sz w:val="22"/>
+          <w:szCs w:val="22"/>
+        </w:rPr>
+        <w:t xml:space="preserve">True) agrega </w:t>
+      </w:r>
+      <w:proofErr w:type="spellStart"/>
+      <w:r>
+        <w:rPr>
+          <w:sz w:val="22"/>
+          <w:szCs w:val="22"/>
+        </w:rPr>
+        <w:t>success</w:t>
+      </w:r>
+      <w:proofErr w:type="spellEnd"/>
+      <w:r>
+        <w:rPr>
+          <w:sz w:val="22"/>
+          <w:szCs w:val="22"/>
+        </w:rPr>
+        <w:t>: True al resultado.</w:t>
       </w:r>
     </w:p>
     <w:p>
@@ -10157,7 +8683,7 @@
           <w:sz w:val="22"/>
           <w:szCs w:val="22"/>
         </w:rPr>
-        <w:t xml:space="preserve">. Si devolviera </w:t>
+        <w:t xml:space="preserve">. Este comportamiento es lo que hace posible el encadenamiento. Si devolviera </w:t>
       </w:r>
       <w:proofErr w:type="spellStart"/>
       <w:r>
@@ -10219,8 +8745,6 @@
       <w:proofErr w:type="spellStart"/>
       <w:r>
         <w:rPr>
-          <w:b/>
-          <w:bCs/>
           <w:sz w:val="22"/>
           <w:szCs w:val="22"/>
         </w:rPr>
@@ -10250,8 +8774,6 @@
       <w:proofErr w:type="spellStart"/>
       <w:r>
         <w:rPr>
-          <w:b/>
-          <w:bCs/>
           <w:sz w:val="22"/>
           <w:szCs w:val="22"/>
         </w:rPr>
@@ -10319,31 +8841,15 @@
           <w:sz w:val="22"/>
           <w:szCs w:val="22"/>
         </w:rPr>
-        <w:t>set_</w:t>
-      </w:r>
-      <w:proofErr w:type="gramStart"/>
-      <w:r>
-        <w:rPr>
-          <w:sz w:val="22"/>
-          <w:szCs w:val="22"/>
-        </w:rPr>
-        <w:t>success</w:t>
-      </w:r>
-      <w:proofErr w:type="spellEnd"/>
-      <w:r>
-        <w:rPr>
-          <w:sz w:val="22"/>
-          <w:szCs w:val="22"/>
-        </w:rPr>
-        <w:t>(</w:t>
-      </w:r>
-      <w:proofErr w:type="gramEnd"/>
-      <w:r>
-        <w:rPr>
-          <w:sz w:val="22"/>
-          <w:szCs w:val="22"/>
-        </w:rPr>
-        <w:t>False) manualmente. Evita respuestas inconsistentes.</w:t>
+        <w:t>set_success</w:t>
+      </w:r>
+      <w:proofErr w:type="spellEnd"/>
+      <w:r>
+        <w:rPr>
+          <w:sz w:val="22"/>
+          <w:szCs w:val="22"/>
+        </w:rPr>
+        <w:t>(False) manualmente. Evita respuestas inconsistentes.</w:t>
       </w:r>
     </w:p>
     <w:p>
@@ -10361,8 +8867,6 @@
       <w:proofErr w:type="spellStart"/>
       <w:r>
         <w:rPr>
-          <w:b/>
-          <w:bCs/>
           <w:sz w:val="22"/>
           <w:szCs w:val="22"/>
         </w:rPr>
@@ -10390,7 +8894,15 @@
           <w:sz w:val="22"/>
           <w:szCs w:val="22"/>
         </w:rPr>
-        <w:t xml:space="preserve"> existe en la </w:t>
+        <w:t xml:space="preserve"> existe en la respuesta aunque nunca hayas llamado </w:t>
+      </w:r>
+      <w:proofErr w:type="spellStart"/>
+      <w:r>
+        <w:rPr>
+          <w:sz w:val="22"/>
+          <w:szCs w:val="22"/>
+        </w:rPr>
+        <w:t>set_</w:t>
       </w:r>
       <w:proofErr w:type="gramStart"/>
       <w:r>
@@ -10398,7 +8910,15 @@
           <w:sz w:val="22"/>
           <w:szCs w:val="22"/>
         </w:rPr>
-        <w:t>respuesta</w:t>
+        <w:t>success</w:t>
+      </w:r>
+      <w:proofErr w:type="spellEnd"/>
+      <w:r>
+        <w:rPr>
+          <w:sz w:val="22"/>
+          <w:szCs w:val="22"/>
+        </w:rPr>
+        <w:t>(</w:t>
       </w:r>
       <w:proofErr w:type="gramEnd"/>
       <w:r>
@@ -10406,38 +8926,6 @@
           <w:sz w:val="22"/>
           <w:szCs w:val="22"/>
         </w:rPr>
-        <w:t xml:space="preserve"> aunque nunca hayas llamado </w:t>
-      </w:r>
-      <w:proofErr w:type="spellStart"/>
-      <w:r>
-        <w:rPr>
-          <w:sz w:val="22"/>
-          <w:szCs w:val="22"/>
-        </w:rPr>
-        <w:t>set_</w:t>
-      </w:r>
-      <w:proofErr w:type="gramStart"/>
-      <w:r>
-        <w:rPr>
-          <w:sz w:val="22"/>
-          <w:szCs w:val="22"/>
-        </w:rPr>
-        <w:t>success</w:t>
-      </w:r>
-      <w:proofErr w:type="spellEnd"/>
-      <w:r>
-        <w:rPr>
-          <w:sz w:val="22"/>
-          <w:szCs w:val="22"/>
-        </w:rPr>
-        <w:t>(</w:t>
-      </w:r>
-      <w:proofErr w:type="gramEnd"/>
-      <w:r>
-        <w:rPr>
-          <w:sz w:val="22"/>
-          <w:szCs w:val="22"/>
-        </w:rPr>
         <w:t xml:space="preserve">), porque </w:t>
       </w:r>
       <w:proofErr w:type="spellStart"/>
@@ -10446,31 +8934,15 @@
           <w:sz w:val="22"/>
           <w:szCs w:val="22"/>
         </w:rPr>
-        <w:t>set_</w:t>
-      </w:r>
-      <w:proofErr w:type="gramStart"/>
-      <w:r>
-        <w:rPr>
-          <w:sz w:val="22"/>
-          <w:szCs w:val="22"/>
-        </w:rPr>
-        <w:t>error</w:t>
-      </w:r>
-      <w:proofErr w:type="spellEnd"/>
-      <w:r>
-        <w:rPr>
-          <w:sz w:val="22"/>
-          <w:szCs w:val="22"/>
-        </w:rPr>
-        <w:t>(</w:t>
-      </w:r>
-      <w:proofErr w:type="gramEnd"/>
-      <w:r>
-        <w:rPr>
-          <w:sz w:val="22"/>
-          <w:szCs w:val="22"/>
-        </w:rPr>
-        <w:t>) lo agrega automáticamente.</w:t>
+        <w:t>set_error</w:t>
+      </w:r>
+      <w:proofErr w:type="spellEnd"/>
+      <w:r>
+        <w:rPr>
+          <w:sz w:val="22"/>
+          <w:szCs w:val="22"/>
+        </w:rPr>
+        <w:t>() lo agrega automáticamente.</w:t>
       </w:r>
     </w:p>
     <w:p>
@@ -10488,8 +8960,6 @@
       <w:proofErr w:type="spellStart"/>
       <w:r>
         <w:rPr>
-          <w:b/>
-          <w:bCs/>
           <w:sz w:val="22"/>
           <w:szCs w:val="22"/>
         </w:rPr>
@@ -10519,8 +8989,6 @@
       <w:proofErr w:type="spellStart"/>
       <w:r>
         <w:rPr>
-          <w:b/>
-          <w:bCs/>
           <w:sz w:val="22"/>
           <w:szCs w:val="22"/>
         </w:rPr>
@@ -10554,8 +9022,6 @@
     <w:p>
       <w:pPr>
         <w:rPr>
-          <w:b/>
-          <w:bCs/>
           <w:sz w:val="22"/>
           <w:szCs w:val="22"/>
         </w:rPr>
@@ -10578,7 +9044,87 @@
           <w:sz w:val="22"/>
           <w:szCs w:val="22"/>
         </w:rPr>
-        <w:t xml:space="preserve"> (3 pruebas)</w:t>
+        <w:t xml:space="preserve">, </w:t>
+      </w:r>
+      <w:proofErr w:type="spellStart"/>
+      <w:r>
+        <w:rPr>
+          <w:b/>
+          <w:bCs/>
+          <w:sz w:val="22"/>
+          <w:szCs w:val="22"/>
+        </w:rPr>
+        <w:t>SetMessage</w:t>
+      </w:r>
+      <w:proofErr w:type="spellEnd"/>
+      <w:r>
+        <w:rPr>
+          <w:b/>
+          <w:bCs/>
+          <w:sz w:val="22"/>
+          <w:szCs w:val="22"/>
+        </w:rPr>
+        <w:t xml:space="preserve">, </w:t>
+      </w:r>
+      <w:proofErr w:type="spellStart"/>
+      <w:r>
+        <w:rPr>
+          <w:b/>
+          <w:bCs/>
+          <w:sz w:val="22"/>
+          <w:szCs w:val="22"/>
+        </w:rPr>
+        <w:t>SetVideoId</w:t>
+      </w:r>
+      <w:proofErr w:type="spellEnd"/>
+      <w:r>
+        <w:rPr>
+          <w:b/>
+          <w:bCs/>
+          <w:sz w:val="22"/>
+          <w:szCs w:val="22"/>
+        </w:rPr>
+        <w:t xml:space="preserve">, </w:t>
+      </w:r>
+      <w:proofErr w:type="spellStart"/>
+      <w:r>
+        <w:rPr>
+          <w:b/>
+          <w:bCs/>
+          <w:sz w:val="22"/>
+          <w:szCs w:val="22"/>
+        </w:rPr>
+        <w:t>SetSubscription</w:t>
+      </w:r>
+      <w:proofErr w:type="spellEnd"/>
+      <w:r>
+        <w:rPr>
+          <w:b/>
+          <w:bCs/>
+          <w:sz w:val="22"/>
+          <w:szCs w:val="22"/>
+        </w:rPr>
+        <w:t xml:space="preserve">, </w:t>
+      </w:r>
+      <w:proofErr w:type="spellStart"/>
+      <w:r>
+        <w:rPr>
+          <w:b/>
+          <w:bCs/>
+          <w:sz w:val="22"/>
+          <w:szCs w:val="22"/>
+        </w:rPr>
+        <w:t>SetVideos</w:t>
+      </w:r>
+      <w:proofErr w:type="spellEnd"/>
+      <w:r>
+        <w:rPr>
+          <w:b/>
+          <w:bCs/>
+          <w:sz w:val="22"/>
+          <w:szCs w:val="22"/>
+        </w:rPr>
+        <w:t xml:space="preserve"> (3 pruebas cada uno)</w:t>
       </w:r>
     </w:p>
     <w:p>
@@ -10593,87 +9139,56 @@
           <w:szCs w:val="22"/>
         </w:rPr>
       </w:pPr>
-      <w:proofErr w:type="spellStart"/>
-      <w:r>
-        <w:rPr>
-          <w:b/>
-          <w:bCs/>
-          <w:sz w:val="22"/>
-          <w:szCs w:val="22"/>
-        </w:rPr>
-        <w:t>test_set_redirect_agrega_url</w:t>
-      </w:r>
-      <w:proofErr w:type="spellEnd"/>
-      <w:r>
-        <w:rPr>
-          <w:sz w:val="22"/>
-          <w:szCs w:val="22"/>
-        </w:rPr>
-        <w:t xml:space="preserve"> — llama a </w:t>
-      </w:r>
-      <w:proofErr w:type="spellStart"/>
-      <w:r>
-        <w:rPr>
-          <w:sz w:val="22"/>
-          <w:szCs w:val="22"/>
-        </w:rPr>
-        <w:t>set_</w:t>
-      </w:r>
-      <w:proofErr w:type="gramStart"/>
-      <w:r>
-        <w:rPr>
-          <w:sz w:val="22"/>
-          <w:szCs w:val="22"/>
-        </w:rPr>
-        <w:t>redirect</w:t>
-      </w:r>
-      <w:proofErr w:type="spellEnd"/>
-      <w:r>
-        <w:rPr>
-          <w:sz w:val="22"/>
-          <w:szCs w:val="22"/>
-        </w:rPr>
-        <w:t>(</w:t>
-      </w:r>
-      <w:proofErr w:type="gramEnd"/>
-      <w:r>
-        <w:rPr>
-          <w:sz w:val="22"/>
-          <w:szCs w:val="22"/>
-        </w:rPr>
-        <w:t xml:space="preserve">'/') y verifica que el campo </w:t>
-      </w:r>
-      <w:proofErr w:type="spellStart"/>
-      <w:r>
-        <w:rPr>
-          <w:sz w:val="22"/>
-          <w:szCs w:val="22"/>
-        </w:rPr>
-        <w:t>redirect</w:t>
-      </w:r>
-      <w:proofErr w:type="spellEnd"/>
-      <w:r>
-        <w:rPr>
-          <w:sz w:val="22"/>
-          <w:szCs w:val="22"/>
-        </w:rPr>
-        <w:t xml:space="preserve"> en el resultado es exactamente '/'. Esta URL es la más usada en el proyecto porque después de un </w:t>
-      </w:r>
-      <w:proofErr w:type="spellStart"/>
-      <w:r>
-        <w:rPr>
-          <w:sz w:val="22"/>
-          <w:szCs w:val="22"/>
-        </w:rPr>
-        <w:t>login</w:t>
-      </w:r>
-      <w:proofErr w:type="spellEnd"/>
-      <w:r>
-        <w:rPr>
-          <w:sz w:val="22"/>
-          <w:szCs w:val="22"/>
-        </w:rPr>
-        <w:t xml:space="preserve"> o registro exitoso el usuario siempre va a la página principal.</w:t>
+      <w:r>
+        <w:rPr>
+          <w:sz w:val="22"/>
+          <w:szCs w:val="22"/>
+        </w:rPr>
+        <w:t xml:space="preserve">Cada grupo sigue el mismo patrón de 3 pruebas: verifica que el campo queda correctamente en el resultado, verifica un caso específico del proyecto real, y verifica que el método devuelve el </w:t>
+      </w:r>
+      <w:proofErr w:type="spellStart"/>
+      <w:r>
+        <w:rPr>
+          <w:sz w:val="22"/>
+          <w:szCs w:val="22"/>
+        </w:rPr>
+        <w:t>Builder</w:t>
+      </w:r>
+      <w:proofErr w:type="spellEnd"/>
+      <w:r>
+        <w:rPr>
+          <w:sz w:val="22"/>
+          <w:szCs w:val="22"/>
+        </w:rPr>
+        <w:t xml:space="preserve"> para encadenamiento.</w:t>
+      </w:r>
+    </w:p>
+    <w:p>
+      <w:pPr>
+        <w:rPr>
+          <w:sz w:val="22"/>
+          <w:szCs w:val="22"/>
+        </w:rPr>
+      </w:pPr>
+      <w:proofErr w:type="spellStart"/>
+      <w:r>
+        <w:rPr>
+          <w:b/>
+          <w:bCs/>
+          <w:sz w:val="22"/>
+          <w:szCs w:val="22"/>
+        </w:rPr>
+        <w:t>TestAPIResponseBuilderEncadenamiento</w:t>
+      </w:r>
+      <w:proofErr w:type="spellEnd"/>
+      <w:r>
+        <w:rPr>
+          <w:b/>
+          <w:bCs/>
+          <w:sz w:val="22"/>
+          <w:szCs w:val="22"/>
+        </w:rPr>
+        <w:t xml:space="preserve"> (9 pruebas)</w:t>
       </w:r>
     </w:p>
     <w:p>
@@ -10688,63 +9203,12 @@
           <w:szCs w:val="22"/>
         </w:rPr>
       </w:pPr>
-      <w:proofErr w:type="spellStart"/>
-      <w:r>
-        <w:rPr>
-          <w:b/>
-          <w:bCs/>
-          <w:sz w:val="22"/>
-          <w:szCs w:val="22"/>
-        </w:rPr>
-        <w:t>test_set_redirect_cualquier_url</w:t>
-      </w:r>
-      <w:proofErr w:type="spellEnd"/>
-      <w:r>
-        <w:rPr>
-          <w:sz w:val="22"/>
-          <w:szCs w:val="22"/>
-        </w:rPr>
-        <w:t xml:space="preserve"> — verifica que el método funciona con otras </w:t>
-      </w:r>
-      <w:proofErr w:type="spellStart"/>
-      <w:r>
-        <w:rPr>
-          <w:sz w:val="22"/>
-          <w:szCs w:val="22"/>
-        </w:rPr>
-        <w:t>URLs</w:t>
-      </w:r>
-      <w:proofErr w:type="spellEnd"/>
-      <w:r>
-        <w:rPr>
-          <w:sz w:val="22"/>
-          <w:szCs w:val="22"/>
-        </w:rPr>
-        <w:t xml:space="preserve"> como '/</w:t>
-      </w:r>
-      <w:proofErr w:type="spellStart"/>
-      <w:r>
-        <w:rPr>
-          <w:sz w:val="22"/>
-          <w:szCs w:val="22"/>
-        </w:rPr>
-        <w:t>browse</w:t>
-      </w:r>
-      <w:proofErr w:type="spellEnd"/>
-      <w:r>
-        <w:rPr>
-          <w:sz w:val="22"/>
-          <w:szCs w:val="22"/>
-        </w:rPr>
-        <w:t xml:space="preserve">'. Aunque en el proyecto actual solo se usa '/', esta prueba </w:t>
-      </w:r>
-      <w:r>
-        <w:rPr>
-          <w:sz w:val="22"/>
-          <w:szCs w:val="22"/>
-        </w:rPr>
-        <w:lastRenderedPageBreak/>
-        <w:t xml:space="preserve">confirma que si mañana necesitas redirigir a otra página el </w:t>
+      <w:r>
+        <w:rPr>
+          <w:sz w:val="22"/>
+          <w:szCs w:val="22"/>
+        </w:rPr>
+        <w:t xml:space="preserve">Este es el grupo más importante porque simula exactamente cómo se usa el </w:t>
       </w:r>
       <w:proofErr w:type="spellStart"/>
       <w:r>
@@ -10760,7 +9224,7 @@
           <w:sz w:val="22"/>
           <w:szCs w:val="22"/>
         </w:rPr>
-        <w:t xml:space="preserve"> lo soporta sin cambios.</w:t>
+        <w:t xml:space="preserve"> en las rutas reales.</w:t>
       </w:r>
     </w:p>
     <w:p>
@@ -10775,205 +9239,93 @@
           <w:szCs w:val="22"/>
         </w:rPr>
       </w:pPr>
-      <w:proofErr w:type="spellStart"/>
-      <w:r>
-        <w:rPr>
-          <w:b/>
-          <w:bCs/>
-          <w:sz w:val="22"/>
-          <w:szCs w:val="22"/>
-        </w:rPr>
-        <w:t>test_set_redirect_retorna_builder</w:t>
-      </w:r>
-      <w:proofErr w:type="spellEnd"/>
-      <w:r>
-        <w:rPr>
-          <w:sz w:val="22"/>
-          <w:szCs w:val="22"/>
-        </w:rPr>
-        <w:t xml:space="preserve"> — verifica que </w:t>
-      </w:r>
-      <w:proofErr w:type="spellStart"/>
-      <w:r>
-        <w:rPr>
-          <w:sz w:val="22"/>
-          <w:szCs w:val="22"/>
-        </w:rPr>
-        <w:t>set_</w:t>
-      </w:r>
-      <w:proofErr w:type="gramStart"/>
-      <w:r>
-        <w:rPr>
-          <w:sz w:val="22"/>
-          <w:szCs w:val="22"/>
-        </w:rPr>
-        <w:t>redirect</w:t>
-      </w:r>
-      <w:proofErr w:type="spellEnd"/>
-      <w:r>
-        <w:rPr>
-          <w:sz w:val="22"/>
-          <w:szCs w:val="22"/>
-        </w:rPr>
-        <w:t>(</w:t>
-      </w:r>
-      <w:proofErr w:type="gramEnd"/>
-      <w:r>
-        <w:rPr>
-          <w:sz w:val="22"/>
-          <w:szCs w:val="22"/>
-        </w:rPr>
-        <w:t xml:space="preserve">) devuelve el propio objeto </w:t>
-      </w:r>
-      <w:proofErr w:type="spellStart"/>
-      <w:r>
-        <w:rPr>
-          <w:sz w:val="22"/>
-          <w:szCs w:val="22"/>
-        </w:rPr>
-        <w:t>Builder</w:t>
-      </w:r>
-      <w:proofErr w:type="spellEnd"/>
-      <w:r>
-        <w:rPr>
-          <w:sz w:val="22"/>
-          <w:szCs w:val="22"/>
-        </w:rPr>
-        <w:t xml:space="preserve">. Sin este comportamiento no podrías </w:t>
-      </w:r>
-      <w:proofErr w:type="gramStart"/>
-      <w:r>
-        <w:rPr>
-          <w:sz w:val="22"/>
-          <w:szCs w:val="22"/>
-        </w:rPr>
-        <w:t>escribir .</w:t>
-      </w:r>
-      <w:proofErr w:type="spellStart"/>
-      <w:r>
-        <w:rPr>
-          <w:sz w:val="22"/>
-          <w:szCs w:val="22"/>
-        </w:rPr>
-        <w:t>set</w:t>
-      </w:r>
-      <w:proofErr w:type="gramEnd"/>
-      <w:r>
-        <w:rPr>
-          <w:sz w:val="22"/>
-          <w:szCs w:val="22"/>
-        </w:rPr>
-        <w:t>_</w:t>
-      </w:r>
-      <w:proofErr w:type="gramStart"/>
-      <w:r>
-        <w:rPr>
-          <w:sz w:val="22"/>
-          <w:szCs w:val="22"/>
-        </w:rPr>
-        <w:t>success</w:t>
-      </w:r>
-      <w:proofErr w:type="spellEnd"/>
-      <w:r>
-        <w:rPr>
-          <w:sz w:val="22"/>
-          <w:szCs w:val="22"/>
-        </w:rPr>
-        <w:t>(</w:t>
-      </w:r>
-      <w:proofErr w:type="gramEnd"/>
-      <w:r>
-        <w:rPr>
-          <w:sz w:val="22"/>
-          <w:szCs w:val="22"/>
-        </w:rPr>
-        <w:t>True</w:t>
-      </w:r>
-      <w:proofErr w:type="gramStart"/>
-      <w:r>
-        <w:rPr>
-          <w:sz w:val="22"/>
-          <w:szCs w:val="22"/>
-        </w:rPr>
-        <w:t>).</w:t>
-      </w:r>
-      <w:proofErr w:type="spellStart"/>
-      <w:r>
-        <w:rPr>
-          <w:sz w:val="22"/>
-          <w:szCs w:val="22"/>
-        </w:rPr>
-        <w:t>set</w:t>
-      </w:r>
-      <w:proofErr w:type="gramEnd"/>
-      <w:r>
-        <w:rPr>
-          <w:sz w:val="22"/>
-          <w:szCs w:val="22"/>
-        </w:rPr>
-        <w:t>_</w:t>
-      </w:r>
-      <w:proofErr w:type="gramStart"/>
-      <w:r>
-        <w:rPr>
-          <w:sz w:val="22"/>
-          <w:szCs w:val="22"/>
-        </w:rPr>
-        <w:t>redirect</w:t>
-      </w:r>
-      <w:proofErr w:type="spellEnd"/>
-      <w:r>
-        <w:rPr>
-          <w:sz w:val="22"/>
-          <w:szCs w:val="22"/>
-        </w:rPr>
-        <w:t>(</w:t>
-      </w:r>
-      <w:proofErr w:type="gramEnd"/>
-      <w:r>
-        <w:rPr>
-          <w:sz w:val="22"/>
-          <w:szCs w:val="22"/>
-        </w:rPr>
-        <w:t>'/') porque después del primer método no habría nada sobre qué llamar el segundo.</w:t>
-      </w:r>
-    </w:p>
-    <w:p>
-      <w:pPr>
-        <w:rPr>
-          <w:sz w:val="22"/>
-          <w:szCs w:val="22"/>
-        </w:rPr>
-      </w:pPr>
-    </w:p>
-    <w:p>
-      <w:pPr>
-        <w:rPr>
-          <w:b/>
-          <w:bCs/>
-          <w:sz w:val="22"/>
-          <w:szCs w:val="22"/>
-        </w:rPr>
-      </w:pPr>
-      <w:proofErr w:type="spellStart"/>
-      <w:r>
-        <w:rPr>
-          <w:b/>
-          <w:bCs/>
-          <w:sz w:val="22"/>
-          <w:szCs w:val="22"/>
-        </w:rPr>
-        <w:t>TestAPIResponseBuilderSetMessage</w:t>
-      </w:r>
-      <w:proofErr w:type="spellEnd"/>
-      <w:r>
-        <w:rPr>
-          <w:b/>
-          <w:bCs/>
-          <w:sz w:val="22"/>
-          <w:szCs w:val="22"/>
-        </w:rPr>
-        <w:t xml:space="preserve"> (3 pruebas)</w:t>
+      <w:r>
+        <w:rPr>
+          <w:sz w:val="22"/>
+          <w:szCs w:val="22"/>
+        </w:rPr>
+        <w:lastRenderedPageBreak/>
+        <w:t>Las primeras 5 simulan los casos exitosos de /api/</w:t>
+      </w:r>
+      <w:proofErr w:type="spellStart"/>
+      <w:r>
+        <w:rPr>
+          <w:sz w:val="22"/>
+          <w:szCs w:val="22"/>
+        </w:rPr>
+        <w:t>register</w:t>
+      </w:r>
+      <w:proofErr w:type="spellEnd"/>
+      <w:r>
+        <w:rPr>
+          <w:sz w:val="22"/>
+          <w:szCs w:val="22"/>
+        </w:rPr>
+        <w:t>, /api/</w:t>
+      </w:r>
+      <w:proofErr w:type="spellStart"/>
+      <w:r>
+        <w:rPr>
+          <w:sz w:val="22"/>
+          <w:szCs w:val="22"/>
+        </w:rPr>
+        <w:t>login</w:t>
+      </w:r>
+      <w:proofErr w:type="spellEnd"/>
+      <w:r>
+        <w:rPr>
+          <w:sz w:val="22"/>
+          <w:szCs w:val="22"/>
+        </w:rPr>
+        <w:t>, /api/</w:t>
+      </w:r>
+      <w:proofErr w:type="spellStart"/>
+      <w:r>
+        <w:rPr>
+          <w:sz w:val="22"/>
+          <w:szCs w:val="22"/>
+        </w:rPr>
+        <w:t>upload</w:t>
+      </w:r>
+      <w:proofErr w:type="spellEnd"/>
+      <w:r>
+        <w:rPr>
+          <w:sz w:val="22"/>
+          <w:szCs w:val="22"/>
+        </w:rPr>
+        <w:t>, /api/</w:t>
+      </w:r>
+      <w:proofErr w:type="spellStart"/>
+      <w:r>
+        <w:rPr>
+          <w:sz w:val="22"/>
+          <w:szCs w:val="22"/>
+        </w:rPr>
+        <w:t>upgrade</w:t>
+      </w:r>
+      <w:proofErr w:type="spellEnd"/>
+      <w:r>
+        <w:rPr>
+          <w:sz w:val="22"/>
+          <w:szCs w:val="22"/>
+        </w:rPr>
+        <w:t xml:space="preserve"> y /api/</w:t>
+      </w:r>
+      <w:proofErr w:type="spellStart"/>
+      <w:r>
+        <w:rPr>
+          <w:sz w:val="22"/>
+          <w:szCs w:val="22"/>
+        </w:rPr>
+        <w:t>seed</w:t>
+      </w:r>
+      <w:proofErr w:type="spellEnd"/>
+      <w:r>
+        <w:rPr>
+          <w:sz w:val="22"/>
+          <w:szCs w:val="22"/>
+        </w:rPr>
+        <w:t>, verificando que los campos correctos aparecen en la respuesta después del encadenamiento.</w:t>
       </w:r>
     </w:p>
     <w:p>
@@ -10988,87 +9340,60 @@
           <w:szCs w:val="22"/>
         </w:rPr>
       </w:pPr>
-      <w:proofErr w:type="spellStart"/>
-      <w:r>
-        <w:rPr>
-          <w:b/>
-          <w:bCs/>
-          <w:sz w:val="22"/>
-          <w:szCs w:val="22"/>
-        </w:rPr>
-        <w:t>test_set_message_agrega_mensaje</w:t>
-      </w:r>
-      <w:proofErr w:type="spellEnd"/>
-      <w:r>
-        <w:rPr>
-          <w:sz w:val="22"/>
-          <w:szCs w:val="22"/>
-        </w:rPr>
-        <w:t xml:space="preserve"> — llama a </w:t>
-      </w:r>
-      <w:proofErr w:type="spellStart"/>
-      <w:r>
-        <w:rPr>
-          <w:sz w:val="22"/>
-          <w:szCs w:val="22"/>
-        </w:rPr>
-        <w:t>set_</w:t>
-      </w:r>
-      <w:proofErr w:type="gramStart"/>
-      <w:r>
-        <w:rPr>
-          <w:sz w:val="22"/>
-          <w:szCs w:val="22"/>
-        </w:rPr>
-        <w:t>message</w:t>
-      </w:r>
-      <w:proofErr w:type="spellEnd"/>
-      <w:r>
-        <w:rPr>
-          <w:sz w:val="22"/>
-          <w:szCs w:val="22"/>
-        </w:rPr>
-        <w:t>(</w:t>
-      </w:r>
-      <w:proofErr w:type="gramEnd"/>
-      <w:r>
-        <w:rPr>
-          <w:sz w:val="22"/>
-          <w:szCs w:val="22"/>
-        </w:rPr>
-        <w:t xml:space="preserve">'Operación exitosa') y verifica que el campo </w:t>
-      </w:r>
-      <w:proofErr w:type="spellStart"/>
-      <w:r>
-        <w:rPr>
-          <w:sz w:val="22"/>
-          <w:szCs w:val="22"/>
-        </w:rPr>
-        <w:t>message</w:t>
-      </w:r>
-      <w:proofErr w:type="spellEnd"/>
-      <w:r>
-        <w:rPr>
-          <w:sz w:val="22"/>
-          <w:szCs w:val="22"/>
-        </w:rPr>
-        <w:t xml:space="preserve"> contiene exactamente ese texto. Confirma que el </w:t>
-      </w:r>
-      <w:proofErr w:type="spellStart"/>
-      <w:r>
-        <w:rPr>
-          <w:sz w:val="22"/>
-          <w:szCs w:val="22"/>
-        </w:rPr>
-        <w:t>Builder</w:t>
-      </w:r>
-      <w:proofErr w:type="spellEnd"/>
-      <w:r>
-        <w:rPr>
-          <w:sz w:val="22"/>
-          <w:szCs w:val="22"/>
-        </w:rPr>
-        <w:t xml:space="preserve"> asigna el mensaje sin modificarlo.</w:t>
+      <w:r>
+        <w:rPr>
+          <w:sz w:val="22"/>
+          <w:szCs w:val="22"/>
+        </w:rPr>
+        <w:t>Las siguientes 3 simulan errores de /api/</w:t>
+      </w:r>
+      <w:proofErr w:type="spellStart"/>
+      <w:r>
+        <w:rPr>
+          <w:sz w:val="22"/>
+          <w:szCs w:val="22"/>
+        </w:rPr>
+        <w:t>register</w:t>
+      </w:r>
+      <w:proofErr w:type="spellEnd"/>
+      <w:r>
+        <w:rPr>
+          <w:sz w:val="22"/>
+          <w:szCs w:val="22"/>
+        </w:rPr>
+        <w:t>, /api/</w:t>
+      </w:r>
+      <w:proofErr w:type="spellStart"/>
+      <w:r>
+        <w:rPr>
+          <w:sz w:val="22"/>
+          <w:szCs w:val="22"/>
+        </w:rPr>
+        <w:t>login</w:t>
+      </w:r>
+      <w:proofErr w:type="spellEnd"/>
+      <w:r>
+        <w:rPr>
+          <w:sz w:val="22"/>
+          <w:szCs w:val="22"/>
+        </w:rPr>
+        <w:t xml:space="preserve"> y /api/video, verificando que </w:t>
+      </w:r>
+      <w:proofErr w:type="spellStart"/>
+      <w:r>
+        <w:rPr>
+          <w:sz w:val="22"/>
+          <w:szCs w:val="22"/>
+        </w:rPr>
+        <w:t>success</w:t>
+      </w:r>
+      <w:proofErr w:type="spellEnd"/>
+      <w:r>
+        <w:rPr>
+          <w:sz w:val="22"/>
+          <w:szCs w:val="22"/>
+        </w:rPr>
+        <w:t xml:space="preserve"> es False y el mensaje de error es el correcto.</w:t>
       </w:r>
     </w:p>
     <w:p>
@@ -11086,67 +9411,18 @@
       <w:proofErr w:type="spellStart"/>
       <w:r>
         <w:rPr>
-          <w:b/>
-          <w:bCs/>
-          <w:sz w:val="22"/>
-          <w:szCs w:val="22"/>
-        </w:rPr>
-        <w:t>test_set_message_seed</w:t>
-      </w:r>
-      <w:proofErr w:type="spellEnd"/>
-      <w:r>
-        <w:rPr>
-          <w:sz w:val="22"/>
-          <w:szCs w:val="22"/>
-        </w:rPr>
-        <w:t xml:space="preserve"> — prueba con el mensaje largo real que usa la ruta /api/</w:t>
-      </w:r>
-      <w:proofErr w:type="spellStart"/>
-      <w:r>
-        <w:rPr>
-          <w:sz w:val="22"/>
-          <w:szCs w:val="22"/>
-        </w:rPr>
-        <w:t>seed</w:t>
-      </w:r>
-      <w:proofErr w:type="spellEnd"/>
-      <w:r>
-        <w:rPr>
-          <w:sz w:val="22"/>
-          <w:szCs w:val="22"/>
-        </w:rPr>
-        <w:t xml:space="preserve">, que contiene emails y contraseñas de los usuarios demo. </w:t>
-      </w:r>
-    </w:p>
-    <w:p>
-      <w:pPr>
-        <w:pStyle w:val="Prrafodelista"/>
-        <w:numPr>
-          <w:ilvl w:val="0"/>
-          <w:numId w:val="5"/>
-        </w:numPr>
-        <w:rPr>
-          <w:sz w:val="22"/>
-          <w:szCs w:val="22"/>
-        </w:rPr>
-      </w:pPr>
-      <w:proofErr w:type="spellStart"/>
-      <w:r>
-        <w:rPr>
-          <w:b/>
-          <w:bCs/>
-          <w:sz w:val="22"/>
-          <w:szCs w:val="22"/>
-        </w:rPr>
-        <w:t>test_set_message_retorna_builder</w:t>
-      </w:r>
-      <w:proofErr w:type="spellEnd"/>
-      <w:r>
-        <w:rPr>
-          <w:sz w:val="22"/>
-          <w:szCs w:val="22"/>
-        </w:rPr>
-        <w:t xml:space="preserve"> — verifica que el método devuelve el </w:t>
+          <w:sz w:val="22"/>
+          <w:szCs w:val="22"/>
+        </w:rPr>
+        <w:t>test_solo_contiene_campos_agregados</w:t>
+      </w:r>
+      <w:proofErr w:type="spellEnd"/>
+      <w:r>
+        <w:rPr>
+          <w:sz w:val="22"/>
+          <w:szCs w:val="22"/>
+        </w:rPr>
+        <w:t xml:space="preserve"> es la prueba más reveladora. Crea un </w:t>
       </w:r>
       <w:proofErr w:type="spellStart"/>
       <w:r>
@@ -11162,84 +9438,15 @@
           <w:sz w:val="22"/>
           <w:szCs w:val="22"/>
         </w:rPr>
-        <w:t xml:space="preserve"> para permitir encadenamiento, igual que todos los demás métodos.</w:t>
-      </w:r>
-    </w:p>
-    <w:p>
-      <w:pPr>
-        <w:rPr>
-          <w:sz w:val="22"/>
-          <w:szCs w:val="22"/>
-        </w:rPr>
-      </w:pPr>
-    </w:p>
-    <w:p>
-      <w:pPr>
-        <w:rPr>
-          <w:b/>
-          <w:bCs/>
-          <w:sz w:val="22"/>
-          <w:szCs w:val="22"/>
-        </w:rPr>
-      </w:pPr>
-      <w:proofErr w:type="spellStart"/>
-      <w:r>
-        <w:rPr>
-          <w:b/>
-          <w:bCs/>
-          <w:sz w:val="22"/>
-          <w:szCs w:val="22"/>
-        </w:rPr>
-        <w:t>TestAPIResponseBuilderSetVideoId</w:t>
-      </w:r>
-      <w:proofErr w:type="spellEnd"/>
-      <w:r>
-        <w:rPr>
-          <w:b/>
-          <w:bCs/>
-          <w:sz w:val="22"/>
-          <w:szCs w:val="22"/>
-        </w:rPr>
-        <w:t xml:space="preserve"> (3 pruebas)</w:t>
-      </w:r>
-    </w:p>
-    <w:p>
-      <w:pPr>
-        <w:pStyle w:val="Prrafodelista"/>
-        <w:numPr>
-          <w:ilvl w:val="0"/>
-          <w:numId w:val="5"/>
-        </w:numPr>
-        <w:rPr>
-          <w:sz w:val="22"/>
-          <w:szCs w:val="22"/>
-        </w:rPr>
-      </w:pPr>
-      <w:proofErr w:type="spellStart"/>
-      <w:r>
-        <w:rPr>
-          <w:b/>
-          <w:bCs/>
-          <w:sz w:val="22"/>
-          <w:szCs w:val="22"/>
-        </w:rPr>
-        <w:t>test_set_video_id_agrega_id</w:t>
-      </w:r>
-      <w:proofErr w:type="spellEnd"/>
-      <w:r>
-        <w:rPr>
-          <w:sz w:val="22"/>
-          <w:szCs w:val="22"/>
-        </w:rPr>
-        <w:t xml:space="preserve"> — llama a </w:t>
-      </w:r>
-      <w:proofErr w:type="spellStart"/>
-      <w:r>
-        <w:rPr>
-          <w:sz w:val="22"/>
-          <w:szCs w:val="22"/>
-        </w:rPr>
-        <w:t>set_video_</w:t>
+        <w:t xml:space="preserve"> con solo </w:t>
+      </w:r>
+      <w:proofErr w:type="spellStart"/>
+      <w:r>
+        <w:rPr>
+          <w:sz w:val="22"/>
+          <w:szCs w:val="22"/>
+        </w:rPr>
+        <w:t>set_</w:t>
       </w:r>
       <w:proofErr w:type="gramStart"/>
       <w:r>
@@ -11247,7 +9454,7 @@
           <w:sz w:val="22"/>
           <w:szCs w:val="22"/>
         </w:rPr>
-        <w:t>id</w:t>
+        <w:t>success</w:t>
       </w:r>
       <w:proofErr w:type="spellEnd"/>
       <w:r>
@@ -11263,7 +9470,23 @@
           <w:sz w:val="22"/>
           <w:szCs w:val="22"/>
         </w:rPr>
-        <w:t xml:space="preserve">5) y verifica que el campo </w:t>
+        <w:t xml:space="preserve">True) y verifica que el resultado no contiene error, </w:t>
+      </w:r>
+      <w:proofErr w:type="spellStart"/>
+      <w:r>
+        <w:rPr>
+          <w:sz w:val="22"/>
+          <w:szCs w:val="22"/>
+        </w:rPr>
+        <w:t>redirect</w:t>
+      </w:r>
+      <w:proofErr w:type="spellEnd"/>
+      <w:r>
+        <w:rPr>
+          <w:sz w:val="22"/>
+          <w:szCs w:val="22"/>
+        </w:rPr>
+        <w:t xml:space="preserve">, </w:t>
       </w:r>
       <w:proofErr w:type="spellStart"/>
       <w:r>
@@ -11279,101 +9502,23 @@
           <w:sz w:val="22"/>
           <w:szCs w:val="22"/>
         </w:rPr>
-        <w:t xml:space="preserve"> en el resultado es el número 5. Este campo es el que usa el JavaScript del </w:t>
-      </w:r>
-      <w:proofErr w:type="spellStart"/>
-      <w:r>
-        <w:rPr>
-          <w:sz w:val="22"/>
-          <w:szCs w:val="22"/>
-        </w:rPr>
-        <w:t>frontend</w:t>
-      </w:r>
-      <w:proofErr w:type="spellEnd"/>
-      <w:r>
-        <w:rPr>
-          <w:sz w:val="22"/>
-          <w:szCs w:val="22"/>
-        </w:rPr>
-        <w:t xml:space="preserve"> para redirigir al usuario a la página /</w:t>
-      </w:r>
-      <w:proofErr w:type="spellStart"/>
-      <w:r>
-        <w:rPr>
-          <w:sz w:val="22"/>
-          <w:szCs w:val="22"/>
-        </w:rPr>
-        <w:t>watch</w:t>
-      </w:r>
-      <w:proofErr w:type="spellEnd"/>
-      <w:r>
-        <w:rPr>
-          <w:sz w:val="22"/>
-          <w:szCs w:val="22"/>
-        </w:rPr>
-        <w:t>/5 después de subir un video.</w:t>
-      </w:r>
-    </w:p>
-    <w:p>
-      <w:pPr>
-        <w:pStyle w:val="Prrafodelista"/>
-        <w:numPr>
-          <w:ilvl w:val="0"/>
-          <w:numId w:val="5"/>
-        </w:numPr>
-        <w:rPr>
-          <w:sz w:val="22"/>
-          <w:szCs w:val="22"/>
-        </w:rPr>
-      </w:pPr>
-      <w:proofErr w:type="spellStart"/>
-      <w:r>
-        <w:rPr>
-          <w:b/>
-          <w:bCs/>
-          <w:sz w:val="22"/>
-          <w:szCs w:val="22"/>
-        </w:rPr>
-        <w:t>test_set_video_id_es_entero</w:t>
-      </w:r>
-      <w:proofErr w:type="spellEnd"/>
-      <w:r>
-        <w:rPr>
-          <w:sz w:val="22"/>
-          <w:szCs w:val="22"/>
-        </w:rPr>
-        <w:t xml:space="preserve"> — verifica específicamente que el tipo de dato es un entero y no una cadena de texto. </w:t>
-      </w:r>
-    </w:p>
-    <w:p>
-      <w:pPr>
-        <w:pStyle w:val="Prrafodelista"/>
-        <w:numPr>
-          <w:ilvl w:val="0"/>
-          <w:numId w:val="5"/>
-        </w:numPr>
-        <w:rPr>
-          <w:sz w:val="22"/>
-          <w:szCs w:val="22"/>
-        </w:rPr>
-      </w:pPr>
-      <w:proofErr w:type="spellStart"/>
-      <w:r>
-        <w:rPr>
-          <w:b/>
-          <w:bCs/>
-          <w:sz w:val="22"/>
-          <w:szCs w:val="22"/>
-        </w:rPr>
-        <w:t>test_set_video_id_retorna_builder</w:t>
-      </w:r>
-      <w:proofErr w:type="spellEnd"/>
-      <w:r>
-        <w:rPr>
-          <w:sz w:val="22"/>
-          <w:szCs w:val="22"/>
-        </w:rPr>
-        <w:t xml:space="preserve"> — verifica que el método devuelve el </w:t>
+        <w:t xml:space="preserve"> ni </w:t>
+      </w:r>
+      <w:proofErr w:type="spellStart"/>
+      <w:r>
+        <w:rPr>
+          <w:sz w:val="22"/>
+          <w:szCs w:val="22"/>
+        </w:rPr>
+        <w:t>subscription</w:t>
+      </w:r>
+      <w:proofErr w:type="spellEnd"/>
+      <w:r>
+        <w:rPr>
+          <w:sz w:val="22"/>
+          <w:szCs w:val="22"/>
+        </w:rPr>
+        <w:t xml:space="preserve">. Confirma que el </w:t>
       </w:r>
       <w:proofErr w:type="spellStart"/>
       <w:r>
@@ -11389,1440 +9534,13 @@
           <w:sz w:val="22"/>
           <w:szCs w:val="22"/>
         </w:rPr>
-        <w:t xml:space="preserve"> para encadenamiento.</w:t>
-      </w:r>
-    </w:p>
-    <w:p>
-      <w:pPr>
-        <w:rPr>
-          <w:sz w:val="22"/>
-          <w:szCs w:val="22"/>
-        </w:rPr>
-      </w:pPr>
-    </w:p>
-    <w:p>
-      <w:pPr>
-        <w:rPr>
-          <w:b/>
-          <w:bCs/>
-          <w:sz w:val="22"/>
-          <w:szCs w:val="22"/>
-        </w:rPr>
-      </w:pPr>
-      <w:proofErr w:type="spellStart"/>
-      <w:r>
-        <w:rPr>
-          <w:b/>
-          <w:bCs/>
-          <w:sz w:val="22"/>
-          <w:szCs w:val="22"/>
-        </w:rPr>
-        <w:t>T</w:t>
-      </w:r>
-      <w:r>
-        <w:rPr>
-          <w:b/>
-          <w:bCs/>
-          <w:sz w:val="22"/>
-          <w:szCs w:val="22"/>
-        </w:rPr>
-        <w:t>estAPIResponseBuilderSetSubscription</w:t>
-      </w:r>
-      <w:proofErr w:type="spellEnd"/>
-      <w:r>
-        <w:rPr>
-          <w:b/>
-          <w:bCs/>
-          <w:sz w:val="22"/>
-          <w:szCs w:val="22"/>
-        </w:rPr>
-        <w:t xml:space="preserve"> (3 pruebas)</w:t>
-      </w:r>
-    </w:p>
-    <w:p>
-      <w:pPr>
-        <w:pStyle w:val="Prrafodelista"/>
-        <w:numPr>
-          <w:ilvl w:val="0"/>
-          <w:numId w:val="5"/>
-        </w:numPr>
-        <w:rPr>
-          <w:sz w:val="22"/>
-          <w:szCs w:val="22"/>
-        </w:rPr>
-      </w:pPr>
-      <w:proofErr w:type="spellStart"/>
-      <w:r>
-        <w:rPr>
-          <w:b/>
-          <w:bCs/>
-          <w:sz w:val="22"/>
-          <w:szCs w:val="22"/>
-        </w:rPr>
-        <w:t>test_set_subscription_free</w:t>
-      </w:r>
-      <w:proofErr w:type="spellEnd"/>
-      <w:r>
-        <w:rPr>
-          <w:sz w:val="22"/>
-          <w:szCs w:val="22"/>
-        </w:rPr>
-        <w:t xml:space="preserve"> — llama a </w:t>
-      </w:r>
-      <w:proofErr w:type="spellStart"/>
-      <w:r>
-        <w:rPr>
-          <w:sz w:val="22"/>
-          <w:szCs w:val="22"/>
-        </w:rPr>
-        <w:t>set_subscription</w:t>
-      </w:r>
-      <w:proofErr w:type="spellEnd"/>
-      <w:r>
-        <w:rPr>
-          <w:sz w:val="22"/>
-          <w:szCs w:val="22"/>
-        </w:rPr>
-        <w:t xml:space="preserve">('free') y verifica que el campo </w:t>
-      </w:r>
-      <w:proofErr w:type="spellStart"/>
-      <w:r>
-        <w:rPr>
-          <w:sz w:val="22"/>
-          <w:szCs w:val="22"/>
-        </w:rPr>
-        <w:t>subscription</w:t>
-      </w:r>
-      <w:proofErr w:type="spellEnd"/>
-      <w:r>
-        <w:rPr>
-          <w:sz w:val="22"/>
-          <w:szCs w:val="22"/>
-        </w:rPr>
-        <w:t xml:space="preserve"> contiene 'free'. Este valor es el que el JavaScript del </w:t>
-      </w:r>
-      <w:proofErr w:type="spellStart"/>
-      <w:r>
-        <w:rPr>
-          <w:sz w:val="22"/>
-          <w:szCs w:val="22"/>
-        </w:rPr>
-        <w:t>frontend</w:t>
-      </w:r>
-      <w:proofErr w:type="spellEnd"/>
-      <w:r>
-        <w:rPr>
-          <w:sz w:val="22"/>
-          <w:szCs w:val="22"/>
-        </w:rPr>
-        <w:t xml:space="preserve"> usa para actualizar el indicador de plan en la interfaz después de un cambio.</w:t>
-      </w:r>
-    </w:p>
-    <w:p>
-      <w:pPr>
-        <w:pStyle w:val="Prrafodelista"/>
-        <w:numPr>
-          <w:ilvl w:val="0"/>
-          <w:numId w:val="5"/>
-        </w:numPr>
-        <w:rPr>
-          <w:sz w:val="22"/>
-          <w:szCs w:val="22"/>
-        </w:rPr>
-      </w:pPr>
-      <w:proofErr w:type="spellStart"/>
-      <w:r>
-        <w:rPr>
-          <w:b/>
-          <w:bCs/>
-          <w:sz w:val="22"/>
-          <w:szCs w:val="22"/>
-        </w:rPr>
-        <w:t>test_set_subscription_premium</w:t>
-      </w:r>
-      <w:proofErr w:type="spellEnd"/>
-      <w:r>
-        <w:rPr>
-          <w:sz w:val="22"/>
-          <w:szCs w:val="22"/>
-        </w:rPr>
-        <w:t xml:space="preserve"> — verifica lo mismo para el valor 'premium'. Se prueba cada plan por separado porque son los dos valores reales que circulan en el sistema y ambos deben funcionar correctamente.</w:t>
-      </w:r>
-    </w:p>
-    <w:p>
-      <w:pPr>
-        <w:pStyle w:val="Prrafodelista"/>
-        <w:numPr>
-          <w:ilvl w:val="0"/>
-          <w:numId w:val="5"/>
-        </w:numPr>
-        <w:rPr>
-          <w:sz w:val="22"/>
-          <w:szCs w:val="22"/>
-        </w:rPr>
-      </w:pPr>
-      <w:proofErr w:type="spellStart"/>
-      <w:r>
-        <w:rPr>
-          <w:b/>
-          <w:bCs/>
-          <w:sz w:val="22"/>
-          <w:szCs w:val="22"/>
-        </w:rPr>
-        <w:t>test_set_subscription_retorna_builder</w:t>
-      </w:r>
-      <w:proofErr w:type="spellEnd"/>
-      <w:r>
-        <w:rPr>
-          <w:sz w:val="22"/>
-          <w:szCs w:val="22"/>
-        </w:rPr>
-        <w:t xml:space="preserve"> — verifica que el método devuelve el </w:t>
-      </w:r>
-      <w:proofErr w:type="spellStart"/>
-      <w:r>
-        <w:rPr>
-          <w:sz w:val="22"/>
-          <w:szCs w:val="22"/>
-        </w:rPr>
-        <w:t>Builder</w:t>
-      </w:r>
-      <w:proofErr w:type="spellEnd"/>
-      <w:r>
-        <w:rPr>
-          <w:sz w:val="22"/>
-          <w:szCs w:val="22"/>
-        </w:rPr>
-        <w:t xml:space="preserve"> para encadenamiento.</w:t>
-      </w:r>
-    </w:p>
-    <w:p>
-      <w:pPr>
-        <w:rPr>
-          <w:sz w:val="22"/>
-          <w:szCs w:val="22"/>
-        </w:rPr>
-      </w:pPr>
-    </w:p>
-    <w:p>
-      <w:pPr>
-        <w:rPr>
-          <w:b/>
-          <w:bCs/>
-          <w:sz w:val="22"/>
-          <w:szCs w:val="22"/>
-        </w:rPr>
-      </w:pPr>
-      <w:proofErr w:type="spellStart"/>
-      <w:r>
-        <w:rPr>
-          <w:b/>
-          <w:bCs/>
-          <w:sz w:val="22"/>
-          <w:szCs w:val="22"/>
-        </w:rPr>
-        <w:t>TestAPIResponseBuilderSetVideos</w:t>
-      </w:r>
-      <w:proofErr w:type="spellEnd"/>
-      <w:r>
-        <w:rPr>
-          <w:b/>
-          <w:bCs/>
-          <w:sz w:val="22"/>
-          <w:szCs w:val="22"/>
-        </w:rPr>
-        <w:t xml:space="preserve"> (3 pruebas)</w:t>
-      </w:r>
-    </w:p>
-    <w:p>
-      <w:pPr>
-        <w:pStyle w:val="Prrafodelista"/>
-        <w:numPr>
-          <w:ilvl w:val="0"/>
-          <w:numId w:val="5"/>
-        </w:numPr>
-        <w:rPr>
-          <w:sz w:val="22"/>
-          <w:szCs w:val="22"/>
-        </w:rPr>
-      </w:pPr>
-      <w:proofErr w:type="spellStart"/>
-      <w:r>
-        <w:rPr>
-          <w:b/>
-          <w:bCs/>
-          <w:sz w:val="22"/>
-          <w:szCs w:val="22"/>
-        </w:rPr>
-        <w:t>test_set_videos_agrega_lista</w:t>
-      </w:r>
-      <w:proofErr w:type="spellEnd"/>
-      <w:r>
-        <w:rPr>
-          <w:sz w:val="22"/>
-          <w:szCs w:val="22"/>
-        </w:rPr>
-        <w:t xml:space="preserve"> — crea una lista de dos diccionarios de videos con campos id y </w:t>
-      </w:r>
-      <w:proofErr w:type="spellStart"/>
-      <w:r>
-        <w:rPr>
-          <w:sz w:val="22"/>
-          <w:szCs w:val="22"/>
-        </w:rPr>
-        <w:t>title</w:t>
-      </w:r>
-      <w:proofErr w:type="spellEnd"/>
-      <w:r>
-        <w:rPr>
-          <w:sz w:val="22"/>
-          <w:szCs w:val="22"/>
-        </w:rPr>
-        <w:t xml:space="preserve">, la pasa a </w:t>
-      </w:r>
-      <w:proofErr w:type="spellStart"/>
-      <w:r>
-        <w:rPr>
-          <w:sz w:val="22"/>
-          <w:szCs w:val="22"/>
-        </w:rPr>
-        <w:t>set_</w:t>
-      </w:r>
-      <w:proofErr w:type="gramStart"/>
-      <w:r>
-        <w:rPr>
-          <w:sz w:val="22"/>
-          <w:szCs w:val="22"/>
-        </w:rPr>
-        <w:t>videos</w:t>
-      </w:r>
-      <w:proofErr w:type="spellEnd"/>
-      <w:r>
-        <w:rPr>
-          <w:sz w:val="22"/>
-          <w:szCs w:val="22"/>
-        </w:rPr>
-        <w:t>(</w:t>
-      </w:r>
-      <w:proofErr w:type="gramEnd"/>
-      <w:r>
-        <w:rPr>
-          <w:sz w:val="22"/>
-          <w:szCs w:val="22"/>
-        </w:rPr>
-        <w:t xml:space="preserve">) y verifica que el campo videos en el </w:t>
-      </w:r>
-      <w:r>
-        <w:rPr>
-          <w:sz w:val="22"/>
-          <w:szCs w:val="22"/>
-        </w:rPr>
-        <w:lastRenderedPageBreak/>
-        <w:t xml:space="preserve">resultado contiene exactamente esa lista con todos sus datos internos intactos. Esto confirma que el </w:t>
-      </w:r>
-      <w:proofErr w:type="spellStart"/>
-      <w:r>
-        <w:rPr>
-          <w:sz w:val="22"/>
-          <w:szCs w:val="22"/>
-        </w:rPr>
-        <w:t>Builder</w:t>
-      </w:r>
-      <w:proofErr w:type="spellEnd"/>
-      <w:r>
-        <w:rPr>
-          <w:sz w:val="22"/>
-          <w:szCs w:val="22"/>
-        </w:rPr>
-        <w:t xml:space="preserve"> no modifica ni filtra el contenido de la lista.</w:t>
-      </w:r>
-    </w:p>
-    <w:p>
-      <w:pPr>
-        <w:pStyle w:val="Prrafodelista"/>
-        <w:numPr>
-          <w:ilvl w:val="0"/>
-          <w:numId w:val="5"/>
-        </w:numPr>
-        <w:rPr>
-          <w:sz w:val="22"/>
-          <w:szCs w:val="22"/>
-        </w:rPr>
-      </w:pPr>
-      <w:proofErr w:type="spellStart"/>
-      <w:r>
-        <w:rPr>
-          <w:b/>
-          <w:bCs/>
-          <w:sz w:val="22"/>
-          <w:szCs w:val="22"/>
-        </w:rPr>
-        <w:t>test_set_videos_lista_vacia</w:t>
-      </w:r>
-      <w:proofErr w:type="spellEnd"/>
-      <w:r>
-        <w:rPr>
-          <w:sz w:val="22"/>
-          <w:szCs w:val="22"/>
-        </w:rPr>
-        <w:t xml:space="preserve"> — verifica que el </w:t>
-      </w:r>
-      <w:proofErr w:type="spellStart"/>
-      <w:r>
-        <w:rPr>
-          <w:sz w:val="22"/>
-          <w:szCs w:val="22"/>
-        </w:rPr>
-        <w:t>Builder</w:t>
-      </w:r>
-      <w:proofErr w:type="spellEnd"/>
-      <w:r>
-        <w:rPr>
-          <w:sz w:val="22"/>
-          <w:szCs w:val="22"/>
-        </w:rPr>
-        <w:t xml:space="preserve"> acepta una lista vacía sin lanzar errores. Esto cubre el caso real donde un usuario nuevo sin historial de reproducción no tiene recomendaciones disponibles y la ruta /api/</w:t>
-      </w:r>
-      <w:proofErr w:type="spellStart"/>
-      <w:r>
-        <w:rPr>
-          <w:sz w:val="22"/>
-          <w:szCs w:val="22"/>
-        </w:rPr>
-        <w:t>recommendations</w:t>
-      </w:r>
-      <w:proofErr w:type="spellEnd"/>
-      <w:r>
-        <w:rPr>
-          <w:sz w:val="22"/>
-          <w:szCs w:val="22"/>
-        </w:rPr>
-        <w:t xml:space="preserve"> devuelve una lista vacía.</w:t>
-      </w:r>
-    </w:p>
-    <w:p>
-      <w:pPr>
-        <w:pStyle w:val="Prrafodelista"/>
-        <w:numPr>
-          <w:ilvl w:val="0"/>
-          <w:numId w:val="5"/>
-        </w:numPr>
-        <w:rPr>
-          <w:sz w:val="22"/>
-          <w:szCs w:val="22"/>
-        </w:rPr>
-      </w:pPr>
-      <w:proofErr w:type="spellStart"/>
-      <w:r>
-        <w:rPr>
-          <w:b/>
-          <w:bCs/>
-          <w:sz w:val="22"/>
-          <w:szCs w:val="22"/>
-        </w:rPr>
-        <w:t>test_set_videos_retorna_builder</w:t>
-      </w:r>
-      <w:proofErr w:type="spellEnd"/>
-      <w:r>
-        <w:rPr>
-          <w:sz w:val="22"/>
-          <w:szCs w:val="22"/>
-        </w:rPr>
-        <w:t xml:space="preserve"> — verifica que el método devuelve el </w:t>
-      </w:r>
-      <w:proofErr w:type="spellStart"/>
-      <w:r>
-        <w:rPr>
-          <w:sz w:val="22"/>
-          <w:szCs w:val="22"/>
-        </w:rPr>
-        <w:t>Builder</w:t>
-      </w:r>
-      <w:proofErr w:type="spellEnd"/>
-      <w:r>
-        <w:rPr>
-          <w:sz w:val="22"/>
-          <w:szCs w:val="22"/>
-        </w:rPr>
-        <w:t xml:space="preserve"> para encadenamiento.</w:t>
-      </w:r>
-    </w:p>
-    <w:p>
-      <w:pPr>
-        <w:rPr>
-          <w:sz w:val="22"/>
-          <w:szCs w:val="22"/>
-        </w:rPr>
-      </w:pPr>
-    </w:p>
-    <w:p>
-      <w:pPr>
-        <w:rPr>
-          <w:b/>
-          <w:bCs/>
-          <w:sz w:val="22"/>
-          <w:szCs w:val="22"/>
-        </w:rPr>
-      </w:pPr>
-      <w:proofErr w:type="spellStart"/>
-      <w:r>
-        <w:rPr>
-          <w:b/>
-          <w:bCs/>
-          <w:sz w:val="22"/>
-          <w:szCs w:val="22"/>
-        </w:rPr>
-        <w:t>TestAPIResponseBuilderEncadenamiento</w:t>
-      </w:r>
-      <w:proofErr w:type="spellEnd"/>
-      <w:r>
-        <w:rPr>
-          <w:b/>
-          <w:bCs/>
-          <w:sz w:val="22"/>
-          <w:szCs w:val="22"/>
-        </w:rPr>
-        <w:t xml:space="preserve"> (9 pruebas)</w:t>
-      </w:r>
-    </w:p>
-    <w:p>
-      <w:pPr>
-        <w:pStyle w:val="Prrafodelista"/>
-        <w:numPr>
-          <w:ilvl w:val="0"/>
-          <w:numId w:val="5"/>
-        </w:numPr>
-        <w:rPr>
-          <w:sz w:val="22"/>
-          <w:szCs w:val="22"/>
-        </w:rPr>
-      </w:pPr>
-      <w:proofErr w:type="spellStart"/>
-      <w:r>
-        <w:rPr>
-          <w:b/>
-          <w:bCs/>
-          <w:sz w:val="22"/>
-          <w:szCs w:val="22"/>
-        </w:rPr>
-        <w:t>test_encadenamiento_register</w:t>
-      </w:r>
-      <w:proofErr w:type="spellEnd"/>
-      <w:r>
-        <w:rPr>
-          <w:sz w:val="22"/>
-          <w:szCs w:val="22"/>
-        </w:rPr>
-        <w:t xml:space="preserve"> — encadena </w:t>
-      </w:r>
-      <w:proofErr w:type="spellStart"/>
-      <w:r>
-        <w:rPr>
-          <w:sz w:val="22"/>
-          <w:szCs w:val="22"/>
-        </w:rPr>
-        <w:t>set_</w:t>
-      </w:r>
-      <w:proofErr w:type="gramStart"/>
-      <w:r>
-        <w:rPr>
-          <w:sz w:val="22"/>
-          <w:szCs w:val="22"/>
-        </w:rPr>
-        <w:t>success</w:t>
-      </w:r>
-      <w:proofErr w:type="spellEnd"/>
-      <w:r>
-        <w:rPr>
-          <w:sz w:val="22"/>
-          <w:szCs w:val="22"/>
-        </w:rPr>
-        <w:t>(</w:t>
-      </w:r>
-      <w:proofErr w:type="gramEnd"/>
-      <w:r>
-        <w:rPr>
-          <w:sz w:val="22"/>
-          <w:szCs w:val="22"/>
-        </w:rPr>
-        <w:t xml:space="preserve">True) y </w:t>
-      </w:r>
-      <w:proofErr w:type="spellStart"/>
-      <w:r>
-        <w:rPr>
-          <w:sz w:val="22"/>
-          <w:szCs w:val="22"/>
-        </w:rPr>
-        <w:t>set_</w:t>
-      </w:r>
-      <w:proofErr w:type="gramStart"/>
-      <w:r>
-        <w:rPr>
-          <w:sz w:val="22"/>
-          <w:szCs w:val="22"/>
-        </w:rPr>
-        <w:t>redirect</w:t>
-      </w:r>
-      <w:proofErr w:type="spellEnd"/>
-      <w:r>
-        <w:rPr>
-          <w:sz w:val="22"/>
-          <w:szCs w:val="22"/>
-        </w:rPr>
-        <w:t>(</w:t>
-      </w:r>
-      <w:proofErr w:type="gramEnd"/>
-      <w:r>
-        <w:rPr>
-          <w:sz w:val="22"/>
-          <w:szCs w:val="22"/>
-        </w:rPr>
-        <w:t>'/') y verifica que ambos campos están presentes y correctos en el resultado. Simula exactamente lo que hace la ruta /api/</w:t>
-      </w:r>
-      <w:proofErr w:type="spellStart"/>
-      <w:r>
-        <w:rPr>
-          <w:sz w:val="22"/>
-          <w:szCs w:val="22"/>
-        </w:rPr>
-        <w:t>register</w:t>
-      </w:r>
-      <w:proofErr w:type="spellEnd"/>
-      <w:r>
-        <w:rPr>
-          <w:sz w:val="22"/>
-          <w:szCs w:val="22"/>
-        </w:rPr>
-        <w:t xml:space="preserve"> cuando un usuario se registra exitosamente.</w:t>
-      </w:r>
-    </w:p>
-    <w:p>
-      <w:pPr>
-        <w:pStyle w:val="Prrafodelista"/>
-        <w:numPr>
-          <w:ilvl w:val="0"/>
-          <w:numId w:val="5"/>
-        </w:numPr>
-        <w:rPr>
-          <w:sz w:val="22"/>
-          <w:szCs w:val="22"/>
-        </w:rPr>
-      </w:pPr>
-      <w:proofErr w:type="spellStart"/>
-      <w:r>
-        <w:rPr>
-          <w:b/>
-          <w:bCs/>
-          <w:sz w:val="22"/>
-          <w:szCs w:val="22"/>
-        </w:rPr>
-        <w:t>test_encadenamiento_login</w:t>
-      </w:r>
-      <w:proofErr w:type="spellEnd"/>
-      <w:r>
-        <w:rPr>
-          <w:sz w:val="22"/>
-          <w:szCs w:val="22"/>
-        </w:rPr>
-        <w:t xml:space="preserve"> — encadena los mismos métodos que </w:t>
-      </w:r>
-      <w:proofErr w:type="spellStart"/>
-      <w:r>
-        <w:rPr>
-          <w:sz w:val="22"/>
-          <w:szCs w:val="22"/>
-        </w:rPr>
-        <w:t>register</w:t>
-      </w:r>
-      <w:proofErr w:type="spellEnd"/>
-      <w:r>
-        <w:rPr>
-          <w:sz w:val="22"/>
-          <w:szCs w:val="22"/>
-        </w:rPr>
-        <w:t xml:space="preserve"> porque la respuesta exitosa de </w:t>
-      </w:r>
-      <w:proofErr w:type="spellStart"/>
-      <w:r>
-        <w:rPr>
-          <w:sz w:val="22"/>
-          <w:szCs w:val="22"/>
-        </w:rPr>
-        <w:t>login</w:t>
-      </w:r>
-      <w:proofErr w:type="spellEnd"/>
-      <w:r>
-        <w:rPr>
-          <w:sz w:val="22"/>
-          <w:szCs w:val="22"/>
-        </w:rPr>
-        <w:t xml:space="preserve"> tiene el mismo formato. La prueba verifica que </w:t>
-      </w:r>
-      <w:proofErr w:type="spellStart"/>
-      <w:r>
-        <w:rPr>
-          <w:sz w:val="22"/>
-          <w:szCs w:val="22"/>
-        </w:rPr>
-        <w:t>success</w:t>
-      </w:r>
-      <w:proofErr w:type="spellEnd"/>
-      <w:r>
-        <w:rPr>
-          <w:sz w:val="22"/>
-          <w:szCs w:val="22"/>
-        </w:rPr>
-        <w:t xml:space="preserve"> es True y que el campo </w:t>
-      </w:r>
-      <w:proofErr w:type="spellStart"/>
-      <w:r>
-        <w:rPr>
-          <w:sz w:val="22"/>
-          <w:szCs w:val="22"/>
-        </w:rPr>
-        <w:t>redirect</w:t>
-      </w:r>
-      <w:proofErr w:type="spellEnd"/>
-      <w:r>
-        <w:rPr>
-          <w:sz w:val="22"/>
-          <w:szCs w:val="22"/>
-        </w:rPr>
-        <w:t xml:space="preserve"> existe, confirmando que el </w:t>
-      </w:r>
-      <w:proofErr w:type="spellStart"/>
-      <w:r>
-        <w:rPr>
-          <w:sz w:val="22"/>
-          <w:szCs w:val="22"/>
-        </w:rPr>
-        <w:t>frontend</w:t>
-      </w:r>
-      <w:proofErr w:type="spellEnd"/>
-      <w:r>
-        <w:rPr>
-          <w:sz w:val="22"/>
-          <w:szCs w:val="22"/>
-        </w:rPr>
-        <w:t xml:space="preserve"> recibirá la instrucción de redirigir.</w:t>
-      </w:r>
-    </w:p>
-    <w:p>
-      <w:pPr>
-        <w:pStyle w:val="Prrafodelista"/>
-        <w:numPr>
-          <w:ilvl w:val="0"/>
-          <w:numId w:val="5"/>
-        </w:numPr>
-        <w:rPr>
-          <w:sz w:val="22"/>
-          <w:szCs w:val="22"/>
-        </w:rPr>
-      </w:pPr>
-      <w:proofErr w:type="spellStart"/>
-      <w:r>
-        <w:rPr>
-          <w:b/>
-          <w:bCs/>
-          <w:sz w:val="22"/>
-          <w:szCs w:val="22"/>
-        </w:rPr>
-        <w:t>test_encadenamiento_upload</w:t>
-      </w:r>
-      <w:proofErr w:type="spellEnd"/>
-      <w:r>
-        <w:rPr>
-          <w:sz w:val="22"/>
-          <w:szCs w:val="22"/>
-        </w:rPr>
-        <w:t xml:space="preserve"> — encadena </w:t>
-      </w:r>
-      <w:proofErr w:type="spellStart"/>
-      <w:r>
-        <w:rPr>
-          <w:sz w:val="22"/>
-          <w:szCs w:val="22"/>
-        </w:rPr>
-        <w:t>set_</w:t>
-      </w:r>
-      <w:proofErr w:type="gramStart"/>
-      <w:r>
-        <w:rPr>
-          <w:sz w:val="22"/>
-          <w:szCs w:val="22"/>
-        </w:rPr>
-        <w:t>success</w:t>
-      </w:r>
-      <w:proofErr w:type="spellEnd"/>
-      <w:r>
-        <w:rPr>
-          <w:sz w:val="22"/>
-          <w:szCs w:val="22"/>
-        </w:rPr>
-        <w:t>(</w:t>
-      </w:r>
-      <w:proofErr w:type="gramEnd"/>
-      <w:r>
-        <w:rPr>
-          <w:sz w:val="22"/>
-          <w:szCs w:val="22"/>
-        </w:rPr>
-        <w:t xml:space="preserve">True) y </w:t>
-      </w:r>
-      <w:proofErr w:type="spellStart"/>
-      <w:r>
-        <w:rPr>
-          <w:sz w:val="22"/>
-          <w:szCs w:val="22"/>
-        </w:rPr>
-        <w:t>set_video_</w:t>
-      </w:r>
-      <w:proofErr w:type="gramStart"/>
-      <w:r>
-        <w:rPr>
-          <w:sz w:val="22"/>
-          <w:szCs w:val="22"/>
-        </w:rPr>
-        <w:t>id</w:t>
-      </w:r>
-      <w:proofErr w:type="spellEnd"/>
-      <w:r>
-        <w:rPr>
-          <w:sz w:val="22"/>
-          <w:szCs w:val="22"/>
-        </w:rPr>
-        <w:t>(</w:t>
-      </w:r>
-      <w:proofErr w:type="gramEnd"/>
-      <w:r>
-        <w:rPr>
-          <w:sz w:val="22"/>
-          <w:szCs w:val="22"/>
-        </w:rPr>
-        <w:t>10) y verifica que ambos campos son correctos. Simula la respuesta de /api/</w:t>
-      </w:r>
-      <w:proofErr w:type="spellStart"/>
-      <w:r>
-        <w:rPr>
-          <w:sz w:val="22"/>
-          <w:szCs w:val="22"/>
-        </w:rPr>
-        <w:t>upload</w:t>
-      </w:r>
-      <w:proofErr w:type="spellEnd"/>
-      <w:r>
-        <w:rPr>
-          <w:sz w:val="22"/>
-          <w:szCs w:val="22"/>
-        </w:rPr>
-        <w:t xml:space="preserve"> después de que un video se sube exitosamente. El ID 10 es un valor de ejemplo que representa cualquier ID real generado por la base de datos.</w:t>
-      </w:r>
-    </w:p>
-    <w:p>
-      <w:pPr>
-        <w:pStyle w:val="Prrafodelista"/>
-        <w:numPr>
-          <w:ilvl w:val="0"/>
-          <w:numId w:val="5"/>
-        </w:numPr>
-        <w:rPr>
-          <w:sz w:val="22"/>
-          <w:szCs w:val="22"/>
-        </w:rPr>
-      </w:pPr>
-      <w:proofErr w:type="spellStart"/>
-      <w:r>
-        <w:rPr>
-          <w:b/>
-          <w:bCs/>
-          <w:sz w:val="22"/>
-          <w:szCs w:val="22"/>
-        </w:rPr>
-        <w:t>test_encadenamiento_upgrade</w:t>
-      </w:r>
-      <w:proofErr w:type="spellEnd"/>
-      <w:r>
-        <w:rPr>
-          <w:sz w:val="22"/>
-          <w:szCs w:val="22"/>
-        </w:rPr>
-        <w:t xml:space="preserve"> — encadena </w:t>
-      </w:r>
-      <w:proofErr w:type="spellStart"/>
-      <w:r>
-        <w:rPr>
-          <w:sz w:val="22"/>
-          <w:szCs w:val="22"/>
-        </w:rPr>
-        <w:t>set_</w:t>
-      </w:r>
-      <w:proofErr w:type="gramStart"/>
-      <w:r>
-        <w:rPr>
-          <w:sz w:val="22"/>
-          <w:szCs w:val="22"/>
-        </w:rPr>
-        <w:t>success</w:t>
-      </w:r>
-      <w:proofErr w:type="spellEnd"/>
-      <w:r>
-        <w:rPr>
-          <w:sz w:val="22"/>
-          <w:szCs w:val="22"/>
-        </w:rPr>
-        <w:t>(</w:t>
-      </w:r>
-      <w:proofErr w:type="gramEnd"/>
-      <w:r>
-        <w:rPr>
-          <w:sz w:val="22"/>
-          <w:szCs w:val="22"/>
-        </w:rPr>
-        <w:t xml:space="preserve">True) y </w:t>
-      </w:r>
-      <w:proofErr w:type="spellStart"/>
-      <w:r>
-        <w:rPr>
-          <w:sz w:val="22"/>
-          <w:szCs w:val="22"/>
-        </w:rPr>
-        <w:t>set_subscription</w:t>
-      </w:r>
-      <w:proofErr w:type="spellEnd"/>
-      <w:r>
-        <w:rPr>
-          <w:sz w:val="22"/>
-          <w:szCs w:val="22"/>
-        </w:rPr>
-        <w:t>('premium') y verifica ambos campos. Simula la respuesta de /api/</w:t>
-      </w:r>
-      <w:proofErr w:type="spellStart"/>
-      <w:r>
-        <w:rPr>
-          <w:sz w:val="22"/>
-          <w:szCs w:val="22"/>
-        </w:rPr>
-        <w:t>upgrade</w:t>
-      </w:r>
-      <w:proofErr w:type="spellEnd"/>
-      <w:r>
-        <w:rPr>
-          <w:sz w:val="22"/>
-          <w:szCs w:val="22"/>
-        </w:rPr>
-        <w:t xml:space="preserve"> después de que un usuario cambia su plan. El </w:t>
-      </w:r>
-      <w:proofErr w:type="spellStart"/>
-      <w:r>
-        <w:rPr>
-          <w:sz w:val="22"/>
-          <w:szCs w:val="22"/>
-        </w:rPr>
-        <w:t>frontend</w:t>
-      </w:r>
-      <w:proofErr w:type="spellEnd"/>
-      <w:r>
-        <w:rPr>
-          <w:sz w:val="22"/>
-          <w:szCs w:val="22"/>
-        </w:rPr>
-        <w:t xml:space="preserve"> usa </w:t>
-      </w:r>
-      <w:proofErr w:type="spellStart"/>
-      <w:r>
-        <w:rPr>
-          <w:sz w:val="22"/>
-          <w:szCs w:val="22"/>
-        </w:rPr>
-        <w:t>subscription</w:t>
-      </w:r>
-      <w:proofErr w:type="spellEnd"/>
-      <w:r>
-        <w:rPr>
-          <w:sz w:val="22"/>
-          <w:szCs w:val="22"/>
-        </w:rPr>
-        <w:t xml:space="preserve"> para actualizar la interfaz sin recargar la página.</w:t>
-      </w:r>
-    </w:p>
-    <w:p>
-      <w:pPr>
-        <w:pStyle w:val="Prrafodelista"/>
-        <w:numPr>
-          <w:ilvl w:val="0"/>
-          <w:numId w:val="5"/>
-        </w:numPr>
-        <w:rPr>
-          <w:sz w:val="22"/>
-          <w:szCs w:val="22"/>
-        </w:rPr>
-      </w:pPr>
-      <w:proofErr w:type="spellStart"/>
-      <w:r>
-        <w:rPr>
-          <w:b/>
-          <w:bCs/>
-          <w:sz w:val="22"/>
-          <w:szCs w:val="22"/>
-        </w:rPr>
-        <w:t>test_encadenamiento_seed</w:t>
-      </w:r>
-      <w:proofErr w:type="spellEnd"/>
-      <w:r>
-        <w:rPr>
-          <w:sz w:val="22"/>
-          <w:szCs w:val="22"/>
-        </w:rPr>
-        <w:t xml:space="preserve"> — encadena </w:t>
-      </w:r>
-      <w:proofErr w:type="spellStart"/>
-      <w:r>
-        <w:rPr>
-          <w:sz w:val="22"/>
-          <w:szCs w:val="22"/>
-        </w:rPr>
-        <w:t>set_</w:t>
-      </w:r>
-      <w:proofErr w:type="gramStart"/>
-      <w:r>
-        <w:rPr>
-          <w:sz w:val="22"/>
-          <w:szCs w:val="22"/>
-        </w:rPr>
-        <w:t>success</w:t>
-      </w:r>
-      <w:proofErr w:type="spellEnd"/>
-      <w:r>
-        <w:rPr>
-          <w:sz w:val="22"/>
-          <w:szCs w:val="22"/>
-        </w:rPr>
-        <w:t>(</w:t>
-      </w:r>
-      <w:proofErr w:type="gramEnd"/>
-      <w:r>
-        <w:rPr>
-          <w:sz w:val="22"/>
-          <w:szCs w:val="22"/>
-        </w:rPr>
-        <w:t xml:space="preserve">True) y </w:t>
-      </w:r>
-      <w:proofErr w:type="spellStart"/>
-      <w:r>
-        <w:rPr>
-          <w:sz w:val="22"/>
-          <w:szCs w:val="22"/>
-        </w:rPr>
-        <w:t>set_message</w:t>
-      </w:r>
-      <w:proofErr w:type="spellEnd"/>
-      <w:r>
-        <w:rPr>
-          <w:sz w:val="22"/>
-          <w:szCs w:val="22"/>
-        </w:rPr>
-        <w:t>(</w:t>
-      </w:r>
-      <w:proofErr w:type="gramStart"/>
-      <w:r>
-        <w:rPr>
-          <w:sz w:val="22"/>
-          <w:szCs w:val="22"/>
-        </w:rPr>
-        <w:t>'</w:t>
-      </w:r>
-      <w:proofErr w:type="spellStart"/>
-      <w:r>
-        <w:rPr>
-          <w:sz w:val="22"/>
-          <w:szCs w:val="22"/>
-        </w:rPr>
-        <w:t>Seeded</w:t>
-      </w:r>
-      <w:proofErr w:type="spellEnd"/>
-      <w:r>
-        <w:rPr>
-          <w:sz w:val="22"/>
-          <w:szCs w:val="22"/>
-        </w:rPr>
-        <w:t>!'</w:t>
-      </w:r>
-      <w:proofErr w:type="gramEnd"/>
-      <w:r>
-        <w:rPr>
-          <w:sz w:val="22"/>
-          <w:szCs w:val="22"/>
-        </w:rPr>
-        <w:t>) y verifica ambos campos. Simula la respuesta de /api/</w:t>
-      </w:r>
-      <w:proofErr w:type="spellStart"/>
-      <w:r>
-        <w:rPr>
-          <w:sz w:val="22"/>
-          <w:szCs w:val="22"/>
-        </w:rPr>
-        <w:t>seed</w:t>
-      </w:r>
-      <w:proofErr w:type="spellEnd"/>
-      <w:r>
-        <w:rPr>
-          <w:sz w:val="22"/>
-          <w:szCs w:val="22"/>
-        </w:rPr>
-        <w:t xml:space="preserve"> cuando los usuarios demo se crean por primera vez.</w:t>
-      </w:r>
-    </w:p>
-    <w:p>
-      <w:pPr>
-        <w:pStyle w:val="Prrafodelista"/>
-        <w:numPr>
-          <w:ilvl w:val="0"/>
-          <w:numId w:val="5"/>
-        </w:numPr>
-        <w:rPr>
-          <w:sz w:val="22"/>
-          <w:szCs w:val="22"/>
-        </w:rPr>
-      </w:pPr>
-      <w:proofErr w:type="spellStart"/>
-      <w:r>
-        <w:rPr>
-          <w:b/>
-          <w:bCs/>
-          <w:sz w:val="22"/>
-          <w:szCs w:val="22"/>
-        </w:rPr>
-        <w:t>test_encadenamiento_error_register</w:t>
-      </w:r>
-      <w:proofErr w:type="spellEnd"/>
-      <w:r>
-        <w:rPr>
-          <w:sz w:val="22"/>
-          <w:szCs w:val="22"/>
-        </w:rPr>
-        <w:t xml:space="preserve"> — usa solo </w:t>
-      </w:r>
-      <w:proofErr w:type="spellStart"/>
-      <w:r>
-        <w:rPr>
-          <w:sz w:val="22"/>
-          <w:szCs w:val="22"/>
-        </w:rPr>
-        <w:t>set_</w:t>
-      </w:r>
-      <w:proofErr w:type="gramStart"/>
-      <w:r>
-        <w:rPr>
-          <w:sz w:val="22"/>
-          <w:szCs w:val="22"/>
-        </w:rPr>
-        <w:t>error</w:t>
-      </w:r>
-      <w:proofErr w:type="spellEnd"/>
-      <w:r>
-        <w:rPr>
-          <w:sz w:val="22"/>
-          <w:szCs w:val="22"/>
-        </w:rPr>
-        <w:t>(</w:t>
-      </w:r>
-      <w:proofErr w:type="gramEnd"/>
-      <w:r>
-        <w:rPr>
-          <w:sz w:val="22"/>
-          <w:szCs w:val="22"/>
-        </w:rPr>
-        <w:t xml:space="preserve">'El email ya está registrado') y verifica que </w:t>
-      </w:r>
-      <w:proofErr w:type="spellStart"/>
-      <w:r>
-        <w:rPr>
-          <w:sz w:val="22"/>
-          <w:szCs w:val="22"/>
-        </w:rPr>
-        <w:t>success</w:t>
-      </w:r>
-      <w:proofErr w:type="spellEnd"/>
-      <w:r>
-        <w:rPr>
-          <w:sz w:val="22"/>
-          <w:szCs w:val="22"/>
-        </w:rPr>
-        <w:t xml:space="preserve"> es False y el mensaje de error es el correcto. Simula el caso donde alguien intenta registrarse con un email que ya existe en la base de datos.</w:t>
-      </w:r>
-    </w:p>
-    <w:p>
-      <w:pPr>
-        <w:pStyle w:val="Prrafodelista"/>
-        <w:numPr>
-          <w:ilvl w:val="0"/>
-          <w:numId w:val="5"/>
-        </w:numPr>
-        <w:rPr>
-          <w:sz w:val="22"/>
-          <w:szCs w:val="22"/>
-        </w:rPr>
-      </w:pPr>
-      <w:proofErr w:type="spellStart"/>
-      <w:r>
-        <w:rPr>
-          <w:b/>
-          <w:bCs/>
-          <w:sz w:val="22"/>
-          <w:szCs w:val="22"/>
-        </w:rPr>
-        <w:t>test_encadenamiento_error_login</w:t>
-      </w:r>
-      <w:proofErr w:type="spellEnd"/>
-      <w:r>
-        <w:rPr>
-          <w:sz w:val="22"/>
-          <w:szCs w:val="22"/>
-        </w:rPr>
-        <w:t xml:space="preserve"> — usa </w:t>
-      </w:r>
-      <w:proofErr w:type="spellStart"/>
-      <w:r>
-        <w:rPr>
-          <w:sz w:val="22"/>
-          <w:szCs w:val="22"/>
-        </w:rPr>
-        <w:t>set_</w:t>
-      </w:r>
-      <w:proofErr w:type="gramStart"/>
-      <w:r>
-        <w:rPr>
-          <w:sz w:val="22"/>
-          <w:szCs w:val="22"/>
-        </w:rPr>
-        <w:t>error</w:t>
-      </w:r>
-      <w:proofErr w:type="spellEnd"/>
-      <w:r>
-        <w:rPr>
-          <w:sz w:val="22"/>
-          <w:szCs w:val="22"/>
-        </w:rPr>
-        <w:t>(</w:t>
-      </w:r>
-      <w:proofErr w:type="gramEnd"/>
-      <w:r>
-        <w:rPr>
-          <w:sz w:val="22"/>
-          <w:szCs w:val="22"/>
-        </w:rPr>
-        <w:t xml:space="preserve">'Credenciales incorrectas') y verifica que </w:t>
-      </w:r>
-      <w:proofErr w:type="spellStart"/>
-      <w:r>
-        <w:rPr>
-          <w:sz w:val="22"/>
-          <w:szCs w:val="22"/>
-        </w:rPr>
-        <w:t>success</w:t>
-      </w:r>
-      <w:proofErr w:type="spellEnd"/>
-      <w:r>
-        <w:rPr>
-          <w:sz w:val="22"/>
-          <w:szCs w:val="22"/>
-        </w:rPr>
-        <w:t xml:space="preserve"> es False y que el campo error existe. Simula el caso donde alguien ingresa una contraseña incorrecta.</w:t>
-      </w:r>
-    </w:p>
-    <w:p>
-      <w:pPr>
-        <w:pStyle w:val="Prrafodelista"/>
-        <w:numPr>
-          <w:ilvl w:val="0"/>
-          <w:numId w:val="5"/>
-        </w:numPr>
-        <w:rPr>
-          <w:sz w:val="22"/>
-          <w:szCs w:val="22"/>
-        </w:rPr>
-      </w:pPr>
-      <w:proofErr w:type="spellStart"/>
-      <w:r>
-        <w:rPr>
-          <w:b/>
-          <w:bCs/>
-          <w:sz w:val="22"/>
-          <w:szCs w:val="22"/>
-        </w:rPr>
-        <w:t>test_encadenamiento_error_no_autorizado</w:t>
-      </w:r>
-      <w:proofErr w:type="spellEnd"/>
-      <w:r>
-        <w:rPr>
-          <w:sz w:val="22"/>
-          <w:szCs w:val="22"/>
-        </w:rPr>
-        <w:t xml:space="preserve"> — usa </w:t>
-      </w:r>
-      <w:proofErr w:type="spellStart"/>
-      <w:r>
-        <w:rPr>
-          <w:sz w:val="22"/>
-          <w:szCs w:val="22"/>
-        </w:rPr>
-        <w:t>set_</w:t>
-      </w:r>
-      <w:proofErr w:type="gramStart"/>
-      <w:r>
-        <w:rPr>
-          <w:sz w:val="22"/>
-          <w:szCs w:val="22"/>
-        </w:rPr>
-        <w:t>error</w:t>
-      </w:r>
-      <w:proofErr w:type="spellEnd"/>
-      <w:r>
-        <w:rPr>
-          <w:sz w:val="22"/>
-          <w:szCs w:val="22"/>
-        </w:rPr>
-        <w:t>(</w:t>
-      </w:r>
-      <w:proofErr w:type="gramEnd"/>
-      <w:r>
-        <w:rPr>
-          <w:sz w:val="22"/>
-          <w:szCs w:val="22"/>
-        </w:rPr>
-        <w:t xml:space="preserve">'No autorizado') y verifica que </w:t>
-      </w:r>
-      <w:proofErr w:type="spellStart"/>
-      <w:r>
-        <w:rPr>
-          <w:sz w:val="22"/>
-          <w:szCs w:val="22"/>
-        </w:rPr>
-        <w:t>success</w:t>
-      </w:r>
-      <w:proofErr w:type="spellEnd"/>
-      <w:r>
-        <w:rPr>
-          <w:sz w:val="22"/>
-          <w:szCs w:val="22"/>
-        </w:rPr>
-        <w:t xml:space="preserve"> es False y el mensaje es exacto. Este error lo comparten dos rutas: /api/video DELETE y /api/video PUT, cuando alguien intenta eliminar o editar un video que no le pertenece.</w:t>
-      </w:r>
-    </w:p>
-    <w:p>
-      <w:pPr>
-        <w:pStyle w:val="Prrafodelista"/>
-        <w:numPr>
-          <w:ilvl w:val="0"/>
-          <w:numId w:val="5"/>
-        </w:numPr>
-        <w:rPr>
-          <w:sz w:val="22"/>
-          <w:szCs w:val="22"/>
-        </w:rPr>
-      </w:pPr>
-      <w:proofErr w:type="spellStart"/>
-      <w:r>
-        <w:rPr>
-          <w:b/>
-          <w:bCs/>
-          <w:sz w:val="22"/>
-          <w:szCs w:val="22"/>
-        </w:rPr>
-        <w:t>test_solo_contiene_campos_agregados</w:t>
-      </w:r>
-      <w:proofErr w:type="spellEnd"/>
-      <w:r>
-        <w:rPr>
-          <w:sz w:val="22"/>
-          <w:szCs w:val="22"/>
-        </w:rPr>
-        <w:t xml:space="preserve"> —Crea un </w:t>
-      </w:r>
-      <w:proofErr w:type="spellStart"/>
-      <w:r>
-        <w:rPr>
-          <w:sz w:val="22"/>
-          <w:szCs w:val="22"/>
-        </w:rPr>
-        <w:t>Builder</w:t>
-      </w:r>
-      <w:proofErr w:type="spellEnd"/>
-      <w:r>
-        <w:rPr>
-          <w:sz w:val="22"/>
-          <w:szCs w:val="22"/>
-        </w:rPr>
-        <w:t xml:space="preserve"> con solo </w:t>
-      </w:r>
-      <w:proofErr w:type="spellStart"/>
-      <w:r>
-        <w:rPr>
-          <w:sz w:val="22"/>
-          <w:szCs w:val="22"/>
-        </w:rPr>
-        <w:t>set_success</w:t>
-      </w:r>
-      <w:proofErr w:type="spellEnd"/>
-      <w:r>
-        <w:rPr>
-          <w:sz w:val="22"/>
-          <w:szCs w:val="22"/>
-        </w:rPr>
-        <w:t xml:space="preserve">(True) y luego verifica que el resultado no contiene ninguno de los otros campos posibles: error, </w:t>
-      </w:r>
-      <w:proofErr w:type="spellStart"/>
-      <w:r>
-        <w:rPr>
-          <w:sz w:val="22"/>
-          <w:szCs w:val="22"/>
-        </w:rPr>
-        <w:t>redirect</w:t>
-      </w:r>
-      <w:proofErr w:type="spellEnd"/>
-      <w:r>
-        <w:rPr>
-          <w:sz w:val="22"/>
-          <w:szCs w:val="22"/>
-        </w:rPr>
-        <w:t xml:space="preserve">, </w:t>
-      </w:r>
-      <w:proofErr w:type="spellStart"/>
-      <w:r>
-        <w:rPr>
-          <w:sz w:val="22"/>
-          <w:szCs w:val="22"/>
-        </w:rPr>
-        <w:t>video_id</w:t>
-      </w:r>
-      <w:proofErr w:type="spellEnd"/>
-      <w:r>
-        <w:rPr>
-          <w:sz w:val="22"/>
-          <w:szCs w:val="22"/>
-        </w:rPr>
-        <w:t xml:space="preserve"> ni </w:t>
-      </w:r>
-      <w:proofErr w:type="spellStart"/>
-      <w:r>
-        <w:rPr>
-          <w:sz w:val="22"/>
-          <w:szCs w:val="22"/>
-        </w:rPr>
-        <w:t>subscription</w:t>
-      </w:r>
-      <w:proofErr w:type="spellEnd"/>
-      <w:r>
-        <w:rPr>
-          <w:sz w:val="22"/>
-          <w:szCs w:val="22"/>
-        </w:rPr>
-        <w:t xml:space="preserve">. </w:t>
-      </w:r>
-    </w:p>
+        <w:t xml:space="preserve"> no agrega campos vacíos o nulos — solo incluye exactamente lo que se le pidió.</w:t>
+      </w:r>
+    </w:p>
+    <w:p/>
+    <w:p/>
     <w:p/>
     <w:sectPr>
-      <w:headerReference w:type="default" r:id="rId43"/>
       <w:pgSz w:w="11906" w:h="16838"/>
       <w:pgMar w:top="1417" w:right="1701" w:bottom="1417" w:left="1701" w:header="708" w:footer="708" w:gutter="0"/>
       <w:cols w:space="708"/>
@@ -12832,103 +9550,8 @@
 </w:document>
 </file>
 
-<file path=word/endnotes.xml><?xml version="1.0" encoding="utf-8"?>
-<w:endnotes xmlns:wpc="http://schemas.microsoft.com/office/word/2010/wordprocessingCanvas" xmlns:cx="http://schemas.microsoft.com/office/drawing/2014/chartex" xmlns:cx1="http://schemas.microsoft.com/office/drawing/2015/9/8/chartex" xmlns:cx2="http://schemas.microsoft.com/office/drawing/2015/10/21/chartex" xmlns:cx3="http://schemas.microsoft.com/office/drawing/2016/5/9/chartex" xmlns:cx4="http://schemas.microsoft.com/office/drawing/2016/5/10/chartex" xmlns:cx5="http://schemas.microsoft.com/office/drawing/2016/5/11/chartex" xmlns:cx6="http://schemas.microsoft.com/office/drawing/2016/5/12/chartex" xmlns:cx7="http://schemas.microsoft.com/office/drawing/2016/5/13/chartex" xmlns:cx8="http://schemas.microsoft.com/office/drawing/2016/5/14/chartex" xmlns:mc="http://schemas.openxmlformats.org/markup-compatibility/2006" xmlns:aink="http://schemas.microsoft.com/office/drawing/2016/ink" xmlns:am3d="http://schemas.microsoft.com/office/drawing/2017/model3d" xmlns:o="urn:schemas-microsoft-com:office:office" xmlns:oel="http://schemas.microsoft.com/office/2019/extlst" xmlns:r="http://schemas.openxmlformats.org/officeDocument/2006/relationships" xmlns:m="http://schemas.openxmlformats.org/officeDocument/2006/math" xmlns:v="urn:schemas-microsoft-com:vml" xmlns:wp14="http://schemas.microsoft.com/office/word/2010/wordprocessingDrawing" xmlns:wp="http://schemas.openxmlformats.org/drawingml/2006/wordprocessingDrawing" xmlns:w10="urn:schemas-microsoft-com:office:word" xmlns:w="http://schemas.openxmlformats.org/wordprocessingml/2006/main" xmlns:w14="http://schemas.microsoft.com/office/word/2010/wordml" xmlns:w15="http://schemas.microsoft.com/office/word/2012/wordml" xmlns:w16cex="http://schemas.microsoft.com/office/word/2018/wordml/cex" xmlns:w16cid="http://schemas.microsoft.com/office/word/2016/wordml/cid" xmlns:w16="http://schemas.microsoft.com/office/word/2018/wordml" xmlns:w16du="http://schemas.microsoft.com/office/word/2023/wordml/word16du" xmlns:w16sdtdh="http://schemas.microsoft.com/office/word/2020/wordml/sdtdatahash" xmlns:w16sdtfl="http://schemas.microsoft.com/office/word/2024/wordml/sdtformatlock" xmlns:w16se="http://schemas.microsoft.com/office/word/2015/wordml/symex" xmlns:wpg="http://schemas.microsoft.com/office/word/2010/wordprocessingGroup" xmlns:wpi="http://schemas.microsoft.com/office/word/2010/wordprocessingInk" xmlns:wne="http://schemas.microsoft.com/office/word/2006/wordml" xmlns:wps="http://schemas.microsoft.com/office/word/2010/wordprocessingShape" mc:Ignorable="w14 w15 w16se w16cid w16 w16cex w16sdtdh w16sdtfl w16du wp14">
-  <w:endnote w:type="separator" w:id="-1">
-    <w:p>
-      <w:pPr>
-        <w:spacing w:after="0" w:line="240" w:lineRule="auto"/>
-      </w:pPr>
-      <w:r>
-        <w:separator/>
-      </w:r>
-    </w:p>
-  </w:endnote>
-  <w:endnote w:type="continuationSeparator" w:id="0">
-    <w:p>
-      <w:pPr>
-        <w:spacing w:after="0" w:line="240" w:lineRule="auto"/>
-      </w:pPr>
-      <w:r>
-        <w:continuationSeparator/>
-      </w:r>
-    </w:p>
-  </w:endnote>
-</w:endnotes>
-</file>
-
-<file path=word/footnotes.xml><?xml version="1.0" encoding="utf-8"?>
-<w:footnotes xmlns:wpc="http://schemas.microsoft.com/office/word/2010/wordprocessingCanvas" xmlns:cx="http://schemas.microsoft.com/office/drawing/2014/chartex" xmlns:cx1="http://schemas.microsoft.com/office/drawing/2015/9/8/chartex" xmlns:cx2="http://schemas.microsoft.com/office/drawing/2015/10/21/chartex" xmlns:cx3="http://schemas.microsoft.com/office/drawing/2016/5/9/chartex" xmlns:cx4="http://schemas.microsoft.com/office/drawing/2016/5/10/chartex" xmlns:cx5="http://schemas.microsoft.com/office/drawing/2016/5/11/chartex" xmlns:cx6="http://schemas.microsoft.com/office/drawing/2016/5/12/chartex" xmlns:cx7="http://schemas.microsoft.com/office/drawing/2016/5/13/chartex" xmlns:cx8="http://schemas.microsoft.com/office/drawing/2016/5/14/chartex" xmlns:mc="http://schemas.openxmlformats.org/markup-compatibility/2006" xmlns:aink="http://schemas.microsoft.com/office/drawing/2016/ink" xmlns:am3d="http://schemas.microsoft.com/office/drawing/2017/model3d" xmlns:o="urn:schemas-microsoft-com:office:office" xmlns:oel="http://schemas.microsoft.com/office/2019/extlst" xmlns:r="http://schemas.openxmlformats.org/officeDocument/2006/relationships" xmlns:m="http://schemas.openxmlformats.org/officeDocument/2006/math" xmlns:v="urn:schemas-microsoft-com:vml" xmlns:wp14="http://schemas.microsoft.com/office/word/2010/wordprocessingDrawing" xmlns:wp="http://schemas.openxmlformats.org/drawingml/2006/wordprocessingDrawing" xmlns:w10="urn:schemas-microsoft-com:office:word" xmlns:w="http://schemas.openxmlformats.org/wordprocessingml/2006/main" xmlns:w14="http://schemas.microsoft.com/office/word/2010/wordml" xmlns:w15="http://schemas.microsoft.com/office/word/2012/wordml" xmlns:w16cex="http://schemas.microsoft.com/office/word/2018/wordml/cex" xmlns:w16cid="http://schemas.microsoft.com/office/word/2016/wordml/cid" xmlns:w16="http://schemas.microsoft.com/office/word/2018/wordml" xmlns:w16du="http://schemas.microsoft.com/office/word/2023/wordml/word16du" xmlns:w16sdtdh="http://schemas.microsoft.com/office/word/2020/wordml/sdtdatahash" xmlns:w16sdtfl="http://schemas.microsoft.com/office/word/2024/wordml/sdtformatlock" xmlns:w16se="http://schemas.microsoft.com/office/word/2015/wordml/symex" xmlns:wpg="http://schemas.microsoft.com/office/word/2010/wordprocessingGroup" xmlns:wpi="http://schemas.microsoft.com/office/word/2010/wordprocessingInk" xmlns:wne="http://schemas.microsoft.com/office/word/2006/wordml" xmlns:wps="http://schemas.microsoft.com/office/word/2010/wordprocessingShape" mc:Ignorable="w14 w15 w16se w16cid w16 w16cex w16sdtdh w16sdtfl w16du wp14">
-  <w:footnote w:type="separator" w:id="-1">
-    <w:p>
-      <w:pPr>
-        <w:spacing w:after="0" w:line="240" w:lineRule="auto"/>
-      </w:pPr>
-      <w:r>
-        <w:separator/>
-      </w:r>
-    </w:p>
-  </w:footnote>
-  <w:footnote w:type="continuationSeparator" w:id="0">
-    <w:p>
-      <w:pPr>
-        <w:spacing w:after="0" w:line="240" w:lineRule="auto"/>
-      </w:pPr>
-      <w:r>
-        <w:continuationSeparator/>
-      </w:r>
-    </w:p>
-  </w:footnote>
-</w:footnotes>
-</file>
-
-<file path=word/header1.xml><?xml version="1.0" encoding="utf-8"?>
-<w:hdr xmlns:wpc="http://schemas.microsoft.com/office/word/2010/wordprocessingCanvas" xmlns:cx="http://schemas.microsoft.com/office/drawing/2014/chartex" xmlns:cx1="http://schemas.microsoft.com/office/drawing/2015/9/8/chartex" xmlns:cx2="http://schemas.microsoft.com/office/drawing/2015/10/21/chartex" xmlns:cx3="http://schemas.microsoft.com/office/drawing/2016/5/9/chartex" xmlns:cx4="http://schemas.microsoft.com/office/drawing/2016/5/10/chartex" xmlns:cx5="http://schemas.microsoft.com/office/drawing/2016/5/11/chartex" xmlns:cx6="http://schemas.microsoft.com/office/drawing/2016/5/12/chartex" xmlns:cx7="http://schemas.microsoft.com/office/drawing/2016/5/13/chartex" xmlns:cx8="http://schemas.microsoft.com/office/drawing/2016/5/14/chartex" xmlns:mc="http://schemas.openxmlformats.org/markup-compatibility/2006" xmlns:aink="http://schemas.microsoft.com/office/drawing/2016/ink" xmlns:am3d="http://schemas.microsoft.com/office/drawing/2017/model3d" xmlns:o="urn:schemas-microsoft-com:office:office" xmlns:oel="http://schemas.microsoft.com/office/2019/extlst" xmlns:r="http://schemas.openxmlformats.org/officeDocument/2006/relationships" xmlns:m="http://schemas.openxmlformats.org/officeDocument/2006/math" xmlns:v="urn:schemas-microsoft-com:vml" xmlns:wp14="http://schemas.microsoft.com/office/word/2010/wordprocessingDrawing" xmlns:wp="http://schemas.openxmlformats.org/drawingml/2006/wordprocessingDrawing" xmlns:w10="urn:schemas-microsoft-com:office:word" xmlns:w="http://schemas.openxmlformats.org/wordprocessingml/2006/main" xmlns:w14="http://schemas.microsoft.com/office/word/2010/wordml" xmlns:w15="http://schemas.microsoft.com/office/word/2012/wordml" xmlns:w16cex="http://schemas.microsoft.com/office/word/2018/wordml/cex" xmlns:w16cid="http://schemas.microsoft.com/office/word/2016/wordml/cid" xmlns:w16="http://schemas.microsoft.com/office/word/2018/wordml" xmlns:w16du="http://schemas.microsoft.com/office/word/2023/wordml/word16du" xmlns:w16sdtdh="http://schemas.microsoft.com/office/word/2020/wordml/sdtdatahash" xmlns:w16sdtfl="http://schemas.microsoft.com/office/word/2024/wordml/sdtformatlock" xmlns:w16se="http://schemas.microsoft.com/office/word/2015/wordml/symex" xmlns:wpg="http://schemas.microsoft.com/office/word/2010/wordprocessingGroup" xmlns:wpi="http://schemas.microsoft.com/office/word/2010/wordprocessingInk" xmlns:wne="http://schemas.microsoft.com/office/word/2006/wordml" xmlns:wps="http://schemas.microsoft.com/office/word/2010/wordprocessingShape" mc:Ignorable="w14 w15 w16se w16cid w16 w16cex w16sdtdh w16sdtfl w16du wp14">
-  <w:sdt>
-    <w:sdtPr>
-      <w:id w:val="-1707401540"/>
-      <w:docPartObj>
-        <w:docPartGallery w:val="Page Numbers (Top of Page)"/>
-        <w:docPartUnique/>
-      </w:docPartObj>
-    </w:sdtPr>
-    <w:sdtContent>
-      <w:p>
-        <w:pPr>
-          <w:pStyle w:val="Encabezado"/>
-          <w:jc w:val="right"/>
-        </w:pPr>
-        <w:r>
-          <w:fldChar w:fldCharType="begin"/>
-        </w:r>
-        <w:r>
-          <w:instrText>PAGE   \* MERGEFORMAT</w:instrText>
-        </w:r>
-        <w:r>
-          <w:fldChar w:fldCharType="separate"/>
-        </w:r>
-        <w:r>
-          <w:rPr>
-            <w:lang w:val="es-MX"/>
-          </w:rPr>
-          <w:t>2</w:t>
-        </w:r>
-        <w:r>
-          <w:fldChar w:fldCharType="end"/>
-        </w:r>
-      </w:p>
-    </w:sdtContent>
-  </w:sdt>
-  <w:p>
-    <w:pPr>
-      <w:pStyle w:val="Encabezado"/>
-    </w:pPr>
-  </w:p>
-</w:hdr>
-</file>
-
 <file path=word/numbering.xml><?xml version="1.0" encoding="utf-8"?>
-<w:numbering xmlns:wpc="http://schemas.microsoft.com/office/word/2010/wordprocessingCanvas" xmlns:cx="http://schemas.microsoft.com/office/drawing/2014/chartex" xmlns:cx1="http://schemas.microsoft.com/office/drawing/2015/9/8/chartex" xmlns:cx2="http://schemas.microsoft.com/office/drawing/2015/10/21/chartex" xmlns:cx3="http://schemas.microsoft.com/office/drawing/2016/5/9/chartex" xmlns:cx4="http://schemas.microsoft.com/office/drawing/2016/5/10/chartex" xmlns:cx5="http://schemas.microsoft.com/office/drawing/2016/5/11/chartex" xmlns:cx6="http://schemas.microsoft.com/office/drawing/2016/5/12/chartex" xmlns:cx7="http://schemas.microsoft.com/office/drawing/2016/5/13/chartex" xmlns:cx8="http://schemas.microsoft.com/office/drawing/2016/5/14/chartex" xmlns:mc="http://schemas.openxmlformats.org/markup-compatibility/2006" xmlns:aink="http://schemas.microsoft.com/office/drawing/2016/ink" xmlns:am3d="http://schemas.microsoft.com/office/drawing/2017/model3d" xmlns:o="urn:schemas-microsoft-com:office:office" xmlns:oel="http://schemas.microsoft.com/office/2019/extlst" xmlns:r="http://schemas.openxmlformats.org/officeDocument/2006/relationships" xmlns:m="http://schemas.openxmlformats.org/officeDocument/2006/math" xmlns:v="urn:schemas-microsoft-com:vml" xmlns:wp14="http://schemas.microsoft.com/office/word/2010/wordprocessingDrawing" xmlns:wp="http://schemas.openxmlformats.org/drawingml/2006/wordprocessingDrawing" xmlns:w10="urn:schemas-microsoft-com:office:word" xmlns:w="http://schemas.openxmlformats.org/wordprocessingml/2006/main" xmlns:w14="http://schemas.microsoft.com/office/word/2010/wordml" xmlns:w15="http://schemas.microsoft.com/office/word/2012/wordml" xmlns:w16cex="http://schemas.microsoft.com/office/word/2018/wordml/cex" xmlns:w16cid="http://schemas.microsoft.com/office/word/2016/wordml/cid" xmlns:w16="http://schemas.microsoft.com/office/word/2018/wordml" xmlns:w16du="http://schemas.microsoft.com/office/word/2023/wordml/word16du" xmlns:w16sdtdh="http://schemas.microsoft.com/office/word/2020/wordml/sdtdatahash" xmlns:w16sdtfl="http://schemas.microsoft.com/office/word/2024/wordml/sdtformatlock" xmlns:w16se="http://schemas.microsoft.com/office/word/2015/wordml/symex" xmlns:wpg="http://schemas.microsoft.com/office/word/2010/wordprocessingGroup" xmlns:wpi="http://schemas.microsoft.com/office/word/2010/wordprocessingInk" xmlns:wne="http://schemas.microsoft.com/office/word/2006/wordml" xmlns:wps="http://schemas.microsoft.com/office/word/2010/wordprocessingShape" mc:Ignorable="w14 w15 w16se w16cid w16 w16cex w16sdtdh w16sdtfl w16du wp14">
+<w:numbering xmlns:wpc="http://schemas.microsoft.com/office/word/2010/wordprocessingCanvas" xmlns:cx="http://schemas.microsoft.com/office/drawing/2014/chartex" xmlns:cx1="http://schemas.microsoft.com/office/drawing/2015/9/8/chartex" xmlns:cx2="http://schemas.microsoft.com/office/drawing/2015/10/21/chartex" xmlns:cx3="http://schemas.microsoft.com/office/drawing/2016/5/9/chartex" xmlns:cx4="http://schemas.microsoft.com/office/drawing/2016/5/10/chartex" xmlns:cx5="http://schemas.microsoft.com/office/drawing/2016/5/11/chartex" xmlns:cx6="http://schemas.microsoft.com/office/drawing/2016/5/12/chartex" xmlns:cx7="http://schemas.microsoft.com/office/drawing/2016/5/13/chartex" xmlns:cx8="http://schemas.microsoft.com/office/drawing/2016/5/14/chartex" xmlns:mc="http://schemas.openxmlformats.org/markup-compatibility/2006" xmlns:aink="http://schemas.microsoft.com/office/drawing/2016/ink" xmlns:am3d="http://schemas.microsoft.com/office/drawing/2017/model3d" xmlns:o="urn:schemas-microsoft-com:office:office" xmlns:r="http://schemas.openxmlformats.org/officeDocument/2006/relationships" xmlns:m="http://schemas.openxmlformats.org/officeDocument/2006/math" xmlns:v="urn:schemas-microsoft-com:vml" xmlns:wp14="http://schemas.microsoft.com/office/word/2010/wordprocessingDrawing" xmlns:wp="http://schemas.openxmlformats.org/drawingml/2006/wordprocessingDrawing" xmlns:w10="urn:schemas-microsoft-com:office:word" xmlns:w="http://schemas.openxmlformats.org/wordprocessingml/2006/main" xmlns:w14="http://schemas.microsoft.com/office/word/2010/wordml" xmlns:w15="http://schemas.microsoft.com/office/word/2012/wordml" xmlns:w16cex="http://schemas.microsoft.com/office/word/2018/wordml/cex" xmlns:w16cid="http://schemas.microsoft.com/office/word/2016/wordml/cid" xmlns:w16="http://schemas.microsoft.com/office/word/2018/wordml" xmlns:w16sdtdh="http://schemas.microsoft.com/office/word/2020/wordml/sdtdatahash" xmlns:w16se="http://schemas.microsoft.com/office/word/2015/wordml/symex" xmlns:wpg="http://schemas.microsoft.com/office/word/2010/wordprocessingGroup" xmlns:wpi="http://schemas.microsoft.com/office/word/2010/wordprocessingInk" xmlns:wne="http://schemas.microsoft.com/office/word/2006/wordml" xmlns:wps="http://schemas.microsoft.com/office/word/2010/wordprocessingShape" mc:Ignorable="w14 w15 w16se w16cid w16 w16cex w16sdtdh wp14">
   <w:abstractNum w:abstractNumId="0" w15:restartNumberingAfterBreak="0">
     <w:nsid w:val="26F23BF2"/>
     <w:multiLevelType w:val="hybridMultilevel"/>
@@ -13384,7 +10007,7 @@
   <w:abstractNum w:abstractNumId="4" w15:restartNumberingAfterBreak="0">
     <w:nsid w:val="7BA37A9D"/>
     <w:multiLevelType w:val="hybridMultilevel"/>
-    <w:tmpl w:val="FB20B38C"/>
+    <w:tmpl w:val="7408B9A0"/>
     <w:lvl w:ilvl="0" w:tplc="580A0001">
       <w:start w:val="1"/>
       <w:numFmt w:val="bullet"/>
@@ -13494,26 +10117,26 @@
       </w:rPr>
     </w:lvl>
   </w:abstractNum>
-  <w:num w:numId="1" w16cid:durableId="2027899521">
+  <w:num w:numId="1">
     <w:abstractNumId w:val="3"/>
   </w:num>
-  <w:num w:numId="2" w16cid:durableId="2076050292">
+  <w:num w:numId="2">
     <w:abstractNumId w:val="0"/>
   </w:num>
-  <w:num w:numId="3" w16cid:durableId="1644655961">
+  <w:num w:numId="3">
     <w:abstractNumId w:val="1"/>
   </w:num>
-  <w:num w:numId="4" w16cid:durableId="967123844">
+  <w:num w:numId="4">
     <w:abstractNumId w:val="2"/>
   </w:num>
-  <w:num w:numId="5" w16cid:durableId="783816508">
+  <w:num w:numId="5">
     <w:abstractNumId w:val="4"/>
   </w:num>
 </w:numbering>
 </file>
 
 <file path=word/styles.xml><?xml version="1.0" encoding="utf-8"?>
-<w:styles xmlns:mc="http://schemas.openxmlformats.org/markup-compatibility/2006" xmlns:r="http://schemas.openxmlformats.org/officeDocument/2006/relationships" xmlns:w="http://schemas.openxmlformats.org/wordprocessingml/2006/main" xmlns:w14="http://schemas.microsoft.com/office/word/2010/wordml" xmlns:w15="http://schemas.microsoft.com/office/word/2012/wordml" xmlns:w16cex="http://schemas.microsoft.com/office/word/2018/wordml/cex" xmlns:w16cid="http://schemas.microsoft.com/office/word/2016/wordml/cid" xmlns:w16="http://schemas.microsoft.com/office/word/2018/wordml" xmlns:w16du="http://schemas.microsoft.com/office/word/2023/wordml/word16du" xmlns:w16sdtdh="http://schemas.microsoft.com/office/word/2020/wordml/sdtdatahash" xmlns:w16sdtfl="http://schemas.microsoft.com/office/word/2024/wordml/sdtformatlock" xmlns:w16se="http://schemas.microsoft.com/office/word/2015/wordml/symex" mc:Ignorable="w14 w15 w16se w16cid w16 w16cex w16sdtdh w16sdtfl w16du">
+<w:styles xmlns:mc="http://schemas.openxmlformats.org/markup-compatibility/2006" xmlns:r="http://schemas.openxmlformats.org/officeDocument/2006/relationships" xmlns:w="http://schemas.openxmlformats.org/wordprocessingml/2006/main" xmlns:w14="http://schemas.microsoft.com/office/word/2010/wordml" xmlns:w15="http://schemas.microsoft.com/office/word/2012/wordml" xmlns:w16cex="http://schemas.microsoft.com/office/word/2018/wordml/cex" xmlns:w16cid="http://schemas.microsoft.com/office/word/2016/wordml/cid" xmlns:w16="http://schemas.microsoft.com/office/word/2018/wordml" xmlns:w16sdtdh="http://schemas.microsoft.com/office/word/2020/wordml/sdtdatahash" xmlns:w16se="http://schemas.microsoft.com/office/word/2015/wordml/symex" mc:Ignorable="w14 w15 w16se w16cid w16 w16cex w16sdtdh">
   <w:docDefaults>
     <w:rPrDefault>
       <w:rPr>
@@ -13941,6 +10564,7 @@
     <w:next w:val="Normal"/>
     <w:link w:val="Ttulo2Car"/>
     <w:uiPriority w:val="9"/>
+    <w:semiHidden/>
     <w:unhideWhenUsed/>
     <w:qFormat/>
     <w:rsid w:val="00710076"/>
@@ -14157,6 +10781,7 @@
     <w:basedOn w:val="Fuentedeprrafopredeter"/>
     <w:link w:val="Ttulo2"/>
     <w:uiPriority w:val="9"/>
+    <w:semiHidden/>
     <w:rsid w:val="00710076"/>
     <w:rPr>
       <w:rFonts w:asciiTheme="majorHAnsi" w:eastAsiaTheme="majorEastAsia" w:hAnsiTheme="majorHAnsi" w:cstheme="majorBidi"/>
@@ -14426,144 +11051,6 @@
       <w:smallCaps/>
       <w:color w:val="0F4761" w:themeColor="accent1" w:themeShade="BF"/>
       <w:spacing w:val="5"/>
-    </w:rPr>
-  </w:style>
-  <w:style w:type="character" w:styleId="Ttulodellibro">
-    <w:name w:val="Book Title"/>
-    <w:basedOn w:val="Fuentedeprrafopredeter"/>
-    <w:uiPriority w:val="33"/>
-    <w:qFormat/>
-    <w:rsid w:val="00D35242"/>
-    <w:rPr>
-      <w:b/>
-      <w:bCs/>
-      <w:i/>
-      <w:iCs/>
-      <w:spacing w:val="5"/>
-    </w:rPr>
-  </w:style>
-  <w:style w:type="paragraph" w:styleId="Encabezado">
-    <w:name w:val="header"/>
-    <w:basedOn w:val="Normal"/>
-    <w:link w:val="EncabezadoCar"/>
-    <w:uiPriority w:val="99"/>
-    <w:unhideWhenUsed/>
-    <w:rsid w:val="00D35242"/>
-    <w:pPr>
-      <w:tabs>
-        <w:tab w:val="center" w:pos="4252"/>
-        <w:tab w:val="right" w:pos="8504"/>
-      </w:tabs>
-      <w:spacing w:after="0" w:line="240" w:lineRule="auto"/>
-    </w:pPr>
-  </w:style>
-  <w:style w:type="character" w:customStyle="1" w:styleId="EncabezadoCar">
-    <w:name w:val="Encabezado Car"/>
-    <w:basedOn w:val="Fuentedeprrafopredeter"/>
-    <w:link w:val="Encabezado"/>
-    <w:uiPriority w:val="99"/>
-    <w:rsid w:val="00D35242"/>
-  </w:style>
-  <w:style w:type="paragraph" w:styleId="Piedepgina">
-    <w:name w:val="footer"/>
-    <w:basedOn w:val="Normal"/>
-    <w:link w:val="PiedepginaCar"/>
-    <w:uiPriority w:val="99"/>
-    <w:unhideWhenUsed/>
-    <w:rsid w:val="00D35242"/>
-    <w:pPr>
-      <w:tabs>
-        <w:tab w:val="center" w:pos="4252"/>
-        <w:tab w:val="right" w:pos="8504"/>
-      </w:tabs>
-      <w:spacing w:after="0" w:line="240" w:lineRule="auto"/>
-    </w:pPr>
-  </w:style>
-  <w:style w:type="character" w:customStyle="1" w:styleId="PiedepginaCar">
-    <w:name w:val="Pie de página Car"/>
-    <w:basedOn w:val="Fuentedeprrafopredeter"/>
-    <w:link w:val="Piedepgina"/>
-    <w:uiPriority w:val="99"/>
-    <w:rsid w:val="00D35242"/>
-  </w:style>
-  <w:style w:type="paragraph" w:styleId="TtuloTDC">
-    <w:name w:val="TOC Heading"/>
-    <w:basedOn w:val="Ttulo1"/>
-    <w:next w:val="Normal"/>
-    <w:uiPriority w:val="39"/>
-    <w:unhideWhenUsed/>
-    <w:qFormat/>
-    <w:rsid w:val="00D35242"/>
-    <w:pPr>
-      <w:spacing w:before="240" w:after="0" w:line="259" w:lineRule="auto"/>
-      <w:outlineLvl w:val="9"/>
-    </w:pPr>
-    <w:rPr>
-      <w:kern w:val="0"/>
-      <w:sz w:val="32"/>
-      <w:szCs w:val="32"/>
-      <w:lang w:eastAsia="es-419"/>
-      <w14:ligatures w14:val="none"/>
-    </w:rPr>
-  </w:style>
-  <w:style w:type="paragraph" w:styleId="TDC2">
-    <w:name w:val="toc 2"/>
-    <w:basedOn w:val="Normal"/>
-    <w:next w:val="Normal"/>
-    <w:autoRedefine/>
-    <w:uiPriority w:val="39"/>
-    <w:unhideWhenUsed/>
-    <w:rsid w:val="00D35242"/>
-    <w:pPr>
-      <w:spacing w:after="100"/>
-      <w:ind w:left="240"/>
-    </w:pPr>
-  </w:style>
-  <w:style w:type="character" w:styleId="Hipervnculo">
-    <w:name w:val="Hyperlink"/>
-    <w:basedOn w:val="Fuentedeprrafopredeter"/>
-    <w:uiPriority w:val="99"/>
-    <w:unhideWhenUsed/>
-    <w:rsid w:val="00D35242"/>
-    <w:rPr>
-      <w:color w:val="467886" w:themeColor="hyperlink"/>
-      <w:u w:val="single"/>
-    </w:rPr>
-  </w:style>
-  <w:style w:type="paragraph" w:styleId="Descripcin">
-    <w:name w:val="caption"/>
-    <w:basedOn w:val="Normal"/>
-    <w:next w:val="Normal"/>
-    <w:uiPriority w:val="35"/>
-    <w:unhideWhenUsed/>
-    <w:qFormat/>
-    <w:rsid w:val="00926230"/>
-    <w:pPr>
-      <w:spacing w:after="200" w:line="240" w:lineRule="auto"/>
-    </w:pPr>
-    <w:rPr>
-      <w:i/>
-      <w:iCs/>
-      <w:color w:val="0E2841" w:themeColor="text2"/>
-      <w:sz w:val="18"/>
-      <w:szCs w:val="18"/>
-    </w:rPr>
-  </w:style>
-  <w:style w:type="paragraph" w:styleId="Tabladeilustraciones">
-    <w:name w:val="table of figures"/>
-    <w:basedOn w:val="Normal"/>
-    <w:next w:val="Normal"/>
-    <w:uiPriority w:val="99"/>
-    <w:unhideWhenUsed/>
-    <w:rsid w:val="00926230"/>
-    <w:pPr>
-      <w:spacing w:after="0"/>
-      <w:ind w:left="480" w:hanging="480"/>
-    </w:pPr>
-    <w:rPr>
-      <w:smallCaps/>
-      <w:sz w:val="20"/>
-      <w:szCs w:val="20"/>
     </w:rPr>
   </w:style>
 </w:styles>
